--- a/Project 3/Project3.docx
+++ b/Project 3/Project3.docx
@@ -97,6 +97,7 @@
                                     <w:calendar w:val="gregorian"/>
                                   </w:date>
                                 </w:sdtPr>
+                                <w:sdtEndPr/>
                                 <w:sdtContent>
                                   <w:p>
                                     <w:pPr>
@@ -204,6 +205,7 @@
                               <w:calendar w:val="gregorian"/>
                             </w:date>
                           </w:sdtPr>
+                          <w:sdtEndPr/>
                           <w:sdtContent>
                             <w:p>
                               <w:pPr>
@@ -355,6 +357,7 @@
                                   <w:dataBinding w:prefixMappings="xmlns:ns0='http://purl.org/dc/elements/1.1/' xmlns:ns1='http://schemas.openxmlformats.org/package/2006/metadata/core-properties' " w:xpath="/ns1:coreProperties[1]/ns0:subject[1]" w:storeItemID="{6C3C8BC8-F283-45AE-878A-BAB7291924A1}"/>
                                   <w:text/>
                                 </w:sdtPr>
+                                <w:sdtEndPr/>
                                 <w:sdtContent>
                                   <w:p>
                                     <w:pPr>
@@ -429,6 +432,7 @@
                             <w:dataBinding w:prefixMappings="xmlns:ns0='http://purl.org/dc/elements/1.1/' xmlns:ns1='http://schemas.openxmlformats.org/package/2006/metadata/core-properties' " w:xpath="/ns1:coreProperties[1]/ns0:subject[1]" w:storeItemID="{6C3C8BC8-F283-45AE-878A-BAB7291924A1}"/>
                             <w:text/>
                           </w:sdtPr>
+                          <w:sdtEndPr/>
                           <w:sdtContent>
                             <w:p>
                               <w:pPr>
@@ -642,6 +646,7 @@
                                       <w:dataBinding w:prefixMappings="xmlns:ns0='http://purl.org/dc/elements/1.1/' xmlns:ns1='http://schemas.openxmlformats.org/package/2006/metadata/core-properties' " w:xpath="/ns1:coreProperties[1]/ns0:title[1]" w:storeItemID="{6C3C8BC8-F283-45AE-878A-BAB7291924A1}"/>
                                       <w:text/>
                                     </w:sdtPr>
+                                    <w:sdtEndPr/>
                                     <w:sdtContent>
                                       <w:r>
                                         <w:rPr>
@@ -860,6 +865,7 @@
                                 <w:dataBinding w:prefixMappings="xmlns:ns0='http://purl.org/dc/elements/1.1/' xmlns:ns1='http://schemas.openxmlformats.org/package/2006/metadata/core-properties' " w:xpath="/ns1:coreProperties[1]/ns0:title[1]" w:storeItemID="{6C3C8BC8-F283-45AE-878A-BAB7291924A1}"/>
                                 <w:text/>
                               </w:sdtPr>
+                              <w:sdtEndPr/>
                               <w:sdtContent>
                                 <w:r>
                                   <w:rPr>
@@ -1564,15 +1570,7 @@
       </w:r>
       <w:proofErr w:type="spellEnd"/>
       <w:r>
-        <w:t>α</w:t>
-      </w:r>
-      <w:proofErr w:type="spellStart"/>
-      <w:r>
-        <w:t>κών</w:t>
-      </w:r>
-      <w:proofErr w:type="spellEnd"/>
-      <w:r>
-        <w:t xml:space="preserve"> </w:t>
+        <w:t xml:space="preserve">ακών </w:t>
       </w:r>
       <w:proofErr w:type="spellStart"/>
       <w:r>
@@ -1741,7 +1739,7 @@
         <w:rPr>
           <w:lang w:val="el-GR"/>
         </w:rPr>
-        <w:t xml:space="preserve">Μέσω της χρήσης του </w:t>
+        <w:t>Υλοποιήθηκαν επιτυχώς όλα τα ζητούμενα και των δύο ασκήσεων (</w:t>
       </w:r>
       <w:r>
         <w:rPr>
@@ -1754,19 +1752,6 @@
         <w:rPr>
           <w:lang w:val="el-GR"/>
         </w:rPr>
-        <w:t>, επιτεύχθηκε η βελτιστοποίηση του χρόνου εκτέλεσης εκμεταλλευόμενοι τους πολλαπλούς πυρήνες του επεξεργαστή, διατηρώντας ταυτόχρονα την ορθότητα των υπολογισμών και την ασφάλεια των νημάτων (</w:t>
-      </w:r>
-      <w:r>
-        <w:rPr>
-          <w:b/>
-          <w:bCs/>
-        </w:rPr>
-        <w:t>thread</w:t>
-      </w:r>
-      <w:r>
-        <w:rPr>
-          <w:lang w:val="el-GR"/>
-        </w:rPr>
         <w:t xml:space="preserve"> </w:t>
       </w:r>
       <w:r>
@@ -1774,14 +1759,64 @@
           <w:b/>
           <w:bCs/>
         </w:rPr>
-        <w:t>safety</w:t>
-      </w:r>
-      <w:r>
-        <w:rPr>
-          <w:lang w:val="el-GR"/>
-        </w:rPr>
-        <w:t>), ιδιαίτερα στη διαχείριση τυχαίων αριθμών.</w:t>
-      </w:r>
+        <w:t>Monte</w:t>
+      </w:r>
+      <w:r>
+        <w:rPr>
+          <w:b/>
+          <w:bCs/>
+          <w:lang w:val="el-GR"/>
+        </w:rPr>
+        <w:t xml:space="preserve"> </w:t>
+      </w:r>
+      <w:r>
+        <w:rPr>
+          <w:b/>
+          <w:bCs/>
+        </w:rPr>
+        <w:t>Carlo</w:t>
+      </w:r>
+      <w:r>
+        <w:rPr>
+          <w:lang w:val="el-GR"/>
+        </w:rPr>
+        <w:t xml:space="preserve"> και </w:t>
+      </w:r>
+      <w:r>
+        <w:rPr>
+          <w:b/>
+          <w:bCs/>
+        </w:rPr>
+        <w:t>Random</w:t>
+      </w:r>
+      <w:r>
+        <w:rPr>
+          <w:b/>
+          <w:bCs/>
+          <w:lang w:val="el-GR"/>
+        </w:rPr>
+        <w:t xml:space="preserve"> </w:t>
+      </w:r>
+      <w:r>
+        <w:rPr>
+          <w:b/>
+          <w:bCs/>
+        </w:rPr>
+        <w:t>Search</w:t>
+      </w:r>
+      <w:r>
+        <w:rPr>
+          <w:lang w:val="el-GR"/>
+        </w:rPr>
+        <w:t>) και τα προγράμματα εκτελούνται σωστά παράγοντας τα αναμενόμενα αποτελέσματα.</w:t>
+      </w:r>
+    </w:p>
+    <w:p>
+      <w:pPr>
+        <w:rPr>
+          <w:lang w:val="el-GR"/>
+        </w:rPr>
+      </w:pPr>
     </w:p>
     <w:p>
       <w:pPr>
@@ -1973,11 +2008,6 @@
       </w:r>
     </w:p>
     <w:p>
-      <w:pPr>
-        <w:rPr>
-          <w:lang w:val="el-GR"/>
-        </w:rPr>
-      </w:pPr>
       <w:r>
         <w:rPr>
           <w:lang w:val="el-GR"/>
@@ -2037,6 +2067,7 @@
         <w:t>Ο σχεδιασμός αναλύεται σε δύο επίπεδα:</w:t>
       </w:r>
     </w:p>
+    <w:p/>
     <w:p>
       <w:pPr>
         <w:pStyle w:val="ListParagraph"/>
@@ -2185,6 +2216,14 @@
     </w:p>
     <w:p>
       <w:pPr>
+        <w:pStyle w:val="ListParagraph"/>
+        <w:rPr>
+          <w:lang w:val="el-GR"/>
+        </w:rPr>
+      </w:pPr>
+    </w:p>
+    <w:p>
+      <w:pPr>
         <w:numPr>
           <w:ilvl w:val="0"/>
           <w:numId w:val="27"/>
@@ -2243,16 +2282,7 @@
         <w:rPr>
           <w:lang w:val="el-GR"/>
         </w:rPr>
-        <w:t xml:space="preserve">Κάθε εξωτερικό νήμα που αναλαμβάνει ένα </w:t>
-      </w:r>
-      <w:r>
-        <w:t>task</w:t>
-      </w:r>
-      <w:r>
-        <w:rPr>
-          <w:lang w:val="el-GR"/>
-        </w:rPr>
-        <w:t xml:space="preserve">, δημιουργεί </w:t>
+        <w:t xml:space="preserve">Κάθε εξωτερικό νήμα δημιουργεί </w:t>
       </w:r>
       <w:r>
         <w:t>T</w:t>
@@ -2261,7 +2291,7 @@
         <w:rPr>
           <w:lang w:val="el-GR"/>
         </w:rPr>
-        <w:t xml:space="preserve"> εσωτερικά νήματα (μέσω της συνάρτησης </w:t>
+        <w:t xml:space="preserve"> εσωτερικά νήματα (μέσω της </w:t>
       </w:r>
       <w:r>
         <w:rPr>
@@ -2304,25 +2334,7 @@
         <w:rPr>
           <w:lang w:val="el-GR"/>
         </w:rPr>
-        <w:t xml:space="preserve">). Τα νήματα αυτά συνεργάζονται για τον υπολογισμό του αθροίσματος </w:t>
-      </w:r>
-      <w:r>
-        <w:t>Monte</w:t>
-      </w:r>
-      <w:r>
-        <w:rPr>
-          <w:lang w:val="el-GR"/>
-        </w:rPr>
-        <w:t xml:space="preserve"> </w:t>
-      </w:r>
-      <w:r>
-        <w:t>Carlo</w:t>
-      </w:r>
-      <w:r>
-        <w:rPr>
-          <w:lang w:val="el-GR"/>
-        </w:rPr>
-        <w:t xml:space="preserve">, διαμοιράζοντας τον βρόχο επαναλήψεων. Χρησιμοποιήθηκε η ρήτρα </w:t>
+        <w:t xml:space="preserve">). Χρησιμοποιήθηκε η ρήτρα </w:t>
       </w:r>
       <w:r>
         <w:rPr>
@@ -2373,17 +2385,16 @@
         <w:rPr>
           <w:lang w:val="el-GR"/>
         </w:rPr>
-        <w:t xml:space="preserve"> για την ασφαλή και αποδοτική άθροιση των μερικών αποτελεσμάτων κάθε νήματος στο τελικό αποτέλεσμα, χωρίς την ανάγκη χρήσης κλειδωμάτων (</w:t>
-      </w:r>
-      <w:r>
-        <w:t>locks</w:t>
-      </w:r>
-      <w:r>
-        <w:rPr>
-          <w:lang w:val="el-GR"/>
-        </w:rPr>
-        <w:t>) εντός του βρόχου.</w:t>
-      </w:r>
+        <w:t xml:space="preserve"> για την ασφαλή και αποδοτική άθροιση των μερικών αποτελεσμάτων χωρίς την ανάγκη χρήσης κλειδωμάτων.</w:t>
+      </w:r>
+    </w:p>
+    <w:p>
+      <w:pPr>
+        <w:ind w:left="720"/>
+        <w:rPr>
+          <w:lang w:val="el-GR"/>
+        </w:rPr>
+      </w:pPr>
     </w:p>
     <w:p>
       <w:pPr>
@@ -2428,7 +2439,7 @@
         <w:rPr>
           <w:lang w:val="el-GR"/>
         </w:rPr>
-        <w:t>Προκειμένου να διασφαλιστεί η ανεξαρτησία των δειγμάτων σε πολυνηματικό περιβάλλον (</w:t>
+        <w:t>Προκειμένου να διασφαλιστεί η ανεξαρτησία των δειγμάτων (</w:t>
       </w:r>
       <w:r>
         <w:rPr>
@@ -2456,19 +2467,7 @@
         <w:rPr>
           <w:lang w:val="el-GR"/>
         </w:rPr>
-        <w:t>) και να αποφευχθούν φαινόμενα</w:t>
-      </w:r>
-      <w:r>
-        <w:rPr>
-          <w:lang w:val="el-GR"/>
-        </w:rPr>
-        <w:t xml:space="preserve"> </w:t>
-      </w:r>
-      <w:r>
-        <w:rPr>
-          <w:lang w:val="el-GR"/>
-        </w:rPr>
-        <w:t xml:space="preserve">ανταγωνισμού σε κοινόχρηστη μνήμη, η σειριακή συνάρτηση </w:t>
+        <w:t xml:space="preserve">), η συνάρτηση </w:t>
       </w:r>
       <w:proofErr w:type="spellStart"/>
       <w:r>
@@ -2514,7 +2513,13 @@
         <w:rPr>
           <w:lang w:val="el-GR"/>
         </w:rPr>
-        <w:t xml:space="preserve">. Κάθε νήμα διατηρεί το δικό του τοπικό </w:t>
+        <w:t xml:space="preserve">. </w:t>
+      </w:r>
+      <w:r>
+        <w:rPr>
+          <w:lang w:val="el-GR"/>
+        </w:rPr>
+        <w:t xml:space="preserve">Κάθε νήμα διατηρεί το δικό του τοπικό </w:t>
       </w:r>
       <w:r>
         <w:t>buffer</w:t>
@@ -2642,6 +2647,13 @@
     <w:p>
       <w:pPr>
         <w:rPr>
+          <w:lang w:val="el-GR"/>
+        </w:rPr>
+      </w:pPr>
+    </w:p>
+    <w:p>
+      <w:pPr>
+        <w:rPr>
           <w:b/>
           <w:bCs/>
           <w:lang w:val="el-GR"/>
@@ -2688,23 +2700,18 @@
       </w:r>
     </w:p>
     <w:p>
-      <w:pPr>
-        <w:rPr>
-          <w:lang w:val="el-GR"/>
-        </w:rPr>
-      </w:pPr>
-      <w:r>
-        <w:rPr>
-          <w:lang w:val="el-GR"/>
-        </w:rPr>
-        <w:t>Στη δεύτερη άσκηση, στόχος ήταν η επιτάχυνση της διαδικασίας αναζήτησης υπερπαραμέτρων (</w:t>
-      </w:r>
-      <w:r>
-        <w:rPr>
-          <w:b/>
-          <w:bCs/>
-        </w:rPr>
-        <w:t>Hyperparameter</w:t>
+      <w:r>
+        <w:rPr>
+          <w:lang w:val="el-GR"/>
+        </w:rPr>
+        <w:t xml:space="preserve">Στόχος ήταν η επιτάχυνση της αναζήτησης υπερπαραμέτρων για τον αλγόριθμο </w:t>
+      </w:r>
+      <w:r>
+        <w:rPr>
+          <w:b/>
+          <w:bCs/>
+        </w:rPr>
+        <w:t>Logistic</w:t>
       </w:r>
       <w:r>
         <w:rPr>
@@ -2719,907 +2726,16 @@
           <w:b/>
           <w:bCs/>
         </w:rPr>
-        <w:t>Tuning</w:t>
-      </w:r>
-      <w:r>
-        <w:rPr>
-          <w:lang w:val="el-GR"/>
-        </w:rPr>
-        <w:t xml:space="preserve">) για τον αλγόριθμο </w:t>
-      </w:r>
-      <w:r>
-        <w:rPr>
-          <w:b/>
-          <w:bCs/>
-        </w:rPr>
-        <w:t>Logistic</w:t>
-      </w:r>
-      <w:r>
-        <w:rPr>
-          <w:b/>
-          <w:bCs/>
-          <w:lang w:val="el-GR"/>
-        </w:rPr>
-        <w:t xml:space="preserve"> </w:t>
-      </w:r>
-      <w:r>
-        <w:rPr>
-          <w:b/>
-          <w:bCs/>
-        </w:rPr>
         <w:t>Regression</w:t>
       </w:r>
       <w:r>
         <w:rPr>
           <w:lang w:val="el-GR"/>
         </w:rPr>
-        <w:t>. Ο παραλληλισμός εφαρμόστηκε σ</w:t>
-      </w:r>
-      <w:r>
-        <w:rPr>
-          <w:lang w:val="el-GR"/>
-        </w:rPr>
-        <w:t>τα εξής διακριτά στάδια:</w:t>
+        <w:t>. Ο παραλληλισμός εφαρμόστηκε στα εξής στάδια:</w:t>
       </w:r>
     </w:p>
-    <w:p>
-      <w:pPr>
-        <w:numPr>
-          <w:ilvl w:val="0"/>
-          <w:numId w:val="28"/>
-        </w:numPr>
-        <w:rPr>
-          <w:lang w:val="el-GR"/>
-        </w:rPr>
-      </w:pPr>
-      <w:r>
-        <w:rPr>
-          <w:b/>
-          <w:bCs/>
-          <w:lang w:val="el-GR"/>
-        </w:rPr>
-        <w:t>Παραγωγή Δεδομένων:</w:t>
-      </w:r>
-      <w:r>
-        <w:rPr>
-          <w:lang w:val="el-GR"/>
-        </w:rPr>
-        <w:t xml:space="preserve"> </w:t>
-      </w:r>
-      <w:r>
-        <w:rPr>
-          <w:lang w:val="el-GR"/>
-        </w:rPr>
-        <w:t xml:space="preserve">Η συνάρτηση </w:t>
-      </w:r>
-      <w:r>
-        <w:rPr>
-          <w:b/>
-          <w:bCs/>
-        </w:rPr>
-        <w:t>generate</w:t>
-      </w:r>
-      <w:r>
-        <w:rPr>
-          <w:b/>
-          <w:bCs/>
-          <w:lang w:val="el-GR"/>
-        </w:rPr>
-        <w:t>_</w:t>
-      </w:r>
-      <w:r>
-        <w:rPr>
-          <w:b/>
-          <w:bCs/>
-        </w:rPr>
-        <w:t>data</w:t>
-      </w:r>
-      <w:r>
-        <w:rPr>
-          <w:lang w:val="el-GR"/>
-        </w:rPr>
-        <w:t xml:space="preserve"> παραλληλοποιήθηκε ώστε τα νήματα να παράγουν ταυτόχρονα διαφορετικά τμήματα του συνόλου δεδομένων. Κάθε νήμα χρησιμοποιεί τη δική του γεννήτρια τυχαίων αριθμών (</w:t>
-      </w:r>
-      <w:proofErr w:type="spellStart"/>
-      <w:r>
-        <w:rPr>
-          <w:b/>
-          <w:bCs/>
-        </w:rPr>
-        <w:t>randn</w:t>
-      </w:r>
-      <w:proofErr w:type="spellEnd"/>
-      <w:r>
-        <w:rPr>
-          <w:b/>
-          <w:bCs/>
-          <w:lang w:val="el-GR"/>
-        </w:rPr>
-        <w:t>_</w:t>
-      </w:r>
-      <w:r>
-        <w:rPr>
-          <w:b/>
-          <w:bCs/>
-        </w:rPr>
-        <w:t>r</w:t>
-      </w:r>
-      <w:r>
-        <w:rPr>
-          <w:lang w:val="el-GR"/>
-        </w:rPr>
-        <w:t xml:space="preserve"> με </w:t>
-      </w:r>
-      <w:proofErr w:type="spellStart"/>
-      <w:r>
-        <w:rPr>
-          <w:b/>
-          <w:bCs/>
-        </w:rPr>
-        <w:t>erand</w:t>
-      </w:r>
-      <w:proofErr w:type="spellEnd"/>
-      <w:r>
-        <w:rPr>
-          <w:b/>
-          <w:bCs/>
-          <w:lang w:val="el-GR"/>
-        </w:rPr>
-        <w:t>48</w:t>
-      </w:r>
-      <w:r>
-        <w:rPr>
-          <w:lang w:val="el-GR"/>
-        </w:rPr>
-        <w:t xml:space="preserve">), εξασφαλίζοντας ότι η παραγωγή δεδομένων είναι γρήγορη και </w:t>
-      </w:r>
-      <w:r>
-        <w:rPr>
-          <w:b/>
-          <w:bCs/>
-        </w:rPr>
-        <w:t>thread</w:t>
-      </w:r>
-      <w:r>
-        <w:rPr>
-          <w:b/>
-          <w:bCs/>
-          <w:lang w:val="el-GR"/>
-        </w:rPr>
-        <w:t>-</w:t>
-      </w:r>
-      <w:r>
-        <w:rPr>
-          <w:b/>
-          <w:bCs/>
-        </w:rPr>
-        <w:t>safe</w:t>
-      </w:r>
-      <w:r>
-        <w:rPr>
-          <w:lang w:val="el-GR"/>
-        </w:rPr>
-        <w:t>.</w:t>
-      </w:r>
-    </w:p>
-    <w:p>
-      <w:pPr>
-        <w:numPr>
-          <w:ilvl w:val="0"/>
-          <w:numId w:val="28"/>
-        </w:numPr>
-        <w:rPr>
-          <w:lang w:val="el-GR"/>
-        </w:rPr>
-      </w:pPr>
-      <w:r>
-        <w:rPr>
-          <w:b/>
-          <w:bCs/>
-          <w:lang w:val="el-GR"/>
-        </w:rPr>
-        <w:t>Κανονικοποίηση</w:t>
-      </w:r>
-      <w:r>
-        <w:rPr>
-          <w:b/>
-          <w:bCs/>
-          <w:lang w:val="el-GR"/>
-        </w:rPr>
-        <w:t xml:space="preserve">: </w:t>
-      </w:r>
-      <w:r>
-        <w:rPr>
-          <w:lang w:val="el-GR"/>
-        </w:rPr>
-        <w:t xml:space="preserve">Στις συναρτήσεις </w:t>
-      </w:r>
-      <w:r>
-        <w:rPr>
-          <w:b/>
-          <w:bCs/>
-        </w:rPr>
-        <w:t>compute</w:t>
-      </w:r>
-      <w:r>
-        <w:rPr>
-          <w:b/>
-          <w:bCs/>
-          <w:lang w:val="el-GR"/>
-        </w:rPr>
-        <w:t>_</w:t>
-      </w:r>
-      <w:r>
-        <w:rPr>
-          <w:b/>
-          <w:bCs/>
-        </w:rPr>
-        <w:t>mean</w:t>
-      </w:r>
-      <w:r>
-        <w:rPr>
-          <w:b/>
-          <w:bCs/>
-          <w:lang w:val="el-GR"/>
-        </w:rPr>
-        <w:t>_</w:t>
-      </w:r>
-      <w:r>
-        <w:rPr>
-          <w:b/>
-          <w:bCs/>
-        </w:rPr>
-        <w:t>st</w:t>
-      </w:r>
-      <w:r>
-        <w:t>d</w:t>
-      </w:r>
-      <w:r>
-        <w:rPr>
-          <w:lang w:val="el-GR"/>
-        </w:rPr>
-        <w:t xml:space="preserve"> και </w:t>
-      </w:r>
-      <w:r>
-        <w:rPr>
-          <w:b/>
-          <w:bCs/>
-        </w:rPr>
-        <w:t>apply</w:t>
-      </w:r>
-      <w:r>
-        <w:rPr>
-          <w:b/>
-          <w:bCs/>
-          <w:lang w:val="el-GR"/>
-        </w:rPr>
-        <w:t>_</w:t>
-      </w:r>
-      <w:r>
-        <w:rPr>
-          <w:b/>
-          <w:bCs/>
-        </w:rPr>
-        <w:t>standardization</w:t>
-      </w:r>
-      <w:r>
-        <w:rPr>
-          <w:lang w:val="el-GR"/>
-        </w:rPr>
-        <w:t xml:space="preserve"> χρησιμοποιήθηκε η οδηγία </w:t>
-      </w:r>
-      <w:r>
-        <w:rPr>
-          <w:b/>
-          <w:bCs/>
-          <w:lang w:val="el-GR"/>
-        </w:rPr>
-        <w:t>#</w:t>
-      </w:r>
-      <w:r>
-        <w:rPr>
-          <w:b/>
-          <w:bCs/>
-        </w:rPr>
-        <w:t>pragma</w:t>
-      </w:r>
-      <w:r>
-        <w:rPr>
-          <w:b/>
-          <w:bCs/>
-          <w:lang w:val="el-GR"/>
-        </w:rPr>
-        <w:t xml:space="preserve"> </w:t>
-      </w:r>
-      <w:proofErr w:type="spellStart"/>
-      <w:r>
-        <w:rPr>
-          <w:b/>
-          <w:bCs/>
-        </w:rPr>
-        <w:t>omp</w:t>
-      </w:r>
-      <w:proofErr w:type="spellEnd"/>
-      <w:r>
-        <w:rPr>
-          <w:b/>
-          <w:bCs/>
-          <w:lang w:val="el-GR"/>
-        </w:rPr>
-        <w:t xml:space="preserve"> </w:t>
-      </w:r>
-      <w:r>
-        <w:rPr>
-          <w:b/>
-          <w:bCs/>
-        </w:rPr>
-        <w:t>parallel</w:t>
-      </w:r>
-      <w:r>
-        <w:rPr>
-          <w:b/>
-          <w:bCs/>
-          <w:lang w:val="el-GR"/>
-        </w:rPr>
-        <w:t xml:space="preserve"> </w:t>
-      </w:r>
-      <w:r>
-        <w:rPr>
-          <w:b/>
-          <w:bCs/>
-        </w:rPr>
-        <w:t>for</w:t>
-      </w:r>
-      <w:r>
-        <w:rPr>
-          <w:b/>
-          <w:bCs/>
-          <w:lang w:val="el-GR"/>
-        </w:rPr>
-        <w:t xml:space="preserve"> </w:t>
-      </w:r>
-      <w:r>
-        <w:rPr>
-          <w:b/>
-          <w:bCs/>
-        </w:rPr>
-        <w:t>schedule</w:t>
-      </w:r>
-      <w:r>
-        <w:rPr>
-          <w:b/>
-          <w:bCs/>
-          <w:lang w:val="el-GR"/>
-        </w:rPr>
-        <w:t>(</w:t>
-      </w:r>
-      <w:r>
-        <w:rPr>
-          <w:b/>
-          <w:bCs/>
-        </w:rPr>
-        <w:t>static</w:t>
-      </w:r>
-      <w:r>
-        <w:rPr>
-          <w:b/>
-          <w:bCs/>
-          <w:lang w:val="el-GR"/>
-        </w:rPr>
-        <w:t>)</w:t>
-      </w:r>
-      <w:r>
-        <w:rPr>
-          <w:lang w:val="el-GR"/>
-        </w:rPr>
-        <w:t xml:space="preserve">. Επειδή ο φόρτος εργασίας για τον υπολογισμό μέσης τιμής και τυπικής απόκλισης είναι σταθερός και προβλέψιμος ανά επανάληψη, η στατική χρονοδρομολόγηση επιλέχθηκε ως η βέλτιστη λύση για την ελαχιστοποίηση του </w:t>
-      </w:r>
-      <w:r>
-        <w:t>overhead</w:t>
-      </w:r>
-      <w:r>
-        <w:rPr>
-          <w:lang w:val="el-GR"/>
-        </w:rPr>
-        <w:t xml:space="preserve"> διαχείρισης των νημάτων.</w:t>
-      </w:r>
-    </w:p>
-    <w:p>
-      <w:pPr>
-        <w:numPr>
-          <w:ilvl w:val="0"/>
-          <w:numId w:val="28"/>
-        </w:numPr>
-        <w:rPr>
-          <w:lang w:val="el-GR"/>
-        </w:rPr>
-      </w:pPr>
-      <w:r>
-        <w:rPr>
-          <w:b/>
-          <w:bCs/>
-          <w:lang w:val="el-GR"/>
-        </w:rPr>
-        <w:t>Τυχαία Αναζήτηση (</w:t>
-      </w:r>
-      <w:r>
-        <w:rPr>
-          <w:b/>
-          <w:bCs/>
-        </w:rPr>
-        <w:t>Random</w:t>
-      </w:r>
-      <w:r>
-        <w:rPr>
-          <w:b/>
-          <w:bCs/>
-          <w:lang w:val="el-GR"/>
-        </w:rPr>
-        <w:t xml:space="preserve"> </w:t>
-      </w:r>
-      <w:r>
-        <w:rPr>
-          <w:b/>
-          <w:bCs/>
-        </w:rPr>
-        <w:t>Search</w:t>
-      </w:r>
-      <w:r>
-        <w:rPr>
-          <w:b/>
-          <w:bCs/>
-          <w:lang w:val="el-GR"/>
-        </w:rPr>
-        <w:t>):</w:t>
-      </w:r>
-      <w:r>
-        <w:rPr>
-          <w:lang w:val="el-GR"/>
-        </w:rPr>
-        <w:t xml:space="preserve"> </w:t>
-      </w:r>
-      <w:r>
-        <w:rPr>
-          <w:lang w:val="el-GR"/>
-        </w:rPr>
-        <w:t xml:space="preserve">Ο κύριος βρόχος των </w:t>
-      </w:r>
-      <w:r>
-        <w:rPr>
-          <w:b/>
-          <w:bCs/>
-        </w:rPr>
-        <w:t>N</w:t>
-      </w:r>
-      <w:r>
-        <w:rPr>
-          <w:b/>
-          <w:bCs/>
-          <w:lang w:val="el-GR"/>
-        </w:rPr>
-        <w:t>_</w:t>
-      </w:r>
-      <w:r>
-        <w:rPr>
-          <w:b/>
-          <w:bCs/>
-        </w:rPr>
-        <w:t>TRIALS</w:t>
-      </w:r>
-      <w:r>
-        <w:rPr>
-          <w:lang w:val="el-GR"/>
-        </w:rPr>
-        <w:t xml:space="preserve"> δοκιμών παραλληλοποιήθηκε πλήρως. Κάθε νήμα αναλαμβάνει μια δοκιμή, εκπαιδεύοντας ένα μοντέλο με διαφορετική τιμή </w:t>
-      </w:r>
-      <w:r>
-        <w:t>C</w:t>
-      </w:r>
-      <w:r>
-        <w:rPr>
-          <w:lang w:val="el-GR"/>
-        </w:rPr>
-        <w:t xml:space="preserve">. Εδώ επιλέχθηκε η </w:t>
-      </w:r>
-      <w:r>
-        <w:rPr>
-          <w:b/>
-          <w:bCs/>
-        </w:rPr>
-        <w:t>schedule</w:t>
-      </w:r>
-      <w:r>
-        <w:rPr>
-          <w:b/>
-          <w:bCs/>
-          <w:lang w:val="el-GR"/>
-        </w:rPr>
-        <w:t>(</w:t>
-      </w:r>
-      <w:r>
-        <w:rPr>
-          <w:b/>
-          <w:bCs/>
-        </w:rPr>
-        <w:t>dynamic</w:t>
-      </w:r>
-      <w:r>
-        <w:rPr>
-          <w:b/>
-          <w:bCs/>
-          <w:lang w:val="el-GR"/>
-        </w:rPr>
-        <w:t>)</w:t>
-      </w:r>
-      <w:r>
-        <w:rPr>
-          <w:lang w:val="el-GR"/>
-        </w:rPr>
-        <w:t>, καθώς ο χρόνος σύγκλισης της εκπαίδευσης (</w:t>
-      </w:r>
-      <w:r>
-        <w:rPr>
-          <w:b/>
-          <w:bCs/>
-        </w:rPr>
-        <w:t>Gradient</w:t>
-      </w:r>
-      <w:r>
-        <w:rPr>
-          <w:b/>
-          <w:bCs/>
-          <w:lang w:val="el-GR"/>
-        </w:rPr>
-        <w:t xml:space="preserve"> </w:t>
-      </w:r>
-      <w:r>
-        <w:rPr>
-          <w:b/>
-          <w:bCs/>
-        </w:rPr>
-        <w:t>Descent</w:t>
-      </w:r>
-      <w:r>
-        <w:rPr>
-          <w:lang w:val="el-GR"/>
-        </w:rPr>
-        <w:t xml:space="preserve">) μπορεί να ποικίλλει σημαντικά ανάλογα με την τιμή της παραμέτρου </w:t>
-      </w:r>
-      <w:r>
-        <w:t>C</w:t>
-      </w:r>
-      <w:r>
-        <w:rPr>
-          <w:lang w:val="el-GR"/>
-        </w:rPr>
-        <w:t>.</w:t>
-      </w:r>
-    </w:p>
-    <w:p>
-      <w:pPr>
-        <w:numPr>
-          <w:ilvl w:val="0"/>
-          <w:numId w:val="28"/>
-        </w:numPr>
-        <w:rPr>
-          <w:lang w:val="el-GR"/>
-        </w:rPr>
-      </w:pPr>
-      <w:r>
-        <w:rPr>
-          <w:b/>
-          <w:bCs/>
-          <w:lang w:val="el-GR"/>
-        </w:rPr>
-        <w:t>Κρίσιμες Περιοχές:</w:t>
-      </w:r>
-      <w:r>
-        <w:rPr>
-          <w:lang w:val="el-GR"/>
-        </w:rPr>
-        <w:t xml:space="preserve"> </w:t>
-      </w:r>
-      <w:r>
-        <w:rPr>
-          <w:lang w:val="el-GR"/>
-        </w:rPr>
-        <w:t xml:space="preserve">Η ενημέρωση των καθολικών μεταβλητών </w:t>
-      </w:r>
-      <w:r>
-        <w:rPr>
-          <w:b/>
-          <w:bCs/>
-        </w:rPr>
-        <w:t>best</w:t>
-      </w:r>
-      <w:r>
-        <w:rPr>
-          <w:b/>
-          <w:bCs/>
-          <w:lang w:val="el-GR"/>
-        </w:rPr>
-        <w:t>_</w:t>
-      </w:r>
-      <w:r>
-        <w:rPr>
-          <w:b/>
-          <w:bCs/>
-        </w:rPr>
-        <w:t>acc</w:t>
-      </w:r>
-      <w:r>
-        <w:rPr>
-          <w:lang w:val="el-GR"/>
-        </w:rPr>
-        <w:t xml:space="preserve"> και </w:t>
-      </w:r>
-      <w:r>
-        <w:rPr>
-          <w:b/>
-          <w:bCs/>
-        </w:rPr>
-        <w:t>best</w:t>
-      </w:r>
-      <w:r>
-        <w:rPr>
-          <w:b/>
-          <w:bCs/>
-          <w:lang w:val="el-GR"/>
-        </w:rPr>
-        <w:t>_</w:t>
-      </w:r>
-      <w:r>
-        <w:rPr>
-          <w:b/>
-          <w:bCs/>
-        </w:rPr>
-        <w:t>C</w:t>
-      </w:r>
-      <w:r>
-        <w:rPr>
-          <w:lang w:val="el-GR"/>
-        </w:rPr>
-        <w:t xml:space="preserve">, καθώς και η εκτύπωση των αποτελεσμάτων, προστατεύτηκαν με </w:t>
-      </w:r>
-      <w:r>
-        <w:rPr>
-          <w:b/>
-          <w:bCs/>
-          <w:lang w:val="el-GR"/>
-        </w:rPr>
-        <w:t>#</w:t>
-      </w:r>
-      <w:r>
-        <w:rPr>
-          <w:b/>
-          <w:bCs/>
-        </w:rPr>
-        <w:t>pragma</w:t>
-      </w:r>
-      <w:r>
-        <w:rPr>
-          <w:b/>
-          <w:bCs/>
-          <w:lang w:val="el-GR"/>
-        </w:rPr>
-        <w:t xml:space="preserve"> </w:t>
-      </w:r>
-      <w:proofErr w:type="spellStart"/>
-      <w:r>
-        <w:rPr>
-          <w:b/>
-          <w:bCs/>
-        </w:rPr>
-        <w:t>omp</w:t>
-      </w:r>
-      <w:proofErr w:type="spellEnd"/>
-      <w:r>
-        <w:rPr>
-          <w:b/>
-          <w:bCs/>
-          <w:lang w:val="el-GR"/>
-        </w:rPr>
-        <w:t xml:space="preserve"> </w:t>
-      </w:r>
-      <w:r>
-        <w:rPr>
-          <w:b/>
-          <w:bCs/>
-        </w:rPr>
-        <w:t>critical</w:t>
-      </w:r>
-      <w:r>
-        <w:rPr>
-          <w:lang w:val="el-GR"/>
-        </w:rPr>
-        <w:t xml:space="preserve"> για την αποφυγή συνθηκών ανταγωνισμού (</w:t>
-      </w:r>
-      <w:r>
-        <w:rPr>
-          <w:b/>
-          <w:bCs/>
-        </w:rPr>
-        <w:t>race</w:t>
-      </w:r>
-      <w:r>
-        <w:rPr>
-          <w:lang w:val="el-GR"/>
-        </w:rPr>
-        <w:t xml:space="preserve"> </w:t>
-      </w:r>
-      <w:r>
-        <w:rPr>
-          <w:b/>
-          <w:bCs/>
-        </w:rPr>
-        <w:t>conditions</w:t>
-      </w:r>
-      <w:r>
-        <w:rPr>
-          <w:lang w:val="el-GR"/>
-        </w:rPr>
-        <w:t>) και την ορθή σειρά εμφάνισης των μηνυμάτων.</w:t>
-      </w:r>
-    </w:p>
-    <w:p>
-      <w:pPr>
-        <w:rPr>
-          <w:lang w:val="el-GR"/>
-        </w:rPr>
-      </w:pPr>
-    </w:p>
-    <w:p>
-      <w:pPr>
-        <w:rPr>
-          <w:lang w:val="el-GR"/>
-        </w:rPr>
-      </w:pPr>
-    </w:p>
-    <w:p>
-      <w:pPr>
-        <w:rPr>
-          <w:lang w:val="el-GR"/>
-        </w:rPr>
-      </w:pPr>
-    </w:p>
-    <w:p>
-      <w:pPr>
-        <w:rPr>
-          <w:lang w:val="el-GR"/>
-        </w:rPr>
-      </w:pPr>
-    </w:p>
-    <w:p>
-      <w:pPr>
-        <w:rPr>
-          <w:lang w:val="el-GR"/>
-        </w:rPr>
-      </w:pPr>
-    </w:p>
-    <w:p>
-      <w:pPr>
-        <w:rPr>
-          <w:lang w:val="el-GR"/>
-        </w:rPr>
-      </w:pPr>
-    </w:p>
-    <w:p>
-      <w:pPr>
-        <w:rPr>
-          <w:lang w:val="el-GR"/>
-        </w:rPr>
-      </w:pPr>
-    </w:p>
-    <w:p>
-      <w:pPr>
-        <w:rPr>
-          <w:lang w:val="el-GR"/>
-        </w:rPr>
-      </w:pPr>
-    </w:p>
-    <w:p>
-      <w:pPr>
-        <w:rPr>
-          <w:lang w:val="el-GR"/>
-        </w:rPr>
-      </w:pPr>
-    </w:p>
-    <w:p>
-      <w:pPr>
-        <w:rPr>
-          <w:lang w:val="el-GR"/>
-        </w:rPr>
-      </w:pPr>
-    </w:p>
-    <w:p>
-      <w:pPr>
-        <w:pStyle w:val="Heading1"/>
-        <w:rPr>
-          <w:sz w:val="40"/>
-          <w:szCs w:val="40"/>
-          <w:lang w:val="el-GR"/>
-        </w:rPr>
-      </w:pPr>
-      <w:bookmarkStart w:id="5" w:name="_Hlk212125391"/>
-      <w:bookmarkStart w:id="6" w:name="_Toc214732429"/>
-      <w:r>
-        <w:rPr>
-          <w:sz w:val="40"/>
-          <w:szCs w:val="40"/>
-          <w:lang w:val="el-GR"/>
-        </w:rPr>
-        <w:lastRenderedPageBreak/>
-        <w:t>3</w:t>
-      </w:r>
-      <w:r>
-        <w:rPr>
-          <w:sz w:val="40"/>
-          <w:szCs w:val="40"/>
-          <w:lang w:val="el-GR"/>
-        </w:rPr>
-        <w:t xml:space="preserve">. </w:t>
-      </w:r>
-      <w:bookmarkEnd w:id="5"/>
-      <w:r>
-        <w:rPr>
-          <w:sz w:val="40"/>
-          <w:szCs w:val="40"/>
-          <w:lang w:val="el-GR"/>
-        </w:rPr>
-        <w:t>Τεχνικές Λεπτομέρειες &amp; Διορθώσεις Κώδικα</w:t>
-      </w:r>
-      <w:bookmarkEnd w:id="6"/>
-    </w:p>
-    <w:p>
-      <w:pPr>
-        <w:rPr>
-          <w:lang w:val="el-GR"/>
-        </w:rPr>
-      </w:pPr>
-    </w:p>
-    <w:p>
-      <w:pPr>
-        <w:rPr>
-          <w:b/>
-          <w:bCs/>
-          <w:lang w:val="el-GR"/>
-        </w:rPr>
-      </w:pPr>
-      <w:r>
-        <w:rPr>
-          <w:b/>
-          <w:bCs/>
-          <w:lang w:val="el-GR"/>
-        </w:rPr>
-        <w:t>Κατά την υλοποίηση έγιναν οι εξής τεχνικές παρεμβάσεις στον κώδικα:</w:t>
-      </w:r>
-    </w:p>
-    <w:p>
-      <w:pPr>
-        <w:rPr>
-          <w:b/>
-          <w:bCs/>
-          <w:lang w:val="el-GR"/>
-        </w:rPr>
-      </w:pPr>
-    </w:p>
-    <w:p>
-      <w:pPr>
-        <w:rPr>
-          <w:b/>
-          <w:bCs/>
-          <w:lang w:val="el-GR"/>
-        </w:rPr>
-      </w:pPr>
-      <w:r>
-        <w:rPr>
-          <w:b/>
-          <w:bCs/>
-          <w:lang w:val="el-GR"/>
-        </w:rPr>
-        <w:t>Κοινές Προσθήκες και στα δύο αρχεία:</w:t>
-      </w:r>
-    </w:p>
+    <w:p/>
     <w:p>
       <w:pPr>
         <w:pStyle w:val="ListParagraph"/>
@@ -3637,36 +2753,53 @@
           <w:bCs/>
           <w:lang w:val="el-GR"/>
         </w:rPr>
-        <w:t>Βιβλιοθήκες:</w:t>
-      </w:r>
-      <w:r>
-        <w:rPr>
-          <w:lang w:val="el-GR"/>
-        </w:rPr>
-        <w:t xml:space="preserve"> Προστέθηκε η επικεφαλίδα </w:t>
-      </w:r>
-      <w:r>
-        <w:rPr>
-          <w:b/>
-          <w:bCs/>
-          <w:lang w:val="el-GR"/>
-        </w:rPr>
-        <w:t>#</w:t>
-      </w:r>
-      <w:r>
-        <w:rPr>
-          <w:b/>
-          <w:bCs/>
-        </w:rPr>
-        <w:t>include</w:t>
-      </w:r>
-      <w:r>
-        <w:rPr>
-          <w:b/>
-          <w:bCs/>
-          <w:lang w:val="el-GR"/>
-        </w:rPr>
-        <w:t xml:space="preserve"> &lt;</w:t>
+        <w:t>Παραγωγή Δεδομένων:</w:t>
+      </w:r>
+      <w:r>
+        <w:rPr>
+          <w:lang w:val="el-GR"/>
+        </w:rPr>
+        <w:t xml:space="preserve"> </w:t>
+      </w:r>
+      <w:r>
+        <w:rPr>
+          <w:lang w:val="el-GR"/>
+        </w:rPr>
+        <w:t xml:space="preserve">Η συνάρτηση </w:t>
+      </w:r>
+      <w:r>
+        <w:rPr>
+          <w:b/>
+          <w:bCs/>
+        </w:rPr>
+        <w:t>generate</w:t>
+      </w:r>
+      <w:r>
+        <w:rPr>
+          <w:b/>
+          <w:bCs/>
+          <w:lang w:val="el-GR"/>
+        </w:rPr>
+        <w:t>_</w:t>
+      </w:r>
+      <w:r>
+        <w:rPr>
+          <w:b/>
+          <w:bCs/>
+        </w:rPr>
+        <w:t>data</w:t>
+      </w:r>
+      <w:r>
+        <w:rPr>
+          <w:lang w:val="el-GR"/>
+        </w:rPr>
+        <w:t xml:space="preserve"> παραλληλοποιήθηκε ώστε τα νήματα να παράγουν ταυτόχρονα διαφορετικά τμήματα του συνόλου δεδομένων</w:t>
+      </w:r>
+      <w:r>
+        <w:rPr>
+          <w:lang w:val="el-GR"/>
+        </w:rPr>
+        <w:t>, χρησιμοποιώντας τη δική τους γεννήτρια τυχαίων αριθμών (</w:t>
       </w:r>
       <w:proofErr w:type="spellStart"/>
       <w:r>
@@ -3674,7 +2807,7 @@
           <w:b/>
           <w:bCs/>
         </w:rPr>
-        <w:t>omp</w:t>
+        <w:t>randn</w:t>
       </w:r>
       <w:proofErr w:type="spellEnd"/>
       <w:r>
@@ -3683,101 +2816,52 @@
           <w:bCs/>
           <w:lang w:val="el-GR"/>
         </w:rPr>
-        <w:t>.</w:t>
-      </w:r>
-      <w:r>
-        <w:rPr>
-          <w:b/>
-          <w:bCs/>
-        </w:rPr>
-        <w:t>h</w:t>
-      </w:r>
-      <w:r>
-        <w:rPr>
-          <w:b/>
-          <w:bCs/>
-          <w:lang w:val="el-GR"/>
-        </w:rPr>
-        <w:t>&gt;</w:t>
-      </w:r>
-      <w:r>
-        <w:rPr>
-          <w:lang w:val="el-GR"/>
-        </w:rPr>
-        <w:t xml:space="preserve"> για τη χρήση των συναρτήσεων του </w:t>
-      </w:r>
-      <w:r>
-        <w:rPr>
-          <w:b/>
-          <w:bCs/>
-        </w:rPr>
-        <w:t>OpenMP</w:t>
-      </w:r>
-      <w:r>
-        <w:rPr>
-          <w:lang w:val="el-GR"/>
-        </w:rPr>
-        <w:t xml:space="preserve">  και η </w:t>
-      </w:r>
-      <w:r>
-        <w:rPr>
-          <w:b/>
-          <w:bCs/>
-          <w:lang w:val="el-GR"/>
-        </w:rPr>
-        <w:t>#</w:t>
-      </w:r>
-      <w:r>
-        <w:rPr>
-          <w:b/>
-          <w:bCs/>
-        </w:rPr>
-        <w:t>include</w:t>
-      </w:r>
-      <w:r>
-        <w:rPr>
-          <w:b/>
-          <w:bCs/>
-          <w:lang w:val="el-GR"/>
-        </w:rPr>
-        <w:t xml:space="preserve"> &lt;</w:t>
-      </w:r>
-      <w:r>
-        <w:rPr>
-          <w:b/>
-          <w:bCs/>
-        </w:rPr>
-        <w:t>string</w:t>
-      </w:r>
-      <w:r>
-        <w:rPr>
-          <w:b/>
-          <w:bCs/>
-          <w:lang w:val="el-GR"/>
-        </w:rPr>
-        <w:t>.</w:t>
-      </w:r>
-      <w:r>
-        <w:rPr>
-          <w:b/>
-          <w:bCs/>
-        </w:rPr>
-        <w:t>h</w:t>
-      </w:r>
-      <w:r>
-        <w:rPr>
-          <w:b/>
-          <w:bCs/>
-          <w:lang w:val="el-GR"/>
-        </w:rPr>
-        <w:t>&gt;</w:t>
-      </w:r>
-      <w:r>
-        <w:rPr>
-          <w:lang w:val="el-GR"/>
-        </w:rPr>
-        <w:t xml:space="preserve"> για τη διαχείριση των ορισμάτων γραμμής εντολών.</w:t>
-      </w:r>
+        <w:t>_</w:t>
+      </w:r>
+      <w:r>
+        <w:rPr>
+          <w:b/>
+          <w:bCs/>
+        </w:rPr>
+        <w:t>r</w:t>
+      </w:r>
+      <w:r>
+        <w:rPr>
+          <w:lang w:val="el-GR"/>
+        </w:rPr>
+        <w:t xml:space="preserve"> με </w:t>
+      </w:r>
+      <w:proofErr w:type="spellStart"/>
+      <w:r>
+        <w:rPr>
+          <w:b/>
+          <w:bCs/>
+        </w:rPr>
+        <w:t>erand</w:t>
+      </w:r>
+      <w:proofErr w:type="spellEnd"/>
+      <w:r>
+        <w:rPr>
+          <w:b/>
+          <w:bCs/>
+          <w:lang w:val="el-GR"/>
+        </w:rPr>
+        <w:t>48</w:t>
+      </w:r>
+      <w:r>
+        <w:rPr>
+          <w:lang w:val="el-GR"/>
+        </w:rPr>
+        <w:t>).</w:t>
+      </w:r>
+    </w:p>
+    <w:p>
+      <w:pPr>
+        <w:ind w:left="720"/>
+        <w:rPr>
+          <w:lang w:val="el-GR"/>
+        </w:rPr>
+      </w:pPr>
     </w:p>
     <w:p>
       <w:pPr>
@@ -3794,8 +2878,30 @@
         <w:rPr>
           <w:b/>
           <w:bCs/>
-        </w:rPr>
-        <w:t>Feature</w:t>
+          <w:lang w:val="el-GR"/>
+        </w:rPr>
+        <w:t xml:space="preserve">Κανονικοποίηση: </w:t>
+      </w:r>
+      <w:r>
+        <w:rPr>
+          <w:lang w:val="el-GR"/>
+        </w:rPr>
+        <w:t xml:space="preserve">Στις συναρτήσεις υπολογισμού μέσης τιμής και τυπικής απόκλισης χρησιμοποιήθηκε η οδηγία </w:t>
+      </w:r>
+      <w:r>
+        <w:rPr>
+          <w:b/>
+          <w:bCs/>
+          <w:lang w:val="el-GR"/>
+        </w:rPr>
+        <w:t>#</w:t>
+      </w:r>
+      <w:r>
+        <w:rPr>
+          <w:b/>
+          <w:bCs/>
+        </w:rPr>
+        <w:t>pragma</w:t>
       </w:r>
       <w:r>
         <w:rPr>
@@ -3805,13 +2911,15 @@
         </w:rPr>
         <w:t xml:space="preserve"> </w:t>
       </w:r>
-      <w:r>
-        <w:rPr>
-          <w:b/>
-          <w:bCs/>
-        </w:rPr>
-        <w:t>Test</w:t>
-      </w:r>
+      <w:proofErr w:type="spellStart"/>
+      <w:r>
+        <w:rPr>
+          <w:b/>
+          <w:bCs/>
+        </w:rPr>
+        <w:t>omp</w:t>
+      </w:r>
+      <w:proofErr w:type="spellEnd"/>
       <w:r>
         <w:rPr>
           <w:b/>
@@ -3825,124 +2933,75 @@
           <w:b/>
           <w:bCs/>
         </w:rPr>
-        <w:t>Macro</w:t>
-      </w:r>
-      <w:r>
-        <w:rPr>
-          <w:b/>
-          <w:bCs/>
-          <w:lang w:val="el-GR"/>
-        </w:rPr>
-        <w:t>:</w:t>
-      </w:r>
-      <w:r>
-        <w:rPr>
-          <w:lang w:val="el-GR"/>
-        </w:rPr>
-        <w:t xml:space="preserve"> Προστέθηκε το </w:t>
-      </w:r>
-      <w:r>
-        <w:rPr>
-          <w:b/>
-          <w:bCs/>
-          <w:lang w:val="el-GR"/>
-        </w:rPr>
-        <w:t>#</w:t>
-      </w:r>
-      <w:r>
-        <w:rPr>
-          <w:b/>
-          <w:bCs/>
-        </w:rPr>
-        <w:t>define</w:t>
-      </w:r>
-      <w:r>
-        <w:rPr>
-          <w:b/>
-          <w:bCs/>
-          <w:lang w:val="el-GR"/>
-        </w:rPr>
-        <w:t xml:space="preserve"> _</w:t>
-      </w:r>
-      <w:r>
-        <w:rPr>
-          <w:b/>
-          <w:bCs/>
-        </w:rPr>
-        <w:t>GNU</w:t>
-      </w:r>
-      <w:r>
-        <w:rPr>
-          <w:b/>
-          <w:bCs/>
-          <w:lang w:val="el-GR"/>
-        </w:rPr>
-        <w:t>_</w:t>
-      </w:r>
-      <w:r>
-        <w:rPr>
-          <w:b/>
-          <w:bCs/>
-        </w:rPr>
-        <w:t>SOURCE</w:t>
-      </w:r>
-      <w:r>
-        <w:rPr>
-          <w:lang w:val="el-GR"/>
-        </w:rPr>
-        <w:t xml:space="preserve"> στην αρχή των αρχείων. Αυτό είναι απαραίτητο για να επιτραπεί η χρήση συναρτήσεων </w:t>
-      </w:r>
-      <w:proofErr w:type="spellStart"/>
-      <w:r>
-        <w:rPr>
-          <w:b/>
-          <w:bCs/>
-        </w:rPr>
-        <w:t>erand</w:t>
-      </w:r>
-      <w:proofErr w:type="spellEnd"/>
-      <w:r>
-        <w:rPr>
-          <w:b/>
-          <w:bCs/>
-          <w:lang w:val="el-GR"/>
-        </w:rPr>
-        <w:t>48</w:t>
-      </w:r>
-      <w:r>
-        <w:rPr>
-          <w:lang w:val="el-GR"/>
-        </w:rPr>
-        <w:t xml:space="preserve">, οι οποίες απαιτούνται για </w:t>
-      </w:r>
-      <w:r>
-        <w:rPr>
-          <w:b/>
-          <w:bCs/>
-        </w:rPr>
-        <w:t>thread</w:t>
-      </w:r>
-      <w:r>
-        <w:rPr>
-          <w:b/>
-          <w:bCs/>
-          <w:lang w:val="el-GR"/>
-        </w:rPr>
-        <w:t>-</w:t>
-      </w:r>
-      <w:r>
-        <w:rPr>
-          <w:b/>
-          <w:bCs/>
-        </w:rPr>
-        <w:t>safe</w:t>
-      </w:r>
-      <w:r>
-        <w:rPr>
-          <w:lang w:val="el-GR"/>
-        </w:rPr>
-        <w:t xml:space="preserve"> παραγωγή τυχαίων αριθμών.</w:t>
-      </w:r>
+        <w:t>parallel</w:t>
+      </w:r>
+      <w:r>
+        <w:rPr>
+          <w:b/>
+          <w:bCs/>
+          <w:lang w:val="el-GR"/>
+        </w:rPr>
+        <w:t xml:space="preserve"> </w:t>
+      </w:r>
+      <w:r>
+        <w:rPr>
+          <w:b/>
+          <w:bCs/>
+        </w:rPr>
+        <w:t>for</w:t>
+      </w:r>
+      <w:r>
+        <w:rPr>
+          <w:b/>
+          <w:bCs/>
+          <w:lang w:val="el-GR"/>
+        </w:rPr>
+        <w:t xml:space="preserve"> </w:t>
+      </w:r>
+      <w:r>
+        <w:rPr>
+          <w:b/>
+          <w:bCs/>
+        </w:rPr>
+        <w:t>schedule</w:t>
+      </w:r>
+      <w:r>
+        <w:rPr>
+          <w:b/>
+          <w:bCs/>
+          <w:lang w:val="el-GR"/>
+        </w:rPr>
+        <w:t>(</w:t>
+      </w:r>
+      <w:r>
+        <w:rPr>
+          <w:b/>
+          <w:bCs/>
+        </w:rPr>
+        <w:t>static</w:t>
+      </w:r>
+      <w:r>
+        <w:rPr>
+          <w:b/>
+          <w:bCs/>
+          <w:lang w:val="el-GR"/>
+        </w:rPr>
+        <w:t>)</w:t>
+      </w:r>
+      <w:r>
+        <w:rPr>
+          <w:lang w:val="el-GR"/>
+        </w:rPr>
+        <w:t>, καθώς ο φόρτος εργασίας είναι σταθερός και προβλέψιμος.</w:t>
+      </w:r>
+    </w:p>
+    <w:p>
+      <w:pPr>
+        <w:ind w:left="720"/>
+        <w:rPr>
+          <w:lang w:val="el-GR"/>
+        </w:rPr>
+      </w:pPr>
     </w:p>
     <w:p>
       <w:pPr>
@@ -3959,83 +3018,724 @@
         <w:rPr>
           <w:b/>
           <w:bCs/>
-        </w:rPr>
-        <w:t>Parsing</w:t>
-      </w:r>
-      <w:r>
-        <w:rPr>
-          <w:b/>
-          <w:bCs/>
-          <w:lang w:val="el-GR"/>
-        </w:rPr>
-        <w:t xml:space="preserve"> Ορισμάτων:</w:t>
-      </w:r>
-      <w:r>
-        <w:rPr>
-          <w:lang w:val="el-GR"/>
-        </w:rPr>
-        <w:t xml:space="preserve"> Υλοποιήθηκε λογική ελέγχου των ορισμάτων (</w:t>
-      </w:r>
-      <w:proofErr w:type="spellStart"/>
-      <w:r>
-        <w:rPr>
-          <w:b/>
-          <w:bCs/>
-        </w:rPr>
-        <w:t>argc</w:t>
-      </w:r>
-      <w:proofErr w:type="spellEnd"/>
-      <w:r>
-        <w:rPr>
-          <w:lang w:val="el-GR"/>
-        </w:rPr>
-        <w:t xml:space="preserve">, </w:t>
-      </w:r>
-      <w:proofErr w:type="spellStart"/>
-      <w:r>
-        <w:rPr>
-          <w:b/>
-          <w:bCs/>
-        </w:rPr>
-        <w:t>argv</w:t>
-      </w:r>
-      <w:proofErr w:type="spellEnd"/>
-      <w:r>
-        <w:rPr>
-          <w:lang w:val="el-GR"/>
-        </w:rPr>
-        <w:t xml:space="preserve">) ώστε το πρόγραμμα να δέχεται δυναμικά τον αριθμό των νημάτων μέσω των </w:t>
-      </w:r>
-      <w:r>
-        <w:t>flags</w:t>
-      </w:r>
-      <w:r>
-        <w:rPr>
-          <w:lang w:val="el-GR"/>
-        </w:rPr>
-        <w:t xml:space="preserve"> -</w:t>
-      </w:r>
-      <w:r>
-        <w:t>P</w:t>
-      </w:r>
-      <w:r>
-        <w:rPr>
-          <w:lang w:val="el-GR"/>
-        </w:rPr>
-        <w:t xml:space="preserve"> (εξωτερικά νήματα) και -</w:t>
-      </w:r>
-      <w:r>
-        <w:t>T</w:t>
-      </w:r>
-      <w:r>
-        <w:rPr>
-          <w:lang w:val="el-GR"/>
-        </w:rPr>
-        <w:t xml:space="preserve"> (εσωτερικά νήματα).</w:t>
+          <w:lang w:val="el-GR"/>
+        </w:rPr>
+        <w:t>Τυχαία Αναζήτηση (</w:t>
+      </w:r>
+      <w:r>
+        <w:rPr>
+          <w:b/>
+          <w:bCs/>
+        </w:rPr>
+        <w:t>Random</w:t>
+      </w:r>
+      <w:r>
+        <w:rPr>
+          <w:b/>
+          <w:bCs/>
+          <w:lang w:val="el-GR"/>
+        </w:rPr>
+        <w:t xml:space="preserve"> </w:t>
+      </w:r>
+      <w:r>
+        <w:rPr>
+          <w:b/>
+          <w:bCs/>
+        </w:rPr>
+        <w:t>Search</w:t>
+      </w:r>
+      <w:r>
+        <w:rPr>
+          <w:b/>
+          <w:bCs/>
+          <w:lang w:val="el-GR"/>
+        </w:rPr>
+        <w:t>):</w:t>
+      </w:r>
+      <w:r>
+        <w:rPr>
+          <w:lang w:val="el-GR"/>
+        </w:rPr>
+        <w:t xml:space="preserve"> </w:t>
+      </w:r>
+      <w:r>
+        <w:rPr>
+          <w:lang w:val="el-GR"/>
+        </w:rPr>
+        <w:t xml:space="preserve">Ο κύριος βρόχος των </w:t>
+      </w:r>
+      <w:r>
+        <w:rPr>
+          <w:b/>
+          <w:bCs/>
+        </w:rPr>
+        <w:t>N</w:t>
+      </w:r>
+      <w:r>
+        <w:rPr>
+          <w:b/>
+          <w:bCs/>
+          <w:lang w:val="el-GR"/>
+        </w:rPr>
+        <w:t>_</w:t>
+      </w:r>
+      <w:r>
+        <w:rPr>
+          <w:b/>
+          <w:bCs/>
+        </w:rPr>
+        <w:t>TRIALS</w:t>
+      </w:r>
+      <w:r>
+        <w:rPr>
+          <w:lang w:val="el-GR"/>
+        </w:rPr>
+        <w:t xml:space="preserve"> παραλληλοποιήθηκε πλήρως. Επιλέχθηκε η </w:t>
+      </w:r>
+      <w:r>
+        <w:rPr>
+          <w:b/>
+          <w:bCs/>
+        </w:rPr>
+        <w:t>schedule</w:t>
+      </w:r>
+      <w:r>
+        <w:rPr>
+          <w:b/>
+          <w:bCs/>
+          <w:lang w:val="el-GR"/>
+        </w:rPr>
+        <w:t>(</w:t>
+      </w:r>
+      <w:r>
+        <w:rPr>
+          <w:b/>
+          <w:bCs/>
+        </w:rPr>
+        <w:t>dynamic</w:t>
+      </w:r>
+      <w:r>
+        <w:rPr>
+          <w:b/>
+          <w:bCs/>
+          <w:lang w:val="el-GR"/>
+        </w:rPr>
+        <w:t>)</w:t>
+      </w:r>
+      <w:r>
+        <w:rPr>
+          <w:lang w:val="el-GR"/>
+        </w:rPr>
+        <w:t xml:space="preserve"> καθώς ο χρόνος σύγκλισης (</w:t>
+      </w:r>
+      <w:r>
+        <w:rPr>
+          <w:b/>
+          <w:bCs/>
+        </w:rPr>
+        <w:t>Gradient</w:t>
+      </w:r>
+      <w:r>
+        <w:rPr>
+          <w:b/>
+          <w:bCs/>
+          <w:lang w:val="el-GR"/>
+        </w:rPr>
+        <w:t xml:space="preserve"> </w:t>
+      </w:r>
+      <w:r>
+        <w:rPr>
+          <w:b/>
+          <w:bCs/>
+        </w:rPr>
+        <w:t>Descent</w:t>
+      </w:r>
+      <w:r>
+        <w:rPr>
+          <w:lang w:val="el-GR"/>
+        </w:rPr>
+        <w:t xml:space="preserve">) ποικίλλει ανάλογα με την τιμή του </w:t>
+      </w:r>
+      <w:r>
+        <w:t>C</w:t>
+      </w:r>
+      <w:r>
+        <w:rPr>
+          <w:lang w:val="el-GR"/>
+        </w:rPr>
+        <w:t>.</w:t>
       </w:r>
     </w:p>
     <w:p>
       <w:pPr>
+        <w:pStyle w:val="ListParagraph"/>
+        <w:rPr>
+          <w:lang w:val="el-GR"/>
+        </w:rPr>
+      </w:pPr>
+    </w:p>
+    <w:p>
+      <w:pPr>
+        <w:pStyle w:val="ListParagraph"/>
+        <w:rPr>
+          <w:lang w:val="el-GR"/>
+        </w:rPr>
+      </w:pPr>
+    </w:p>
+    <w:p>
+      <w:pPr>
+        <w:pStyle w:val="ListParagraph"/>
+        <w:numPr>
+          <w:ilvl w:val="0"/>
+          <w:numId w:val="33"/>
+        </w:numPr>
+        <w:rPr>
+          <w:lang w:val="el-GR"/>
+        </w:rPr>
+      </w:pPr>
+      <w:r>
+        <w:rPr>
+          <w:b/>
+          <w:bCs/>
+          <w:lang w:val="el-GR"/>
+        </w:rPr>
+        <w:t>Κρίσιμες Περιοχές:</w:t>
+      </w:r>
+      <w:r>
+        <w:rPr>
+          <w:lang w:val="el-GR"/>
+        </w:rPr>
+        <w:t xml:space="preserve"> </w:t>
+      </w:r>
+      <w:r>
+        <w:rPr>
+          <w:lang w:val="el-GR"/>
+        </w:rPr>
+        <w:t xml:space="preserve">Η ενημέρωση των </w:t>
+      </w:r>
+      <w:r>
+        <w:rPr>
+          <w:b/>
+          <w:bCs/>
+        </w:rPr>
+        <w:t>best</w:t>
+      </w:r>
+      <w:r>
+        <w:rPr>
+          <w:b/>
+          <w:bCs/>
+          <w:lang w:val="el-GR"/>
+        </w:rPr>
+        <w:t>_</w:t>
+      </w:r>
+      <w:r>
+        <w:rPr>
+          <w:b/>
+          <w:bCs/>
+        </w:rPr>
+        <w:t>acc</w:t>
+      </w:r>
+      <w:r>
+        <w:rPr>
+          <w:lang w:val="el-GR"/>
+        </w:rPr>
+        <w:t xml:space="preserve"> και </w:t>
+      </w:r>
+      <w:r>
+        <w:rPr>
+          <w:b/>
+          <w:bCs/>
+        </w:rPr>
+        <w:t>best</w:t>
+      </w:r>
+      <w:r>
+        <w:rPr>
+          <w:b/>
+          <w:bCs/>
+          <w:lang w:val="el-GR"/>
+        </w:rPr>
+        <w:t>_</w:t>
+      </w:r>
+      <w:r>
+        <w:rPr>
+          <w:b/>
+          <w:bCs/>
+        </w:rPr>
+        <w:t>C</w:t>
+      </w:r>
+      <w:r>
+        <w:rPr>
+          <w:lang w:val="el-GR"/>
+        </w:rPr>
+        <w:t xml:space="preserve">, καθώς και η εκτύπωση αποτελεσμάτων, προστατεύτηκαν με </w:t>
+      </w:r>
+      <w:r>
+        <w:rPr>
+          <w:b/>
+          <w:bCs/>
+          <w:lang w:val="el-GR"/>
+        </w:rPr>
+        <w:t>#</w:t>
+      </w:r>
+      <w:r>
+        <w:rPr>
+          <w:b/>
+          <w:bCs/>
+        </w:rPr>
+        <w:t>pragma</w:t>
+      </w:r>
+      <w:r>
+        <w:rPr>
+          <w:b/>
+          <w:bCs/>
+          <w:lang w:val="el-GR"/>
+        </w:rPr>
+        <w:t xml:space="preserve"> </w:t>
+      </w:r>
+      <w:proofErr w:type="spellStart"/>
+      <w:r>
+        <w:rPr>
+          <w:b/>
+          <w:bCs/>
+        </w:rPr>
+        <w:t>omp</w:t>
+      </w:r>
+      <w:proofErr w:type="spellEnd"/>
+      <w:r>
+        <w:rPr>
+          <w:b/>
+          <w:bCs/>
+          <w:lang w:val="el-GR"/>
+        </w:rPr>
+        <w:t xml:space="preserve"> </w:t>
+      </w:r>
+      <w:r>
+        <w:rPr>
+          <w:b/>
+          <w:bCs/>
+        </w:rPr>
+        <w:t>critical</w:t>
+      </w:r>
+      <w:r>
+        <w:rPr>
+          <w:lang w:val="el-GR"/>
+        </w:rPr>
+        <w:t>.</w:t>
+      </w:r>
+    </w:p>
+    <w:p>
+      <w:pPr>
+        <w:rPr>
+          <w:lang w:val="el-GR"/>
+        </w:rPr>
+      </w:pPr>
+    </w:p>
+    <w:p>
+      <w:pPr>
+        <w:rPr>
+          <w:lang w:val="el-GR"/>
+        </w:rPr>
+      </w:pPr>
+    </w:p>
+    <w:p>
+      <w:pPr>
+        <w:rPr>
+          <w:lang w:val="el-GR"/>
+        </w:rPr>
+      </w:pPr>
+    </w:p>
+    <w:p>
+      <w:pPr>
+        <w:rPr>
+          <w:lang w:val="el-GR"/>
+        </w:rPr>
+      </w:pPr>
+    </w:p>
+    <w:p>
+      <w:pPr>
+        <w:rPr>
+          <w:lang w:val="el-GR"/>
+        </w:rPr>
+      </w:pPr>
+    </w:p>
+    <w:p>
+      <w:pPr>
+        <w:rPr>
+          <w:lang w:val="el-GR"/>
+        </w:rPr>
+      </w:pPr>
+    </w:p>
+    <w:p>
+      <w:pPr>
+        <w:rPr>
+          <w:lang w:val="el-GR"/>
+        </w:rPr>
+      </w:pPr>
+    </w:p>
+    <w:p>
+      <w:pPr>
+        <w:rPr>
+          <w:lang w:val="el-GR"/>
+        </w:rPr>
+      </w:pPr>
+    </w:p>
+    <w:p>
+      <w:pPr>
+        <w:rPr>
+          <w:lang w:val="el-GR"/>
+        </w:rPr>
+      </w:pPr>
+    </w:p>
+    <w:p>
+      <w:pPr>
+        <w:pStyle w:val="Heading1"/>
+        <w:rPr>
+          <w:sz w:val="40"/>
+          <w:szCs w:val="40"/>
+          <w:lang w:val="el-GR"/>
+        </w:rPr>
+      </w:pPr>
+      <w:bookmarkStart w:id="5" w:name="_Hlk212125391"/>
+      <w:bookmarkStart w:id="6" w:name="_Toc214732429"/>
+      <w:r>
+        <w:rPr>
+          <w:sz w:val="40"/>
+          <w:szCs w:val="40"/>
+          <w:lang w:val="el-GR"/>
+        </w:rPr>
+        <w:lastRenderedPageBreak/>
+        <w:t>3</w:t>
+      </w:r>
+      <w:r>
+        <w:rPr>
+          <w:sz w:val="40"/>
+          <w:szCs w:val="40"/>
+          <w:lang w:val="el-GR"/>
+        </w:rPr>
+        <w:t xml:space="preserve">. </w:t>
+      </w:r>
+      <w:bookmarkEnd w:id="5"/>
+      <w:r>
+        <w:rPr>
+          <w:sz w:val="40"/>
+          <w:szCs w:val="40"/>
+          <w:lang w:val="el-GR"/>
+        </w:rPr>
+        <w:t>Τεχνικές Λεπτομέρειες &amp; Διορθώσεις Κώδικα</w:t>
+      </w:r>
+      <w:bookmarkEnd w:id="6"/>
+    </w:p>
+    <w:p>
+      <w:pPr>
+        <w:rPr>
+          <w:lang w:val="el-GR"/>
+        </w:rPr>
+      </w:pPr>
+    </w:p>
+    <w:p>
+      <w:pPr>
+        <w:rPr>
+          <w:b/>
+          <w:bCs/>
+          <w:lang w:val="el-GR"/>
+        </w:rPr>
+      </w:pPr>
+      <w:r>
+        <w:rPr>
+          <w:b/>
+          <w:bCs/>
+          <w:lang w:val="el-GR"/>
+        </w:rPr>
+        <w:t>Κατά την υλοποίηση έγιναν οι εξής τεχνικές παρεμβάσεις:</w:t>
+      </w:r>
+    </w:p>
+    <w:p>
+      <w:pPr>
+        <w:rPr>
+          <w:b/>
+          <w:bCs/>
+        </w:rPr>
+      </w:pPr>
+      <w:r>
+        <w:rPr>
+          <w:b/>
+          <w:bCs/>
+          <w:lang w:val="el-GR"/>
+        </w:rPr>
+        <w:t>Κοινές Προσθήκες</w:t>
+      </w:r>
+      <w:r>
+        <w:rPr>
+          <w:b/>
+          <w:bCs/>
+        </w:rPr>
+        <w:t>:</w:t>
+      </w:r>
+    </w:p>
+    <w:p>
+      <w:pPr>
+        <w:pStyle w:val="ListParagraph"/>
+        <w:numPr>
+          <w:ilvl w:val="0"/>
+          <w:numId w:val="33"/>
+        </w:numPr>
+      </w:pPr>
+      <w:proofErr w:type="spellStart"/>
+      <w:r>
+        <w:t>Προσθήκη</w:t>
+      </w:r>
+      <w:proofErr w:type="spellEnd"/>
+      <w:r>
+        <w:t xml:space="preserve"> βιβ</w:t>
+      </w:r>
+      <w:proofErr w:type="spellStart"/>
+      <w:r>
+        <w:t>λιοθήκης</w:t>
+      </w:r>
+      <w:proofErr w:type="spellEnd"/>
+      <w:r>
+        <w:rPr>
+          <w:b/>
+          <w:bCs/>
+        </w:rPr>
+        <w:t xml:space="preserve"> &lt;</w:t>
+      </w:r>
+      <w:proofErr w:type="spellStart"/>
+      <w:r>
+        <w:rPr>
+          <w:b/>
+          <w:bCs/>
+        </w:rPr>
+        <w:t>omp.h</w:t>
+      </w:r>
+      <w:proofErr w:type="spellEnd"/>
+      <w:r>
+        <w:rPr>
+          <w:b/>
+          <w:bCs/>
+        </w:rPr>
+        <w:t xml:space="preserve">&gt; </w:t>
+      </w:r>
+      <w:r>
+        <w:t>και</w:t>
+      </w:r>
+      <w:r>
+        <w:rPr>
+          <w:b/>
+          <w:bCs/>
+        </w:rPr>
+        <w:t xml:space="preserve"> &lt;</w:t>
+      </w:r>
+      <w:proofErr w:type="spellStart"/>
+      <w:r>
+        <w:rPr>
+          <w:b/>
+          <w:bCs/>
+        </w:rPr>
+        <w:t>string.h</w:t>
+      </w:r>
+      <w:proofErr w:type="spellEnd"/>
+      <w:r>
+        <w:rPr>
+          <w:b/>
+          <w:bCs/>
+        </w:rPr>
+        <w:t>&gt;</w:t>
+      </w:r>
+      <w:r>
+        <w:rPr>
+          <w:b/>
+          <w:bCs/>
+        </w:rPr>
+        <w:t>.</w:t>
+      </w:r>
+    </w:p>
+    <w:p>
+      <w:pPr>
+        <w:pStyle w:val="ListParagraph"/>
+      </w:pPr>
+    </w:p>
+    <w:p>
+      <w:pPr>
+        <w:pStyle w:val="ListParagraph"/>
+        <w:numPr>
+          <w:ilvl w:val="0"/>
+          <w:numId w:val="33"/>
+        </w:numPr>
+        <w:rPr>
+          <w:lang w:val="el-GR"/>
+        </w:rPr>
+      </w:pPr>
+      <w:r>
+        <w:rPr>
+          <w:lang w:val="el-GR"/>
+        </w:rPr>
+        <w:t>Ορισμός του</w:t>
+      </w:r>
+      <w:r>
+        <w:rPr>
+          <w:b/>
+          <w:bCs/>
+          <w:lang w:val="el-GR"/>
+        </w:rPr>
+        <w:t xml:space="preserve"> #</w:t>
+      </w:r>
+      <w:r>
+        <w:rPr>
+          <w:b/>
+          <w:bCs/>
+        </w:rPr>
+        <w:t>define</w:t>
+      </w:r>
+      <w:r>
+        <w:rPr>
+          <w:b/>
+          <w:bCs/>
+          <w:lang w:val="el-GR"/>
+        </w:rPr>
+        <w:t xml:space="preserve"> _</w:t>
+      </w:r>
+      <w:r>
+        <w:rPr>
+          <w:b/>
+          <w:bCs/>
+        </w:rPr>
+        <w:t>GNU</w:t>
+      </w:r>
+      <w:r>
+        <w:rPr>
+          <w:b/>
+          <w:bCs/>
+          <w:lang w:val="el-GR"/>
+        </w:rPr>
+        <w:t>_</w:t>
+      </w:r>
+      <w:r>
+        <w:rPr>
+          <w:b/>
+          <w:bCs/>
+        </w:rPr>
+        <w:t>SOURCE</w:t>
+      </w:r>
+      <w:r>
+        <w:rPr>
+          <w:b/>
+          <w:bCs/>
+          <w:lang w:val="el-GR"/>
+        </w:rPr>
+        <w:t xml:space="preserve"> </w:t>
+      </w:r>
+      <w:r>
+        <w:rPr>
+          <w:lang w:val="el-GR"/>
+        </w:rPr>
+        <w:t>για τη χρήση της</w:t>
+      </w:r>
+      <w:r>
+        <w:rPr>
+          <w:b/>
+          <w:bCs/>
+          <w:lang w:val="el-GR"/>
+        </w:rPr>
+        <w:t xml:space="preserve"> </w:t>
+      </w:r>
+      <w:proofErr w:type="spellStart"/>
+      <w:r>
+        <w:rPr>
+          <w:b/>
+          <w:bCs/>
+        </w:rPr>
+        <w:t>erand</w:t>
+      </w:r>
+      <w:proofErr w:type="spellEnd"/>
+      <w:r>
+        <w:rPr>
+          <w:b/>
+          <w:bCs/>
+          <w:lang w:val="el-GR"/>
+        </w:rPr>
+        <w:t>48.</w:t>
+      </w:r>
+    </w:p>
+    <w:p>
+      <w:pPr>
+        <w:pStyle w:val="ListParagraph"/>
+        <w:rPr>
+          <w:lang w:val="el-GR"/>
+        </w:rPr>
+      </w:pPr>
+    </w:p>
+    <w:p>
+      <w:pPr>
+        <w:pStyle w:val="ListParagraph"/>
+        <w:numPr>
+          <w:ilvl w:val="0"/>
+          <w:numId w:val="33"/>
+        </w:numPr>
+        <w:rPr>
+          <w:lang w:val="el-GR"/>
+        </w:rPr>
+      </w:pPr>
+      <w:r>
+        <w:rPr>
+          <w:b/>
+          <w:bCs/>
+        </w:rPr>
+        <w:t>Parsing</w:t>
+      </w:r>
+      <w:r>
+        <w:rPr>
+          <w:lang w:val="el-GR"/>
+        </w:rPr>
+        <w:t xml:space="preserve"> ορισμάτων για δυναμική λήψη νημάτων μέσω των </w:t>
+      </w:r>
+      <w:r>
+        <w:t>flags</w:t>
+      </w:r>
+      <w:r>
+        <w:rPr>
+          <w:lang w:val="el-GR"/>
+        </w:rPr>
+        <w:t xml:space="preserve"> -</w:t>
+      </w:r>
+      <w:r>
+        <w:t>P</w:t>
+      </w:r>
+      <w:r>
+        <w:rPr>
+          <w:lang w:val="el-GR"/>
+        </w:rPr>
+        <w:t xml:space="preserve"> και -</w:t>
+      </w:r>
+      <w:r>
+        <w:t>T</w:t>
+      </w:r>
+      <w:r>
+        <w:rPr>
+          <w:lang w:val="el-GR"/>
+        </w:rPr>
+        <w:t>.</w:t>
+      </w:r>
+    </w:p>
+    <w:p>
+      <w:pPr>
+        <w:pStyle w:val="ListParagraph"/>
+        <w:rPr>
+          <w:lang w:val="el-GR"/>
+        </w:rPr>
+      </w:pPr>
+    </w:p>
+    <w:p>
+      <w:pPr>
+        <w:pStyle w:val="ListParagraph"/>
+        <w:rPr>
+          <w:lang w:val="el-GR"/>
+        </w:rPr>
+      </w:pPr>
+    </w:p>
+    <w:p>
+      <w:pPr>
+        <w:pStyle w:val="ListParagraph"/>
         <w:rPr>
           <w:lang w:val="el-GR"/>
         </w:rPr>
@@ -4134,7 +3834,7 @@
         <w:rPr>
           <w:lang w:val="el-GR"/>
         </w:rPr>
-        <w:t xml:space="preserve">Προστέθηκε η εντολή </w:t>
+        <w:t xml:space="preserve">Ενεργοποίηση εμφωλευμένου παραλληλισμού με </w:t>
       </w:r>
       <w:proofErr w:type="spellStart"/>
       <w:r>
@@ -4181,58 +3881,13 @@
           <w:bCs/>
           <w:lang w:val="el-GR"/>
         </w:rPr>
-        <w:t>(1);</w:t>
-      </w:r>
-      <w:r>
-        <w:rPr>
-          <w:lang w:val="el-GR"/>
-        </w:rPr>
-        <w:t xml:space="preserve"> στην αρχή της </w:t>
-      </w:r>
-      <w:r>
-        <w:t>main</w:t>
-      </w:r>
-      <w:r>
-        <w:rPr>
-          <w:lang w:val="el-GR"/>
-        </w:rPr>
-        <w:t>, ώστε να επιτραπεί η δημιουργία ομάδων νημάτων (</w:t>
-      </w:r>
-      <w:r>
-        <w:t>inner</w:t>
-      </w:r>
-      <w:r>
-        <w:rPr>
-          <w:lang w:val="el-GR"/>
-        </w:rPr>
-        <w:t xml:space="preserve"> </w:t>
-      </w:r>
-      <w:r>
-        <w:t>threads</w:t>
-      </w:r>
-      <w:r>
-        <w:rPr>
-          <w:lang w:val="el-GR"/>
-        </w:rPr>
-        <w:t>) από τα ήδη υπάρχοντα νήματα (</w:t>
-      </w:r>
-      <w:r>
-        <w:t>outer</w:t>
-      </w:r>
-      <w:r>
-        <w:rPr>
-          <w:lang w:val="el-GR"/>
-        </w:rPr>
-        <w:t xml:space="preserve"> </w:t>
-      </w:r>
-      <w:r>
-        <w:t>threads</w:t>
-      </w:r>
-      <w:r>
-        <w:rPr>
-          <w:lang w:val="el-GR"/>
-        </w:rPr>
-        <w:t>).</w:t>
+        <w:t>(1)</w:t>
+      </w:r>
+      <w:r>
+        <w:rPr>
+          <w:lang w:val="el-GR"/>
+        </w:rPr>
+        <w:t>.</w:t>
       </w:r>
     </w:p>
     <w:p>
@@ -4249,14 +3904,80 @@
         <w:rPr>
           <w:lang w:val="el-GR"/>
         </w:rPr>
-        <w:t xml:space="preserve">Η συνάρτηση </w:t>
-      </w:r>
-      <w:r>
-        <w:rPr>
-          <w:b/>
-          <w:bCs/>
-        </w:rPr>
-        <w:t>integrate</w:t>
+        <w:t xml:space="preserve">Δήλωση του πίνακα </w:t>
+      </w:r>
+      <w:r>
+        <w:rPr>
+          <w:b/>
+          <w:bCs/>
+        </w:rPr>
+        <w:t>unsigned</w:t>
+      </w:r>
+      <w:r>
+        <w:rPr>
+          <w:b/>
+          <w:bCs/>
+          <w:lang w:val="el-GR"/>
+        </w:rPr>
+        <w:t xml:space="preserve"> </w:t>
+      </w:r>
+      <w:r>
+        <w:rPr>
+          <w:b/>
+          <w:bCs/>
+        </w:rPr>
+        <w:t>short</w:t>
+      </w:r>
+      <w:r>
+        <w:rPr>
+          <w:b/>
+          <w:bCs/>
+          <w:lang w:val="el-GR"/>
+        </w:rPr>
+        <w:t xml:space="preserve"> </w:t>
+      </w:r>
+      <w:proofErr w:type="spellStart"/>
+      <w:r>
+        <w:rPr>
+          <w:b/>
+          <w:bCs/>
+        </w:rPr>
+        <w:t>xsubi</w:t>
+      </w:r>
+      <w:proofErr w:type="spellEnd"/>
+      <w:r>
+        <w:rPr>
+          <w:b/>
+          <w:bCs/>
+          <w:lang w:val="el-GR"/>
+        </w:rPr>
+        <w:t>[3]</w:t>
+      </w:r>
+      <w:r>
+        <w:rPr>
+          <w:lang w:val="el-GR"/>
+        </w:rPr>
+        <w:t xml:space="preserve"> ως τοπική μεταβλητή (</w:t>
+      </w:r>
+      <w:r>
+        <w:rPr>
+          <w:b/>
+          <w:bCs/>
+        </w:rPr>
+        <w:t>private</w:t>
+      </w:r>
+      <w:r>
+        <w:rPr>
+          <w:lang w:val="el-GR"/>
+        </w:rPr>
+        <w:t xml:space="preserve">) για κάθε νήμα, αρχικοποιημένη με μοναδικό συνδυασμό </w:t>
+      </w:r>
+      <w:r>
+        <w:rPr>
+          <w:b/>
+          <w:bCs/>
+        </w:rPr>
+        <w:t>task</w:t>
       </w:r>
       <w:r>
         <w:rPr>
@@ -4271,86 +3992,13 @@
           <w:b/>
           <w:bCs/>
         </w:rPr>
-        <w:t>mc</w:t>
-      </w:r>
-      <w:r>
-        <w:rPr>
-          <w:lang w:val="el-GR"/>
-        </w:rPr>
-        <w:t xml:space="preserve"> αντικαταστάθηκε από την </w:t>
-      </w:r>
-      <w:r>
-        <w:rPr>
-          <w:b/>
-          <w:bCs/>
-        </w:rPr>
-        <w:t>integrate</w:t>
-      </w:r>
-      <w:r>
-        <w:rPr>
-          <w:b/>
-          <w:bCs/>
-          <w:lang w:val="el-GR"/>
-        </w:rPr>
-        <w:t>_</w:t>
-      </w:r>
-      <w:r>
-        <w:rPr>
-          <w:b/>
-          <w:bCs/>
-        </w:rPr>
-        <w:t>parallel</w:t>
-      </w:r>
-      <w:r>
-        <w:rPr>
-          <w:b/>
-          <w:bCs/>
-          <w:lang w:val="el-GR"/>
-        </w:rPr>
-        <w:t>_</w:t>
-      </w:r>
-      <w:r>
-        <w:rPr>
-          <w:b/>
-          <w:bCs/>
-        </w:rPr>
-        <w:t>mc</w:t>
-      </w:r>
-      <w:r>
-        <w:rPr>
-          <w:lang w:val="el-GR"/>
-        </w:rPr>
-        <w:t xml:space="preserve">. Εντός αυτής, δηλώθηκε ο πίνακας </w:t>
-      </w:r>
-      <w:r>
-        <w:rPr>
-          <w:b/>
-          <w:bCs/>
-        </w:rPr>
-        <w:t>unsigned</w:t>
-      </w:r>
-      <w:r>
-        <w:rPr>
-          <w:b/>
-          <w:bCs/>
-          <w:lang w:val="el-GR"/>
-        </w:rPr>
-        <w:t xml:space="preserve"> </w:t>
-      </w:r>
-      <w:r>
-        <w:rPr>
-          <w:b/>
-          <w:bCs/>
-        </w:rPr>
-        <w:t>short</w:t>
-      </w:r>
-      <w:r>
-        <w:rPr>
-          <w:b/>
-          <w:bCs/>
-          <w:lang w:val="el-GR"/>
-        </w:rPr>
-        <w:t xml:space="preserve"> </w:t>
+        <w:t>id</w:t>
+      </w:r>
+      <w:r>
+        <w:rPr>
+          <w:lang w:val="el-GR"/>
+        </w:rPr>
+        <w:t xml:space="preserve"> και </w:t>
       </w:r>
       <w:proofErr w:type="spellStart"/>
       <w:r>
@@ -4358,74 +4006,14 @@
           <w:b/>
           <w:bCs/>
         </w:rPr>
-        <w:t>xsubi</w:t>
+        <w:t>tid</w:t>
       </w:r>
       <w:proofErr w:type="spellEnd"/>
       <w:r>
         <w:rPr>
-          <w:b/>
-          <w:bCs/>
-          <w:lang w:val="el-GR"/>
-        </w:rPr>
-        <w:t>[3]</w:t>
-      </w:r>
-      <w:r>
-        <w:rPr>
-          <w:lang w:val="el-GR"/>
-        </w:rPr>
-        <w:t xml:space="preserve"> ως τοπική μεταβλητή (</w:t>
-      </w:r>
-      <w:r>
-        <w:t>private</w:t>
-      </w:r>
-      <w:r>
-        <w:rPr>
-          <w:lang w:val="el-GR"/>
-        </w:rPr>
-        <w:t>) για κάθε νήμα. Ο πίνακας αρχικοποιείται με έναν μοναδικό συνδυασμό (</w:t>
-      </w:r>
-      <w:r>
-        <w:rPr>
-          <w:b/>
-          <w:bCs/>
-        </w:rPr>
-        <w:t>task</w:t>
-      </w:r>
-      <w:r>
-        <w:rPr>
-          <w:b/>
-          <w:bCs/>
-          <w:lang w:val="el-GR"/>
-        </w:rPr>
-        <w:t>_</w:t>
-      </w:r>
-      <w:r>
-        <w:rPr>
-          <w:b/>
-          <w:bCs/>
-        </w:rPr>
-        <w:t>id</w:t>
-      </w:r>
-      <w:r>
-        <w:rPr>
-          <w:lang w:val="el-GR"/>
-        </w:rPr>
-        <w:t xml:space="preserve">, </w:t>
-      </w:r>
-      <w:proofErr w:type="spellStart"/>
-      <w:r>
-        <w:rPr>
-          <w:b/>
-          <w:bCs/>
-        </w:rPr>
-        <w:t>tid</w:t>
-      </w:r>
-      <w:proofErr w:type="spellEnd"/>
-      <w:r>
-        <w:rPr>
-          <w:lang w:val="el-GR"/>
-        </w:rPr>
-        <w:t xml:space="preserve"> και σταθεράς) για να εξασφαλιστούν διαφορετικές ακολουθίες τυχαίων αριθμών.</w:t>
+          <w:lang w:val="el-GR"/>
+        </w:rPr>
+        <w:t>.</w:t>
       </w:r>
     </w:p>
     <w:p>
@@ -4438,155 +4026,59 @@
           <w:lang w:val="el-GR"/>
         </w:rPr>
       </w:pPr>
-      <w:r>
-        <w:rPr>
-          <w:lang w:val="el-GR"/>
-        </w:rPr>
-        <w:t>Χρησιμοποιήθηκε</w:t>
-      </w:r>
-      <w:r>
-        <w:rPr>
-          <w:lang w:val="el-GR"/>
-        </w:rPr>
-        <w:t xml:space="preserve"> η οδηγία</w:t>
-      </w:r>
-      <w:r>
-        <w:rPr>
-          <w:lang w:val="el-GR"/>
-        </w:rPr>
+      <w:proofErr w:type="spellStart"/>
+      <w:r>
+        <w:t>Χρήση</w:t>
+      </w:r>
+      <w:proofErr w:type="spellEnd"/>
+      <w:r>
         <w:t xml:space="preserve"> </w:t>
       </w:r>
       <w:r>
         <w:rPr>
           <w:b/>
           <w:bCs/>
-          <w:lang w:val="el-GR"/>
-        </w:rPr>
-        <w:t>#</w:t>
-      </w:r>
-      <w:r>
-        <w:rPr>
-          <w:b/>
-          <w:bCs/>
-        </w:rPr>
-        <w:t>pragma</w:t>
-      </w:r>
-      <w:r>
-        <w:rPr>
-          <w:b/>
-          <w:bCs/>
-          <w:lang w:val="el-GR"/>
-        </w:rPr>
+        </w:rPr>
+        <w:t>reduction</w:t>
+      </w:r>
+      <w:r>
         <w:t xml:space="preserve"> </w:t>
       </w:r>
       <w:proofErr w:type="spellStart"/>
       <w:r>
-        <w:rPr>
-          <w:b/>
-          <w:bCs/>
-        </w:rPr>
-        <w:t>omp</w:t>
+        <w:t>γι</w:t>
       </w:r>
       <w:proofErr w:type="spellEnd"/>
       <w:r>
-        <w:rPr>
-          <w:b/>
-          <w:bCs/>
-          <w:lang w:val="el-GR"/>
-        </w:rPr>
+        <w:t xml:space="preserve">α </w:t>
+      </w:r>
+      <w:proofErr w:type="spellStart"/>
+      <w:r>
+        <w:t>το</w:t>
+      </w:r>
+      <w:proofErr w:type="spellEnd"/>
+      <w:r>
         <w:t xml:space="preserve"> </w:t>
       </w:r>
-      <w:r>
-        <w:rPr>
-          <w:b/>
-          <w:bCs/>
-        </w:rPr>
-        <w:t>parallel</w:t>
-      </w:r>
-      <w:r>
-        <w:rPr>
-          <w:lang w:val="el-GR"/>
-        </w:rPr>
-        <w:t xml:space="preserve"> ... </w:t>
-      </w:r>
-      <w:r>
-        <w:rPr>
-          <w:b/>
-          <w:bCs/>
-        </w:rPr>
-        <w:t>reduction</w:t>
-      </w:r>
-      <w:r>
-        <w:rPr>
-          <w:b/>
-          <w:bCs/>
-          <w:lang w:val="el-GR"/>
-        </w:rPr>
-        <w:t>(+:</w:t>
-      </w:r>
-      <w:r>
-        <w:rPr>
-          <w:b/>
-          <w:bCs/>
-        </w:rPr>
-        <w:t>global</w:t>
-      </w:r>
-      <w:r>
-        <w:rPr>
-          <w:b/>
-          <w:bCs/>
-          <w:lang w:val="el-GR"/>
-        </w:rPr>
-        <w:t>_</w:t>
-      </w:r>
-      <w:r>
-        <w:rPr>
-          <w:b/>
-          <w:bCs/>
-        </w:rPr>
-        <w:t>sum</w:t>
-      </w:r>
-      <w:r>
-        <w:rPr>
-          <w:b/>
-          <w:bCs/>
-          <w:lang w:val="el-GR"/>
-        </w:rPr>
-        <w:t xml:space="preserve">) </w:t>
-      </w:r>
-      <w:r>
-        <w:rPr>
-          <w:lang w:val="el-GR"/>
-        </w:rPr>
-        <w:t xml:space="preserve">για να αθροιστούν σωστά τα αποτελέσματα των εσωτερικών νημάτων στη μεταβλητή </w:t>
-      </w:r>
-      <w:r>
-        <w:rPr>
-          <w:b/>
-          <w:bCs/>
-        </w:rPr>
-        <w:t>global</w:t>
-      </w:r>
-      <w:r>
-        <w:rPr>
-          <w:b/>
-          <w:bCs/>
-          <w:lang w:val="el-GR"/>
-        </w:rPr>
-        <w:t>_</w:t>
-      </w:r>
-      <w:r>
-        <w:rPr>
-          <w:b/>
-          <w:bCs/>
-        </w:rPr>
-        <w:t>sum</w:t>
-      </w:r>
-      <w:r>
-        <w:rPr>
-          <w:lang w:val="el-GR"/>
-        </w:rPr>
-        <w:t xml:space="preserve"> πριν τον τελικό υπολογισμό του ολοκληρώματος.</w:t>
+      <w:proofErr w:type="spellStart"/>
+      <w:r>
+        <w:t>άθροισμ</w:t>
+      </w:r>
+      <w:proofErr w:type="spellEnd"/>
+      <w:r>
+        <w:t xml:space="preserve">α </w:t>
+      </w:r>
+      <w:proofErr w:type="spellStart"/>
+      <w:r>
+        <w:rPr>
+          <w:b/>
+          <w:bCs/>
+        </w:rPr>
+        <w:t>global_sum</w:t>
+      </w:r>
+      <w:proofErr w:type="spellEnd"/>
+      <w:r>
+        <w:t>.</w:t>
       </w:r>
     </w:p>
     <w:p>
@@ -4603,10 +4095,14 @@
         <w:rPr>
           <w:lang w:val="el-GR"/>
         </w:rPr>
-        <w:t>Η εκτύπωση των αποτελεσμάτων (</w:t>
+        <w:t xml:space="preserve">Τοποθέτηση της </w:t>
       </w:r>
       <w:proofErr w:type="spellStart"/>
       <w:r>
+        <w:rPr>
+          <w:b/>
+          <w:bCs/>
+        </w:rPr>
         <w:t>printf</w:t>
       </w:r>
       <w:proofErr w:type="spellEnd"/>
@@ -4614,69 +4110,34 @@
         <w:rPr>
           <w:lang w:val="el-GR"/>
         </w:rPr>
-        <w:t xml:space="preserve">) τοποθετήθηκε εντός </w:t>
-      </w:r>
-      <w:r>
-        <w:rPr>
-          <w:b/>
-          <w:bCs/>
-          <w:lang w:val="el-GR"/>
-        </w:rPr>
-        <w:t>#</w:t>
-      </w:r>
-      <w:r>
-        <w:rPr>
-          <w:b/>
-          <w:bCs/>
-        </w:rPr>
-        <w:t>pragma</w:t>
-      </w:r>
-      <w:r>
-        <w:rPr>
-          <w:b/>
-          <w:bCs/>
+        <w:t xml:space="preserve"> σε </w:t>
+      </w:r>
+      <w:r>
+        <w:rPr>
+          <w:b/>
+          <w:bCs/>
+        </w:rPr>
+        <w:t>critical</w:t>
+      </w:r>
+      <w:r>
+        <w:rPr>
           <w:lang w:val="el-GR"/>
         </w:rPr>
         <w:t xml:space="preserve"> </w:t>
       </w:r>
-      <w:proofErr w:type="spellStart"/>
-      <w:r>
-        <w:rPr>
-          <w:b/>
-          <w:bCs/>
-        </w:rPr>
-        <w:t>omp</w:t>
-      </w:r>
-      <w:proofErr w:type="spellEnd"/>
-      <w:r>
-        <w:rPr>
-          <w:b/>
-          <w:bCs/>
-          <w:lang w:val="el-GR"/>
-        </w:rPr>
-        <w:t xml:space="preserve"> </w:t>
-      </w:r>
-      <w:r>
-        <w:rPr>
-          <w:b/>
-          <w:bCs/>
-        </w:rPr>
-        <w:t>critical</w:t>
-      </w:r>
-      <w:r>
-        <w:rPr>
-          <w:lang w:val="el-GR"/>
-        </w:rPr>
-        <w:t xml:space="preserve">, ώστε να μην αναμειγνύονται οι γραμμές εξόδου από τα διαφορετικά εξωτερικά νήματα που ολοκληρώνουν τα </w:t>
-      </w:r>
-      <w:r>
-        <w:t>tasks</w:t>
-      </w:r>
-      <w:r>
-        <w:rPr>
-          <w:lang w:val="el-GR"/>
-        </w:rPr>
-        <w:t xml:space="preserve"> τους ταυτόχρονα.</w:t>
+      <w:r>
+        <w:rPr>
+          <w:b/>
+          <w:bCs/>
+          <w:lang w:val="el-GR"/>
+        </w:rPr>
+        <w:t>περιοχή</w:t>
+      </w:r>
+      <w:r>
+        <w:rPr>
+          <w:lang w:val="el-GR"/>
+        </w:rPr>
+        <w:t xml:space="preserve"> για σωστή απεικόνιση των αποτελεσμάτων.</w:t>
       </w:r>
     </w:p>
     <w:p>
@@ -4699,20 +4160,12 @@
           <w:lang w:val="el-GR"/>
         </w:rPr>
       </w:pPr>
-    </w:p>
-    <w:p>
-      <w:pPr>
-        <w:rPr>
-          <w:lang w:val="el-GR"/>
-        </w:rPr>
-      </w:pPr>
-      <w:r>
-        <w:rPr>
-          <w:b/>
-          <w:bCs/>
-          <w:lang w:val="el-GR"/>
-        </w:rPr>
-        <w:lastRenderedPageBreak/>
+      <w:r>
+        <w:rPr>
+          <w:b/>
+          <w:bCs/>
+          <w:lang w:val="el-GR"/>
+        </w:rPr>
         <w:t xml:space="preserve">Στο αρχείο </w:t>
       </w:r>
       <w:r>
@@ -4792,7 +4245,7 @@
         <w:rPr>
           <w:lang w:val="el-GR"/>
         </w:rPr>
-        <w:t xml:space="preserve">Η συνάρτηση </w:t>
+        <w:t xml:space="preserve">Μετατροπή της </w:t>
       </w:r>
       <w:proofErr w:type="spellStart"/>
       <w:r>
@@ -4807,7 +4260,7 @@
         <w:rPr>
           <w:lang w:val="el-GR"/>
         </w:rPr>
-        <w:t xml:space="preserve"> μετατράπηκε σε </w:t>
+        <w:t xml:space="preserve"> σε </w:t>
       </w:r>
       <w:proofErr w:type="spellStart"/>
       <w:r>
@@ -4892,7 +4345,7 @@
         <w:rPr>
           <w:lang w:val="el-GR"/>
         </w:rPr>
-        <w:t xml:space="preserve">, ώστε να δέχεται ως όρισμα την κατάσταση της γεννήτριας τυχαίων αριθμών και να χρησιμοποιεί την </w:t>
+        <w:t xml:space="preserve"> για χρήση </w:t>
       </w:r>
       <w:proofErr w:type="spellStart"/>
       <w:r>
@@ -4915,7 +4368,7 @@
         <w:rPr>
           <w:lang w:val="el-GR"/>
         </w:rPr>
-        <w:t xml:space="preserve"> αντί της </w:t>
+        <w:t xml:space="preserve"> αντί </w:t>
       </w:r>
       <w:proofErr w:type="spellStart"/>
       <w:r>
@@ -4955,14 +4408,115 @@
         <w:rPr>
           <w:lang w:val="el-GR"/>
         </w:rPr>
-        <w:t>Στο κύριο βρόχο αναζήτησης (</w:t>
-      </w:r>
-      <w:r>
-        <w:rPr>
-          <w:b/>
-          <w:bCs/>
-        </w:rPr>
-        <w:t>Random</w:t>
+        <w:t>Κάθε νήμα διαθέτει δική του περιοχή μνήμης για το μοντέλο (</w:t>
+      </w:r>
+      <w:r>
+        <w:rPr>
+          <w:b/>
+          <w:bCs/>
+        </w:rPr>
+        <w:t>w</w:t>
+      </w:r>
+      <w:r>
+        <w:rPr>
+          <w:lang w:val="el-GR"/>
+        </w:rPr>
+        <w:t xml:space="preserve">, </w:t>
+      </w:r>
+      <w:r>
+        <w:rPr>
+          <w:b/>
+          <w:bCs/>
+        </w:rPr>
+        <w:t>grad</w:t>
+      </w:r>
+      <w:r>
+        <w:rPr>
+          <w:b/>
+          <w:bCs/>
+          <w:lang w:val="el-GR"/>
+        </w:rPr>
+        <w:t>_</w:t>
+      </w:r>
+      <w:r>
+        <w:rPr>
+          <w:b/>
+          <w:bCs/>
+        </w:rPr>
+        <w:t>w</w:t>
+      </w:r>
+      <w:r>
+        <w:rPr>
+          <w:lang w:val="el-GR"/>
+        </w:rPr>
+        <w:t xml:space="preserve">) εντός της </w:t>
+      </w:r>
+      <w:r>
+        <w:rPr>
+          <w:b/>
+          <w:bCs/>
+        </w:rPr>
+        <w:t>train</w:t>
+      </w:r>
+      <w:r>
+        <w:rPr>
+          <w:b/>
+          <w:bCs/>
+          <w:lang w:val="el-GR"/>
+        </w:rPr>
+        <w:t>_</w:t>
+      </w:r>
+      <w:r>
+        <w:rPr>
+          <w:b/>
+          <w:bCs/>
+        </w:rPr>
+        <w:t>and</w:t>
+      </w:r>
+      <w:r>
+        <w:rPr>
+          <w:b/>
+          <w:bCs/>
+          <w:lang w:val="el-GR"/>
+        </w:rPr>
+        <w:t>_</w:t>
+      </w:r>
+      <w:r>
+        <w:rPr>
+          <w:b/>
+          <w:bCs/>
+        </w:rPr>
+        <w:t>eval</w:t>
+      </w:r>
+      <w:r>
+        <w:rPr>
+          <w:b/>
+          <w:bCs/>
+          <w:lang w:val="el-GR"/>
+        </w:rPr>
+        <w:t>_</w:t>
+      </w:r>
+      <w:proofErr w:type="spellStart"/>
+      <w:r>
+        <w:rPr>
+          <w:b/>
+          <w:bCs/>
+        </w:rPr>
+        <w:t>logreg</w:t>
+      </w:r>
+      <w:proofErr w:type="spellEnd"/>
+      <w:r>
+        <w:rPr>
+          <w:lang w:val="el-GR"/>
+        </w:rPr>
+        <w:t xml:space="preserve"> για αποφυγή </w:t>
+      </w:r>
+      <w:r>
+        <w:rPr>
+          <w:b/>
+          <w:bCs/>
+        </w:rPr>
+        <w:t>race</w:t>
       </w:r>
       <w:r>
         <w:rPr>
@@ -4977,140 +4531,13 @@
           <w:b/>
           <w:bCs/>
         </w:rPr>
-        <w:t>Search</w:t>
-      </w:r>
-      <w:r>
-        <w:rPr>
-          <w:lang w:val="el-GR"/>
-        </w:rPr>
-        <w:t>), κάθε νήμα διαθέτει δική του περιοχή μνήμης για το μοντέλο (</w:t>
-      </w:r>
-      <w:r>
-        <w:rPr>
-          <w:b/>
-          <w:bCs/>
-        </w:rPr>
-        <w:t>w</w:t>
-      </w:r>
-      <w:r>
-        <w:rPr>
-          <w:lang w:val="el-GR"/>
-        </w:rPr>
-        <w:t>,</w:t>
-      </w:r>
-      <w:r>
-        <w:rPr>
-          <w:b/>
-          <w:bCs/>
-          <w:lang w:val="el-GR"/>
-        </w:rPr>
-        <w:t xml:space="preserve"> </w:t>
-      </w:r>
-      <w:r>
-        <w:rPr>
-          <w:b/>
-          <w:bCs/>
-        </w:rPr>
-        <w:t>grad</w:t>
-      </w:r>
-      <w:r>
-        <w:rPr>
-          <w:b/>
-          <w:bCs/>
-          <w:lang w:val="el-GR"/>
-        </w:rPr>
-        <w:t>_</w:t>
-      </w:r>
-      <w:r>
-        <w:rPr>
-          <w:b/>
-          <w:bCs/>
-        </w:rPr>
-        <w:t>w</w:t>
-      </w:r>
-      <w:r>
-        <w:rPr>
-          <w:lang w:val="el-GR"/>
-        </w:rPr>
-        <w:t xml:space="preserve">) εντός της </w:t>
-      </w:r>
-      <w:r>
-        <w:rPr>
-          <w:b/>
-          <w:bCs/>
-        </w:rPr>
-        <w:t>train</w:t>
-      </w:r>
-      <w:r>
-        <w:rPr>
-          <w:b/>
-          <w:bCs/>
-          <w:lang w:val="el-GR"/>
-        </w:rPr>
-        <w:t>_</w:t>
-      </w:r>
-      <w:r>
-        <w:rPr>
-          <w:b/>
-          <w:bCs/>
-        </w:rPr>
-        <w:t>and</w:t>
-      </w:r>
-      <w:r>
-        <w:rPr>
-          <w:b/>
-          <w:bCs/>
-          <w:lang w:val="el-GR"/>
-        </w:rPr>
-        <w:t>_</w:t>
-      </w:r>
-      <w:r>
-        <w:rPr>
-          <w:b/>
-          <w:bCs/>
-        </w:rPr>
-        <w:t>eval</w:t>
-      </w:r>
-      <w:r>
-        <w:rPr>
-          <w:b/>
-          <w:bCs/>
-          <w:lang w:val="el-GR"/>
-        </w:rPr>
-        <w:t>_</w:t>
-      </w:r>
-      <w:proofErr w:type="spellStart"/>
-      <w:r>
-        <w:rPr>
-          <w:b/>
-          <w:bCs/>
-        </w:rPr>
-        <w:t>logreg</w:t>
-      </w:r>
-      <w:proofErr w:type="spellEnd"/>
-      <w:r>
-        <w:rPr>
-          <w:lang w:val="el-GR"/>
-        </w:rPr>
-        <w:t xml:space="preserve">, διασφαλίζοντας ότι δεν υπάρχει διαμοιρασμός δεδομένων που θα οδηγούσε σε </w:t>
-      </w:r>
-      <w:r>
-        <w:t>race</w:t>
-      </w:r>
-      <w:r>
-        <w:rPr>
-          <w:lang w:val="el-GR"/>
-        </w:rPr>
-        <w:t xml:space="preserve"> </w:t>
-      </w:r>
-      <w:r>
-        <w:t>condition</w:t>
-      </w:r>
-      <w:r>
-        <w:rPr>
-          <w:lang w:val="el-GR"/>
-        </w:rPr>
-        <w:t xml:space="preserve"> κατά την εκπαίδευση.</w:t>
+        <w:t>conditions</w:t>
+      </w:r>
+      <w:r>
+        <w:rPr>
+          <w:lang w:val="el-GR"/>
+        </w:rPr>
+        <w:t>.</w:t>
       </w:r>
     </w:p>
     <w:p>
@@ -5125,17 +4552,9 @@
       </w:pPr>
       <w:r>
         <w:rPr>
-          <w:b/>
-          <w:bCs/>
-          <w:lang w:val="el-GR"/>
-        </w:rPr>
-        <w:t>Χρονομέτρηση:</w:t>
-      </w:r>
-      <w:r>
-        <w:rPr>
-          <w:lang w:val="el-GR"/>
-        </w:rPr>
-        <w:t xml:space="preserve"> Προστέθηκαν συναρτήσεις </w:t>
+          <w:lang w:val="el-GR"/>
+        </w:rPr>
+        <w:t xml:space="preserve">Προσθήκη </w:t>
       </w:r>
       <w:r>
         <w:rPr>
@@ -5173,37 +4592,25 @@
         <w:rPr>
           <w:lang w:val="el-GR"/>
         </w:rPr>
-        <w:t xml:space="preserve"> σε στρατηγικά σημεία για τη μέτρηση του συνολικού χρόνου εκτέλεσης αλλά και του χρόνου αναζήτησης (</w:t>
-      </w:r>
-      <w:r>
-        <w:rPr>
-          <w:b/>
-          <w:bCs/>
-        </w:rPr>
-        <w:t>search</w:t>
-      </w:r>
-      <w:r>
-        <w:rPr>
-          <w:b/>
-          <w:bCs/>
-          <w:lang w:val="el-GR"/>
-        </w:rPr>
-        <w:t xml:space="preserve"> </w:t>
-      </w:r>
-      <w:r>
-        <w:rPr>
-          <w:b/>
-          <w:bCs/>
-        </w:rPr>
-        <w:t>time</w:t>
-      </w:r>
-      <w:r>
-        <w:rPr>
-          <w:lang w:val="el-GR"/>
-        </w:rPr>
-        <w:t xml:space="preserve">), ώστε να υπολογιστεί με ακρίβεια το </w:t>
-      </w:r>
-      <w:r>
+        <w:t xml:space="preserve"> για μέτρηση του χρόνου αναζήτησης</w:t>
+      </w:r>
+      <w:r>
+        <w:rPr>
+          <w:lang w:val="el-GR"/>
+        </w:rPr>
+        <w:t>, εκτέλεσης</w:t>
+      </w:r>
+      <w:r>
+        <w:rPr>
+          <w:lang w:val="el-GR"/>
+        </w:rPr>
+        <w:t xml:space="preserve"> και υπολογισμό του </w:t>
+      </w:r>
+      <w:r>
+        <w:rPr>
+          <w:b/>
+          <w:bCs/>
+        </w:rPr>
         <w:t>speedup</w:t>
       </w:r>
       <w:r>
@@ -5212,111 +4619,6 @@
         </w:rPr>
         <w:t>.</w:t>
       </w:r>
-    </w:p>
-    <w:p>
-      <w:pPr>
-        <w:rPr>
-          <w:lang w:val="el-GR"/>
-        </w:rPr>
-      </w:pPr>
-    </w:p>
-    <w:p>
-      <w:pPr>
-        <w:rPr>
-          <w:lang w:val="el-GR"/>
-        </w:rPr>
-      </w:pPr>
-    </w:p>
-    <w:p>
-      <w:pPr>
-        <w:rPr>
-          <w:lang w:val="el-GR"/>
-        </w:rPr>
-      </w:pPr>
-    </w:p>
-    <w:p>
-      <w:pPr>
-        <w:rPr>
-          <w:lang w:val="el-GR"/>
-        </w:rPr>
-      </w:pPr>
-    </w:p>
-    <w:p>
-      <w:pPr>
-        <w:rPr>
-          <w:lang w:val="el-GR"/>
-        </w:rPr>
-      </w:pPr>
-    </w:p>
-    <w:p>
-      <w:pPr>
-        <w:rPr>
-          <w:lang w:val="el-GR"/>
-        </w:rPr>
-      </w:pPr>
-    </w:p>
-    <w:p>
-      <w:pPr>
-        <w:rPr>
-          <w:lang w:val="el-GR"/>
-        </w:rPr>
-      </w:pPr>
-    </w:p>
-    <w:p>
-      <w:pPr>
-        <w:rPr>
-          <w:lang w:val="el-GR"/>
-        </w:rPr>
-      </w:pPr>
-    </w:p>
-    <w:p>
-      <w:pPr>
-        <w:rPr>
-          <w:lang w:val="el-GR"/>
-        </w:rPr>
-      </w:pPr>
-    </w:p>
-    <w:p>
-      <w:pPr>
-        <w:rPr>
-          <w:lang w:val="el-GR"/>
-        </w:rPr>
-      </w:pPr>
-    </w:p>
-    <w:p>
-      <w:pPr>
-        <w:rPr>
-          <w:lang w:val="el-GR"/>
-        </w:rPr>
-      </w:pPr>
-    </w:p>
-    <w:p>
-      <w:pPr>
-        <w:rPr>
-          <w:lang w:val="el-GR"/>
-        </w:rPr>
-      </w:pPr>
-    </w:p>
-    <w:p>
-      <w:pPr>
-        <w:rPr>
-          <w:lang w:val="el-GR"/>
-        </w:rPr>
-      </w:pPr>
-    </w:p>
-    <w:p>
-      <w:pPr>
-        <w:rPr>
-          <w:lang w:val="el-GR"/>
-        </w:rPr>
-      </w:pPr>
-    </w:p>
-    <w:p>
-      <w:pPr>
-        <w:rPr>
-          <w:lang w:val="el-GR"/>
-        </w:rPr>
-      </w:pPr>
     </w:p>
     <w:p>
       <w:pPr>
@@ -5492,162 +4794,175 @@
     <w:p>
       <w:pPr>
         <w:rPr>
-          <w:lang w:val="el-GR"/>
-        </w:rPr>
-      </w:pPr>
+          <w:b/>
+          <w:bCs/>
+          <w:lang w:val="el-GR"/>
+        </w:rPr>
+      </w:pPr>
+      <w:r>
+        <w:rPr>
+          <w:b/>
+          <w:bCs/>
+          <w:lang w:val="el-GR"/>
+        </w:rPr>
+        <w:t>Αποτελέσματα Άσκησης 1 (</w:t>
+      </w:r>
+      <w:r>
+        <w:rPr>
+          <w:b/>
+          <w:bCs/>
+        </w:rPr>
+        <w:t>Monte</w:t>
+      </w:r>
+      <w:r>
+        <w:rPr>
+          <w:b/>
+          <w:bCs/>
+          <w:lang w:val="el-GR"/>
+        </w:rPr>
+        <w:t xml:space="preserve"> </w:t>
+      </w:r>
+      <w:r>
+        <w:rPr>
+          <w:b/>
+          <w:bCs/>
+        </w:rPr>
+        <w:t>Carlo</w:t>
+      </w:r>
+      <w:r>
+        <w:rPr>
+          <w:b/>
+          <w:bCs/>
+          <w:lang w:val="el-GR"/>
+        </w:rPr>
+        <w:t>)</w:t>
+      </w:r>
+      <w:r>
+        <w:rPr>
+          <w:b/>
+          <w:bCs/>
+          <w:lang w:val="el-GR"/>
+        </w:rPr>
+        <w:t>:</w:t>
+      </w:r>
     </w:p>
     <w:p>
       <w:pPr>
         <w:rPr>
-          <w:b/>
-          <w:bCs/>
-          <w:lang w:val="el-GR"/>
-        </w:rPr>
-      </w:pPr>
-      <w:r>
-        <w:rPr>
-          <w:b/>
-          <w:bCs/>
-          <w:lang w:val="el-GR"/>
-        </w:rPr>
-        <w:t>Αποτελέσματα Άσκησης 1 (</w:t>
-      </w:r>
-      <w:r>
-        <w:rPr>
-          <w:b/>
-          <w:bCs/>
-        </w:rPr>
-        <w:t>Monte</w:t>
-      </w:r>
-      <w:r>
-        <w:rPr>
-          <w:b/>
-          <w:bCs/>
+          <w:lang w:val="el-GR"/>
+        </w:rPr>
+      </w:pPr>
+      <w:r>
+        <w:rPr>
+          <w:lang w:val="el-GR"/>
+        </w:rPr>
+        <w:t xml:space="preserve">Εκτελέστηκε το </w:t>
+      </w:r>
+      <w:r>
+        <w:rPr>
+          <w:b/>
+          <w:bCs/>
+        </w:rPr>
+        <w:t>ex</w:t>
+      </w:r>
+      <w:r>
+        <w:rPr>
+          <w:b/>
+          <w:bCs/>
+          <w:lang w:val="el-GR"/>
+        </w:rPr>
+        <w:t>03</w:t>
+      </w:r>
+      <w:r>
+        <w:rPr>
+          <w:b/>
+          <w:bCs/>
+        </w:rPr>
+        <w:t>a</w:t>
+      </w:r>
+      <w:r>
+        <w:rPr>
+          <w:b/>
+          <w:bCs/>
+          <w:lang w:val="el-GR"/>
+        </w:rPr>
+        <w:t>_</w:t>
+      </w:r>
+      <w:proofErr w:type="spellStart"/>
+      <w:r>
+        <w:rPr>
+          <w:b/>
+          <w:bCs/>
+        </w:rPr>
+        <w:t>omp</w:t>
+      </w:r>
+      <w:proofErr w:type="spellEnd"/>
+      <w:r>
+        <w:rPr>
+          <w:lang w:val="el-GR"/>
+        </w:rPr>
+        <w:t xml:space="preserve"> με διαφορετικούς συνδυασμούς εξωτερικών (</w:t>
+      </w:r>
+      <w:r>
+        <w:t>P</w:t>
+      </w:r>
+      <w:r>
+        <w:rPr>
+          <w:lang w:val="el-GR"/>
+        </w:rPr>
+        <w:t>) και εσωτερικών (</w:t>
+      </w:r>
+      <w:r>
+        <w:t>T</w:t>
+      </w:r>
+      <w:r>
+        <w:rPr>
+          <w:lang w:val="el-GR"/>
+        </w:rPr>
+        <w:t xml:space="preserve">) νημάτων. Ο συνολικός αριθμός δειγμάτων </w:t>
+      </w:r>
+      <w:r>
+        <w:rPr>
+          <w:b/>
+          <w:bCs/>
+          <w:lang w:val="el-GR"/>
+        </w:rPr>
+        <w:t xml:space="preserve">ήταν </w:t>
+      </w:r>
+      <w:r>
+        <w:rPr>
+          <w:b/>
+          <w:bCs/>
+        </w:rPr>
+        <w:t>n</w:t>
+      </w:r>
+      <w:r>
+        <w:rPr>
+          <w:b/>
+          <w:bCs/>
+          <w:lang w:val="el-GR"/>
+        </w:rPr>
+        <w:t>=</w:t>
+      </w:r>
+      <w:r>
+        <w:rPr>
+          <w:b/>
+          <w:bCs/>
+          <w:lang w:val="el-GR"/>
+        </w:rPr>
+        <w:t>200.000.000</w:t>
+      </w:r>
+      <w:r>
+        <w:rPr>
           <w:lang w:val="el-GR"/>
         </w:rPr>
         <w:t xml:space="preserve"> </w:t>
       </w:r>
       <w:r>
         <w:rPr>
-          <w:b/>
-          <w:bCs/>
-        </w:rPr>
-        <w:t>Carlo</w:t>
-      </w:r>
-      <w:r>
-        <w:rPr>
-          <w:b/>
-          <w:bCs/>
-          <w:lang w:val="el-GR"/>
-        </w:rPr>
-        <w:t>)</w:t>
-      </w:r>
-    </w:p>
-    <w:p>
-      <w:pPr>
-        <w:rPr>
-          <w:lang w:val="el-GR"/>
-        </w:rPr>
-      </w:pPr>
-      <w:r>
-        <w:rPr>
-          <w:lang w:val="el-GR"/>
-        </w:rPr>
-        <w:t xml:space="preserve">Εκτελέστηκε το </w:t>
-      </w:r>
-      <w:r>
-        <w:rPr>
-          <w:b/>
-          <w:bCs/>
-        </w:rPr>
-        <w:t>ex</w:t>
-      </w:r>
-      <w:r>
-        <w:rPr>
-          <w:b/>
-          <w:bCs/>
-          <w:lang w:val="el-GR"/>
-        </w:rPr>
-        <w:t>03</w:t>
-      </w:r>
-      <w:r>
-        <w:rPr>
-          <w:b/>
-          <w:bCs/>
-        </w:rPr>
-        <w:t>a</w:t>
-      </w:r>
-      <w:r>
-        <w:rPr>
-          <w:b/>
-          <w:bCs/>
-          <w:lang w:val="el-GR"/>
-        </w:rPr>
-        <w:t>_</w:t>
-      </w:r>
-      <w:proofErr w:type="spellStart"/>
-      <w:r>
-        <w:rPr>
-          <w:b/>
-          <w:bCs/>
-        </w:rPr>
-        <w:t>omp</w:t>
-      </w:r>
-      <w:proofErr w:type="spellEnd"/>
-      <w:r>
-        <w:rPr>
-          <w:lang w:val="el-GR"/>
-        </w:rPr>
-        <w:t xml:space="preserve"> με διαφορετικούς συνδυασμούς εξωτερικών (</w:t>
-      </w:r>
-      <w:r>
-        <w:t>P</w:t>
-      </w:r>
-      <w:r>
-        <w:rPr>
-          <w:lang w:val="el-GR"/>
-        </w:rPr>
-        <w:t>) και εσωτερικών (</w:t>
-      </w:r>
-      <w:r>
-        <w:t>T</w:t>
-      </w:r>
-      <w:r>
-        <w:rPr>
-          <w:lang w:val="el-GR"/>
-        </w:rPr>
-        <w:t xml:space="preserve">) νημάτων. Ο συνολικός αριθμός δειγμάτων </w:t>
-      </w:r>
-      <w:r>
-        <w:rPr>
-          <w:b/>
-          <w:bCs/>
-          <w:lang w:val="el-GR"/>
-        </w:rPr>
-        <w:t xml:space="preserve">ήταν </w:t>
-      </w:r>
-      <w:r>
-        <w:rPr>
-          <w:b/>
-          <w:bCs/>
-        </w:rPr>
-        <w:t>n</w:t>
-      </w:r>
-      <w:r>
-        <w:rPr>
-          <w:b/>
-          <w:bCs/>
-          <w:lang w:val="el-GR"/>
-        </w:rPr>
-        <w:t>=</w:t>
-      </w:r>
-      <w:r>
-        <w:rPr>
-          <w:b/>
-          <w:bCs/>
-          <w:lang w:val="el-GR"/>
-        </w:rPr>
-        <w:t>200.000.000</w:t>
+          <w:lang w:val="el-GR"/>
+        </w:rPr>
+        <w:t>για</w:t>
       </w:r>
       <w:r>
         <w:rPr>
@@ -5659,19 +4974,7 @@
         <w:rPr>
           <w:lang w:val="el-GR"/>
         </w:rPr>
-        <w:t>για να υπάρχει επαρκής φόρτος εργασίας</w:t>
-      </w:r>
-      <w:r>
-        <w:rPr>
-          <w:lang w:val="el-GR"/>
-        </w:rPr>
-        <w:t xml:space="preserve"> </w:t>
-      </w:r>
-      <w:r>
-        <w:rPr>
-          <w:lang w:val="el-GR"/>
-        </w:rPr>
-        <w:t xml:space="preserve">και χρόνος κοντά στα </w:t>
+        <w:t xml:space="preserve">χρόνο κοντά στα </w:t>
       </w:r>
       <w:r>
         <w:rPr>
@@ -5688,13 +4991,6 @@
         </w:rPr>
         <w:t>.</w:t>
       </w:r>
-    </w:p>
-    <w:p>
-      <w:pPr>
-        <w:rPr>
-          <w:lang w:val="el-GR"/>
-        </w:rPr>
-      </w:pPr>
     </w:p>
     <w:tbl>
       <w:tblPr>
@@ -5889,6 +5185,9 @@
             <w:pPr>
               <w:jc w:val="center"/>
             </w:pPr>
+            <w:r>
+              <w:t>52.328585 s</w:t>
+            </w:r>
           </w:p>
         </w:tc>
         <w:tc>
@@ -5899,9 +5198,261 @@
             <w:pPr>
               <w:jc w:val="center"/>
             </w:pPr>
+            <w:r>
+              <w:t>1.00x</w:t>
+            </w:r>
           </w:p>
         </w:tc>
       </w:tr>
+      <w:tr>
+        <w:trPr>
+          <w:jc w:val="center"/>
+        </w:trPr>
+        <w:tc>
+          <w:tcPr>
+            <w:tcW w:w="2009" w:type="dxa"/>
+          </w:tcPr>
+          <w:p>
+            <w:pPr>
+              <w:jc w:val="center"/>
+            </w:pPr>
+            <w:r>
+              <w:t>1</w:t>
+            </w:r>
+          </w:p>
+        </w:tc>
+        <w:tc>
+          <w:tcPr>
+            <w:tcW w:w="2066" w:type="dxa"/>
+          </w:tcPr>
+          <w:p>
+            <w:pPr>
+              <w:jc w:val="center"/>
+            </w:pPr>
+            <w:r>
+              <w:t>2</w:t>
+            </w:r>
+          </w:p>
+        </w:tc>
+        <w:tc>
+          <w:tcPr>
+            <w:tcW w:w="1923" w:type="dxa"/>
+          </w:tcPr>
+          <w:p>
+            <w:pPr>
+              <w:jc w:val="center"/>
+            </w:pPr>
+            <w:r>
+              <w:t>26.311784 s</w:t>
+            </w:r>
+          </w:p>
+        </w:tc>
+        <w:tc>
+          <w:tcPr>
+            <w:tcW w:w="1260" w:type="dxa"/>
+          </w:tcPr>
+          <w:p>
+            <w:pPr>
+              <w:jc w:val="center"/>
+            </w:pPr>
+            <w:r>
+              <w:t>1.98x</w:t>
+            </w:r>
+          </w:p>
+        </w:tc>
+      </w:tr>
+      <w:tr>
+        <w:trPr>
+          <w:jc w:val="center"/>
+        </w:trPr>
+        <w:tc>
+          <w:tcPr>
+            <w:tcW w:w="2009" w:type="dxa"/>
+          </w:tcPr>
+          <w:p>
+            <w:pPr>
+              <w:jc w:val="center"/>
+            </w:pPr>
+            <w:r>
+              <w:t>1</w:t>
+            </w:r>
+          </w:p>
+        </w:tc>
+        <w:tc>
+          <w:tcPr>
+            <w:tcW w:w="2066" w:type="dxa"/>
+          </w:tcPr>
+          <w:p>
+            <w:pPr>
+              <w:jc w:val="center"/>
+            </w:pPr>
+            <w:r>
+              <w:t>4</w:t>
+            </w:r>
+          </w:p>
+        </w:tc>
+        <w:tc>
+          <w:tcPr>
+            <w:tcW w:w="1923" w:type="dxa"/>
+          </w:tcPr>
+          <w:p>
+            <w:pPr>
+              <w:jc w:val="center"/>
+            </w:pPr>
+            <w:r>
+              <w:t>13.332774 s</w:t>
+            </w:r>
+          </w:p>
+        </w:tc>
+        <w:tc>
+          <w:tcPr>
+            <w:tcW w:w="1260" w:type="dxa"/>
+          </w:tcPr>
+          <w:p>
+            <w:pPr>
+              <w:jc w:val="center"/>
+            </w:pPr>
+            <w:r>
+              <w:t>3.92x</w:t>
+            </w:r>
+          </w:p>
+        </w:tc>
+      </w:tr>
+      <w:tr>
+        <w:trPr>
+          <w:jc w:val="center"/>
+        </w:trPr>
+        <w:tc>
+          <w:tcPr>
+            <w:tcW w:w="2009" w:type="dxa"/>
+          </w:tcPr>
+          <w:p>
+            <w:pPr>
+              <w:jc w:val="center"/>
+            </w:pPr>
+            <w:r>
+              <w:rPr>
+                <w:lang w:val="el-GR"/>
+              </w:rPr>
+              <w:t>1</w:t>
+            </w:r>
+          </w:p>
+        </w:tc>
+        <w:tc>
+          <w:tcPr>
+            <w:tcW w:w="2066" w:type="dxa"/>
+          </w:tcPr>
+          <w:p>
+            <w:pPr>
+              <w:jc w:val="center"/>
+            </w:pPr>
+            <w:r>
+              <w:rPr>
+                <w:lang w:val="el-GR"/>
+              </w:rPr>
+              <w:t>6</w:t>
+            </w:r>
+          </w:p>
+        </w:tc>
+        <w:tc>
+          <w:tcPr>
+            <w:tcW w:w="1923" w:type="dxa"/>
+          </w:tcPr>
+          <w:p>
+            <w:pPr>
+              <w:jc w:val="center"/>
+            </w:pPr>
+            <w:r>
+              <w:t>10.127616 s</w:t>
+            </w:r>
+          </w:p>
+        </w:tc>
+        <w:tc>
+          <w:tcPr>
+            <w:tcW w:w="1260" w:type="dxa"/>
+          </w:tcPr>
+          <w:p>
+            <w:pPr>
+              <w:jc w:val="center"/>
+            </w:pPr>
+            <w:r>
+              <w:t>5.16x</w:t>
+            </w:r>
+          </w:p>
+        </w:tc>
+      </w:tr>
+      <w:tr>
+        <w:trPr>
+          <w:jc w:val="center"/>
+        </w:trPr>
+        <w:tc>
+          <w:tcPr>
+            <w:tcW w:w="2009" w:type="dxa"/>
+          </w:tcPr>
+          <w:p>
+            <w:pPr>
+              <w:jc w:val="center"/>
+            </w:pPr>
+            <w:r>
+              <w:t>1</w:t>
+            </w:r>
+          </w:p>
+        </w:tc>
+        <w:tc>
+          <w:tcPr>
+            <w:tcW w:w="2066" w:type="dxa"/>
+          </w:tcPr>
+          <w:p>
+            <w:pPr>
+              <w:jc w:val="center"/>
+            </w:pPr>
+            <w:r>
+              <w:t>8</w:t>
+            </w:r>
+          </w:p>
+        </w:tc>
+        <w:tc>
+          <w:tcPr>
+            <w:tcW w:w="1923" w:type="dxa"/>
+          </w:tcPr>
+          <w:p>
+            <w:pPr>
+              <w:jc w:val="center"/>
+            </w:pPr>
+            <w:r>
+              <w:t>10.879466 s</w:t>
+            </w:r>
+          </w:p>
+        </w:tc>
+        <w:tc>
+          <w:tcPr>
+            <w:tcW w:w="1260" w:type="dxa"/>
+          </w:tcPr>
+          <w:p>
+            <w:pPr>
+              <w:jc w:val="center"/>
+            </w:pPr>
+            <w:r>
+              <w:t>4.80x</w:t>
+            </w:r>
+          </w:p>
+        </w:tc>
+      </w:tr>
+    </w:tbl>
+    <w:p/>
+    <w:tbl>
+      <w:tblPr>
+        <w:tblStyle w:val="TableGrid"/>
+        <w:tblW w:w="7258" w:type="dxa"/>
+        <w:jc w:val="center"/>
+        <w:tblLook w:val="04A0" w:firstRow="1" w:lastRow="0" w:firstColumn="1" w:lastColumn="0" w:noHBand="0" w:noVBand="1"/>
+      </w:tblPr>
+      <w:tblGrid>
+        <w:gridCol w:w="2009"/>
+        <w:gridCol w:w="2066"/>
+        <w:gridCol w:w="1923"/>
+        <w:gridCol w:w="1260"/>
+      </w:tblGrid>
       <w:tr>
         <w:trPr>
           <w:jc w:val="center"/>
@@ -5940,6 +5491,9 @@
             <w:pPr>
               <w:jc w:val="center"/>
             </w:pPr>
+            <w:r>
+              <w:t>13.838193 s</w:t>
+            </w:r>
           </w:p>
         </w:tc>
         <w:tc>
@@ -5950,6 +5504,12 @@
             <w:pPr>
               <w:jc w:val="center"/>
             </w:pPr>
+            <w:r>
+              <w:t>3.78</w:t>
+            </w:r>
+            <w:r>
+              <w:t>x</w:t>
+            </w:r>
           </w:p>
         </w:tc>
       </w:tr>
@@ -5991,6 +5551,9 @@
             <w:pPr>
               <w:jc w:val="center"/>
             </w:pPr>
+            <w:r>
+              <w:t>11.026311 s</w:t>
+            </w:r>
           </w:p>
         </w:tc>
         <w:tc>
@@ -6001,6 +5564,9 @@
             <w:pPr>
               <w:jc w:val="center"/>
             </w:pPr>
+            <w:r>
+              <w:t>4.74x</w:t>
+            </w:r>
           </w:p>
         </w:tc>
       </w:tr>
@@ -6054,6 +5620,9 @@
             <w:pPr>
               <w:jc w:val="center"/>
             </w:pPr>
+            <w:r>
+              <w:t>12.206227 s</w:t>
+            </w:r>
           </w:p>
         </w:tc>
         <w:tc>
@@ -6064,69 +5633,9 @@
             <w:pPr>
               <w:jc w:val="center"/>
             </w:pPr>
-          </w:p>
-        </w:tc>
-      </w:tr>
-      <w:tr>
-        <w:trPr>
-          <w:jc w:val="center"/>
-        </w:trPr>
-        <w:tc>
-          <w:tcPr>
-            <w:tcW w:w="2009" w:type="dxa"/>
-          </w:tcPr>
-          <w:p>
-            <w:pPr>
-              <w:jc w:val="center"/>
-              <w:rPr>
-                <w:lang w:val="el-GR"/>
-              </w:rPr>
-            </w:pPr>
             <w:r>
-              <w:rPr>
-                <w:lang w:val="el-GR"/>
-              </w:rPr>
-              <w:t>1</w:t>
+              <w:t>4.28x</w:t>
             </w:r>
-          </w:p>
-        </w:tc>
-        <w:tc>
-          <w:tcPr>
-            <w:tcW w:w="2066" w:type="dxa"/>
-          </w:tcPr>
-          <w:p>
-            <w:pPr>
-              <w:jc w:val="center"/>
-              <w:rPr>
-                <w:lang w:val="el-GR"/>
-              </w:rPr>
-            </w:pPr>
-            <w:r>
-              <w:rPr>
-                <w:lang w:val="el-GR"/>
-              </w:rPr>
-              <w:t>6</w:t>
-            </w:r>
-          </w:p>
-        </w:tc>
-        <w:tc>
-          <w:tcPr>
-            <w:tcW w:w="1923" w:type="dxa"/>
-          </w:tcPr>
-          <w:p>
-            <w:pPr>
-              <w:jc w:val="center"/>
-            </w:pPr>
-          </w:p>
-        </w:tc>
-        <w:tc>
-          <w:tcPr>
-            <w:tcW w:w="1260" w:type="dxa"/>
-          </w:tcPr>
-          <w:p>
-            <w:pPr>
-              <w:jc w:val="center"/>
-            </w:pPr>
           </w:p>
         </w:tc>
       </w:tr>
@@ -6183,6 +5692,12 @@
                 <w:lang w:val="el-GR"/>
               </w:rPr>
             </w:pPr>
+            <w:r>
+              <w:rPr>
+                <w:lang w:val="el-GR"/>
+              </w:rPr>
+              <w:t>10.081710 s</w:t>
+            </w:r>
           </w:p>
         </w:tc>
         <w:tc>
@@ -6193,6 +5708,9 @@
             <w:pPr>
               <w:jc w:val="center"/>
             </w:pPr>
+            <w:r>
+              <w:t>5.19x</w:t>
+            </w:r>
           </w:p>
         </w:tc>
       </w:tr>
@@ -6247,6 +5765,9 @@
             <w:pPr>
               <w:jc w:val="center"/>
             </w:pPr>
+            <w:r>
+              <w:t>10.773094 s</w:t>
+            </w:r>
           </w:p>
         </w:tc>
         <w:tc>
@@ -6257,6 +5778,9 @@
             <w:pPr>
               <w:jc w:val="center"/>
             </w:pPr>
+            <w:r>
+              <w:t>4.85x</w:t>
+            </w:r>
           </w:p>
         </w:tc>
       </w:tr>
@@ -6271,48 +5795,16 @@
     <w:p>
       <w:pPr>
         <w:rPr>
-          <w:b/>
-          <w:bCs/>
-          <w:lang w:val="el-GR"/>
-        </w:rPr>
-      </w:pPr>
-      <w:r>
-        <w:rPr>
-          <w:b/>
-          <w:bCs/>
-          <w:lang w:val="el-GR"/>
-        </w:rPr>
-        <w:t>Αποτελέσματα Άσκησης 2 (</w:t>
-      </w:r>
-      <w:r>
-        <w:rPr>
-          <w:b/>
-          <w:bCs/>
-        </w:rPr>
-        <w:t>Logistic</w:t>
-      </w:r>
-      <w:r>
-        <w:rPr>
-          <w:b/>
-          <w:bCs/>
-          <w:lang w:val="el-GR"/>
-        </w:rPr>
-        <w:t xml:space="preserve"> </w:t>
-      </w:r>
-      <w:r>
-        <w:rPr>
-          <w:b/>
-          <w:bCs/>
-        </w:rPr>
-        <w:t>Regression</w:t>
-      </w:r>
-      <w:r>
-        <w:rPr>
-          <w:b/>
-          <w:bCs/>
-          <w:lang w:val="el-GR"/>
-        </w:rPr>
-        <w:t>)</w:t>
+          <w:lang w:val="el-GR"/>
+        </w:rPr>
+      </w:pPr>
+      <w:r>
+        <w:rPr>
+          <w:b/>
+          <w:bCs/>
+          <w:lang w:val="el-GR"/>
+        </w:rPr>
+        <w:t>Σχολιασμός Αποτελεσμάτων</w:t>
       </w:r>
     </w:p>
     <w:p>
@@ -6325,68 +5817,1573 @@
         <w:rPr>
           <w:lang w:val="el-GR"/>
         </w:rPr>
-        <w:t xml:space="preserve">Εκτελέστηκε το </w:t>
-      </w:r>
-      <w:r>
-        <w:rPr>
-          <w:b/>
-          <w:bCs/>
-        </w:rPr>
-        <w:t>ex</w:t>
-      </w:r>
-      <w:r>
-        <w:rPr>
-          <w:b/>
-          <w:bCs/>
-          <w:lang w:val="el-GR"/>
-        </w:rPr>
-        <w:t>03</w:t>
-      </w:r>
-      <w:r>
-        <w:rPr>
-          <w:b/>
-          <w:bCs/>
-        </w:rPr>
-        <w:t>b</w:t>
-      </w:r>
-      <w:r>
-        <w:rPr>
-          <w:b/>
-          <w:bCs/>
-          <w:lang w:val="el-GR"/>
-        </w:rPr>
-        <w:t>_</w:t>
-      </w:r>
-      <w:proofErr w:type="spellStart"/>
-      <w:r>
-        <w:rPr>
-          <w:b/>
-          <w:bCs/>
-        </w:rPr>
-        <w:t>omp</w:t>
-      </w:r>
-      <w:proofErr w:type="spellEnd"/>
-      <w:r>
-        <w:rPr>
-          <w:lang w:val="el-GR"/>
-        </w:rPr>
-        <w:t xml:space="preserve"> με μεταβαλλόμενο αριθμό νημάτων (-</w:t>
-      </w:r>
-      <w:r>
-        <w:t>T</w:t>
-      </w:r>
-      <w:r>
-        <w:rPr>
-          <w:lang w:val="el-GR"/>
-        </w:rPr>
-        <w:t>).</w:t>
+        <w:t>Με βάση τους πίνακες μετρήσεων, παρατηρούμε τα εξής:</w:t>
       </w:r>
     </w:p>
     <w:p>
       <w:pPr>
-        <w:rPr>
-          <w:b/>
-          <w:bCs/>
+        <w:numPr>
+          <w:ilvl w:val="0"/>
+          <w:numId w:val="34"/>
+        </w:numPr>
+        <w:rPr>
+          <w:lang w:val="el-GR"/>
+        </w:rPr>
+      </w:pPr>
+      <w:r>
+        <w:rPr>
+          <w:b/>
+          <w:bCs/>
+          <w:lang w:val="el-GR"/>
+        </w:rPr>
+        <w:t>Κλιμάκωση (</w:t>
+      </w:r>
+      <w:r>
+        <w:rPr>
+          <w:b/>
+          <w:bCs/>
+        </w:rPr>
+        <w:t>Scalability</w:t>
+      </w:r>
+      <w:r>
+        <w:rPr>
+          <w:b/>
+          <w:bCs/>
+          <w:lang w:val="el-GR"/>
+        </w:rPr>
+        <w:t>):</w:t>
+      </w:r>
+      <w:r>
+        <w:rPr>
+          <w:lang w:val="el-GR"/>
+        </w:rPr>
+        <w:t xml:space="preserve"> Η επίδοση βελτιώνεται σχεδόν γραμμικά καθώς αυξάνεται ο αριθμός των νημάτων μέχρι τον αριθμό των φυσικών πυρήνων του επεξεργαστή. Συγκεκριμένα, με </w:t>
+      </w:r>
+      <w:r>
+        <w:rPr>
+          <w:b/>
+          <w:bCs/>
+        </w:rPr>
+        <w:t>P</w:t>
+      </w:r>
+      <w:r>
+        <w:rPr>
+          <w:b/>
+          <w:bCs/>
+          <w:lang w:val="el-GR"/>
+        </w:rPr>
+        <w:t xml:space="preserve">=1, </w:t>
+      </w:r>
+      <w:r>
+        <w:rPr>
+          <w:b/>
+          <w:bCs/>
+        </w:rPr>
+        <w:t>T</w:t>
+      </w:r>
+      <w:r>
+        <w:rPr>
+          <w:b/>
+          <w:bCs/>
+          <w:lang w:val="el-GR"/>
+        </w:rPr>
+        <w:t>=6</w:t>
+      </w:r>
+      <w:r>
+        <w:rPr>
+          <w:lang w:val="el-GR"/>
+        </w:rPr>
+        <w:t xml:space="preserve"> επιτυγχάνεται </w:t>
+      </w:r>
+      <w:r>
+        <w:rPr>
+          <w:b/>
+          <w:bCs/>
+        </w:rPr>
+        <w:t>Speedup</w:t>
+      </w:r>
+      <w:r>
+        <w:rPr>
+          <w:lang w:val="el-GR"/>
+        </w:rPr>
+        <w:t xml:space="preserve"> </w:t>
+      </w:r>
+      <w:r>
+        <w:rPr>
+          <w:b/>
+          <w:bCs/>
+          <w:lang w:val="el-GR"/>
+        </w:rPr>
+        <w:t>5.16</w:t>
+      </w:r>
+      <w:r>
+        <w:rPr>
+          <w:b/>
+          <w:bCs/>
+        </w:rPr>
+        <w:t>x</w:t>
+      </w:r>
+      <w:r>
+        <w:rPr>
+          <w:lang w:val="el-GR"/>
+        </w:rPr>
+        <w:t>.</w:t>
+      </w:r>
+    </w:p>
+    <w:p>
+      <w:pPr>
+        <w:numPr>
+          <w:ilvl w:val="0"/>
+          <w:numId w:val="34"/>
+        </w:numPr>
+        <w:rPr>
+          <w:lang w:val="el-GR"/>
+        </w:rPr>
+      </w:pPr>
+      <w:r>
+        <w:rPr>
+          <w:b/>
+          <w:bCs/>
+          <w:lang w:val="el-GR"/>
+        </w:rPr>
+        <w:t>Υπερφόρτωση (</w:t>
+      </w:r>
+      <w:r>
+        <w:rPr>
+          <w:b/>
+          <w:bCs/>
+        </w:rPr>
+        <w:t>Oversubscription</w:t>
+      </w:r>
+      <w:r>
+        <w:rPr>
+          <w:b/>
+          <w:bCs/>
+          <w:lang w:val="el-GR"/>
+        </w:rPr>
+        <w:t>):</w:t>
+      </w:r>
+      <w:r>
+        <w:rPr>
+          <w:lang w:val="el-GR"/>
+        </w:rPr>
+        <w:t xml:space="preserve"> Όταν ο συνολικός αριθμός νημάτων υπερβαίνει τους διαθέσιμους πυρήνες (π.χ. στην περίπτωση </w:t>
+      </w:r>
+      <w:r>
+        <w:rPr>
+          <w:b/>
+          <w:bCs/>
+        </w:rPr>
+        <w:t>P</w:t>
+      </w:r>
+      <w:r>
+        <w:rPr>
+          <w:b/>
+          <w:bCs/>
+          <w:lang w:val="el-GR"/>
+        </w:rPr>
+        <w:t xml:space="preserve">=1, </w:t>
+      </w:r>
+      <w:r>
+        <w:rPr>
+          <w:b/>
+          <w:bCs/>
+        </w:rPr>
+        <w:t>T</w:t>
+      </w:r>
+      <w:r>
+        <w:rPr>
+          <w:b/>
+          <w:bCs/>
+          <w:lang w:val="el-GR"/>
+        </w:rPr>
+        <w:t>=8</w:t>
+      </w:r>
+      <w:r>
+        <w:rPr>
+          <w:lang w:val="el-GR"/>
+        </w:rPr>
+        <w:t>), παρατηρείται μείωση της απόδοσης</w:t>
+      </w:r>
+      <w:r>
+        <w:rPr>
+          <w:lang w:val="el-GR"/>
+        </w:rPr>
+        <w:t>.</w:t>
+      </w:r>
+    </w:p>
+    <w:p>
+      <w:pPr>
+        <w:numPr>
+          <w:ilvl w:val="0"/>
+          <w:numId w:val="34"/>
+        </w:numPr>
+        <w:rPr>
+          <w:lang w:val="el-GR"/>
+        </w:rPr>
+      </w:pPr>
+      <w:r>
+        <w:rPr>
+          <w:b/>
+          <w:bCs/>
+          <w:lang w:val="el-GR"/>
+        </w:rPr>
+        <w:t>Εμφωλευμένος Παραλληλισμός:</w:t>
+      </w:r>
+      <w:r>
+        <w:rPr>
+          <w:lang w:val="el-GR"/>
+        </w:rPr>
+        <w:t xml:space="preserve"> Οι συνδυασμοί </w:t>
+      </w:r>
+      <w:r>
+        <w:rPr>
+          <w:b/>
+          <w:bCs/>
+        </w:rPr>
+        <w:t>P</w:t>
+      </w:r>
+      <w:r>
+        <w:rPr>
+          <w:b/>
+          <w:bCs/>
+          <w:lang w:val="el-GR"/>
+        </w:rPr>
+        <w:t xml:space="preserve"> </w:t>
+      </w:r>
+      <w:r>
+        <w:rPr>
+          <w:b/>
+          <w:bCs/>
+        </w:rPr>
+        <w:t>x</w:t>
+      </w:r>
+      <w:r>
+        <w:rPr>
+          <w:b/>
+          <w:bCs/>
+          <w:lang w:val="el-GR"/>
+        </w:rPr>
+        <w:t xml:space="preserve"> </w:t>
+      </w:r>
+      <w:r>
+        <w:rPr>
+          <w:b/>
+          <w:bCs/>
+        </w:rPr>
+        <w:t>T</w:t>
+      </w:r>
+      <w:r>
+        <w:rPr>
+          <w:lang w:val="el-GR"/>
+        </w:rPr>
+        <w:t xml:space="preserve"> που ισούνται με 6 (π.χ. </w:t>
+      </w:r>
+      <w:r>
+        <w:rPr>
+          <w:b/>
+          <w:bCs/>
+        </w:rPr>
+        <w:t>P</w:t>
+      </w:r>
+      <w:r>
+        <w:rPr>
+          <w:b/>
+          <w:bCs/>
+          <w:lang w:val="el-GR"/>
+        </w:rPr>
+        <w:t xml:space="preserve">=2, </w:t>
+      </w:r>
+      <w:r>
+        <w:rPr>
+          <w:b/>
+          <w:bCs/>
+        </w:rPr>
+        <w:t>T</w:t>
+      </w:r>
+      <w:r>
+        <w:rPr>
+          <w:b/>
+          <w:bCs/>
+          <w:lang w:val="el-GR"/>
+        </w:rPr>
+        <w:t>=3</w:t>
+      </w:r>
+      <w:r>
+        <w:rPr>
+          <w:lang w:val="el-GR"/>
+        </w:rPr>
+        <w:t xml:space="preserve"> ή </w:t>
+      </w:r>
+      <w:r>
+        <w:rPr>
+          <w:b/>
+          <w:bCs/>
+        </w:rPr>
+        <w:t>P</w:t>
+      </w:r>
+      <w:r>
+        <w:rPr>
+          <w:b/>
+          <w:bCs/>
+          <w:lang w:val="el-GR"/>
+        </w:rPr>
+        <w:t xml:space="preserve">=3, </w:t>
+      </w:r>
+      <w:r>
+        <w:rPr>
+          <w:b/>
+          <w:bCs/>
+        </w:rPr>
+        <w:t>T</w:t>
+      </w:r>
+      <w:r>
+        <w:rPr>
+          <w:b/>
+          <w:bCs/>
+          <w:lang w:val="el-GR"/>
+        </w:rPr>
+        <w:t>=2</w:t>
+      </w:r>
+      <w:r>
+        <w:rPr>
+          <w:lang w:val="el-GR"/>
+        </w:rPr>
+        <w:t xml:space="preserve">) αποδίδουν εξίσου καλά με την περίπτωση </w:t>
+      </w:r>
+      <w:r>
+        <w:rPr>
+          <w:b/>
+          <w:bCs/>
+        </w:rPr>
+        <w:t>P</w:t>
+      </w:r>
+      <w:r>
+        <w:rPr>
+          <w:b/>
+          <w:bCs/>
+          <w:lang w:val="el-GR"/>
+        </w:rPr>
+        <w:t xml:space="preserve">=1, </w:t>
+      </w:r>
+      <w:r>
+        <w:rPr>
+          <w:b/>
+          <w:bCs/>
+        </w:rPr>
+        <w:t>T</w:t>
+      </w:r>
+      <w:r>
+        <w:rPr>
+          <w:b/>
+          <w:bCs/>
+          <w:lang w:val="el-GR"/>
+        </w:rPr>
+        <w:t>=6</w:t>
+      </w:r>
+      <w:r>
+        <w:rPr>
+          <w:lang w:val="el-GR"/>
+        </w:rPr>
+        <w:t xml:space="preserve">, με χρόνους περίπου στα 10-11 δευτερόλεπτα. Αυτό αποδεικνύει ότι η στρατηγική </w:t>
+      </w:r>
+      <w:proofErr w:type="spellStart"/>
+      <w:r>
+        <w:rPr>
+          <w:b/>
+          <w:bCs/>
+        </w:rPr>
+        <w:t>omp</w:t>
+      </w:r>
+      <w:proofErr w:type="spellEnd"/>
+      <w:r>
+        <w:rPr>
+          <w:b/>
+          <w:bCs/>
+          <w:lang w:val="el-GR"/>
+        </w:rPr>
+        <w:t>_</w:t>
+      </w:r>
+      <w:r>
+        <w:rPr>
+          <w:b/>
+          <w:bCs/>
+        </w:rPr>
+        <w:t>set</w:t>
+      </w:r>
+      <w:r>
+        <w:rPr>
+          <w:b/>
+          <w:bCs/>
+          <w:lang w:val="el-GR"/>
+        </w:rPr>
+        <w:t>_</w:t>
+      </w:r>
+      <w:r>
+        <w:rPr>
+          <w:b/>
+          <w:bCs/>
+        </w:rPr>
+        <w:t>nested</w:t>
+      </w:r>
+      <w:r>
+        <w:rPr>
+          <w:b/>
+          <w:bCs/>
+          <w:lang w:val="el-GR"/>
+        </w:rPr>
+        <w:t>(1)</w:t>
+      </w:r>
+      <w:r>
+        <w:rPr>
+          <w:lang w:val="el-GR"/>
+        </w:rPr>
+        <w:t xml:space="preserve"> λειτούργησε σωστά, διαμοιράζοντας αποτελεσματικά τον φόρτο.</w:t>
+      </w:r>
+    </w:p>
+    <w:p>
+      <w:pPr>
+        <w:rPr>
+          <w:lang w:val="el-GR"/>
+        </w:rPr>
+      </w:pPr>
+    </w:p>
+    <w:p>
+      <w:pPr>
+        <w:rPr>
+          <w:b/>
+          <w:bCs/>
+          <w:sz w:val="30"/>
+          <w:szCs w:val="30"/>
+        </w:rPr>
+      </w:pPr>
+      <w:r>
+        <w:rPr>
+          <w:b/>
+          <w:bCs/>
+          <w:sz w:val="30"/>
+          <w:szCs w:val="30"/>
+        </w:rPr>
+        <w:lastRenderedPageBreak/>
+        <w:t xml:space="preserve">Screenshots </w:t>
+      </w:r>
+      <w:r>
+        <w:rPr>
+          <w:b/>
+          <w:bCs/>
+          <w:sz w:val="30"/>
+          <w:szCs w:val="30"/>
+          <w:lang w:val="el-GR"/>
+        </w:rPr>
+        <w:t>εκτέλεσης</w:t>
+      </w:r>
+      <w:r>
+        <w:rPr>
+          <w:b/>
+          <w:bCs/>
+          <w:sz w:val="30"/>
+          <w:szCs w:val="30"/>
+        </w:rPr>
+        <w:t>:</w:t>
+      </w:r>
+    </w:p>
+    <w:p>
+      <w:pPr>
+        <w:rPr>
+          <w:b/>
+          <w:bCs/>
+          <w:sz w:val="30"/>
+          <w:szCs w:val="30"/>
+        </w:rPr>
+      </w:pPr>
+    </w:p>
+    <w:p>
+      <w:pPr>
+        <w:rPr>
+          <w:b/>
+          <w:bCs/>
+        </w:rPr>
+      </w:pPr>
+      <w:r>
+        <w:rPr>
+          <w:b/>
+          <w:bCs/>
+        </w:rPr>
+        <w:t>P=1, T=1</w:t>
+      </w:r>
+    </w:p>
+    <w:p>
+      <w:r>
+        <w:rPr>
+          <w:noProof/>
+        </w:rPr>
+        <w:drawing>
+          <wp:inline distT="0" distB="0" distL="0" distR="0" wp14:anchorId="7519920F" wp14:editId="062B9248">
+            <wp:extent cx="5486400" cy="1750060"/>
+            <wp:effectExtent l="0" t="0" r="0" b="0"/>
+            <wp:docPr id="1523910852" name="Picture 1" descr="A screen shot of a computer program&#10;&#10;AI-generated content may be incorrect."/>
+            <wp:cNvGraphicFramePr>
+              <a:graphicFrameLocks xmlns:a="http://schemas.openxmlformats.org/drawingml/2006/main" noChangeAspect="1"/>
+            </wp:cNvGraphicFramePr>
+            <a:graphic xmlns:a="http://schemas.openxmlformats.org/drawingml/2006/main">
+              <a:graphicData uri="http://schemas.openxmlformats.org/drawingml/2006/picture">
+                <pic:pic xmlns:pic="http://schemas.openxmlformats.org/drawingml/2006/picture">
+                  <pic:nvPicPr>
+                    <pic:cNvPr id="1523910852" name="Picture 1" descr="A screen shot of a computer program&#10;&#10;AI-generated content may be incorrect."/>
+                    <pic:cNvPicPr/>
+                  </pic:nvPicPr>
+                  <pic:blipFill>
+                    <a:blip r:embed="rId9"/>
+                    <a:stretch>
+                      <a:fillRect/>
+                    </a:stretch>
+                  </pic:blipFill>
+                  <pic:spPr>
+                    <a:xfrm>
+                      <a:off x="0" y="0"/>
+                      <a:ext cx="5486400" cy="1750060"/>
+                    </a:xfrm>
+                    <a:prstGeom prst="rect">
+                      <a:avLst/>
+                    </a:prstGeom>
+                  </pic:spPr>
+                </pic:pic>
+              </a:graphicData>
+            </a:graphic>
+          </wp:inline>
+        </w:drawing>
+      </w:r>
+    </w:p>
+    <w:p/>
+    <w:p>
+      <w:pPr>
+        <w:rPr>
+          <w:b/>
+          <w:bCs/>
+        </w:rPr>
+      </w:pPr>
+      <w:r>
+        <w:rPr>
+          <w:b/>
+          <w:bCs/>
+        </w:rPr>
+        <w:t>P=1, T=</w:t>
+      </w:r>
+      <w:r>
+        <w:rPr>
+          <w:b/>
+          <w:bCs/>
+        </w:rPr>
+        <w:t>2</w:t>
+      </w:r>
+    </w:p>
+    <w:p>
+      <w:pPr>
+        <w:rPr>
+          <w:b/>
+          <w:bCs/>
+        </w:rPr>
+      </w:pPr>
+      <w:r>
+        <w:rPr>
+          <w:b/>
+          <w:bCs/>
+          <w:noProof/>
+        </w:rPr>
+        <w:drawing>
+          <wp:inline distT="0" distB="0" distL="0" distR="0" wp14:anchorId="41301966" wp14:editId="5935F602">
+            <wp:extent cx="5486400" cy="1725295"/>
+            <wp:effectExtent l="0" t="0" r="0" b="8255"/>
+            <wp:docPr id="1206048324" name="Picture 1" descr="A screen shot of a computer program&#10;&#10;AI-generated content may be incorrect."/>
+            <wp:cNvGraphicFramePr>
+              <a:graphicFrameLocks xmlns:a="http://schemas.openxmlformats.org/drawingml/2006/main" noChangeAspect="1"/>
+            </wp:cNvGraphicFramePr>
+            <a:graphic xmlns:a="http://schemas.openxmlformats.org/drawingml/2006/main">
+              <a:graphicData uri="http://schemas.openxmlformats.org/drawingml/2006/picture">
+                <pic:pic xmlns:pic="http://schemas.openxmlformats.org/drawingml/2006/picture">
+                  <pic:nvPicPr>
+                    <pic:cNvPr id="1206048324" name="Picture 1" descr="A screen shot of a computer program&#10;&#10;AI-generated content may be incorrect."/>
+                    <pic:cNvPicPr/>
+                  </pic:nvPicPr>
+                  <pic:blipFill>
+                    <a:blip r:embed="rId10"/>
+                    <a:stretch>
+                      <a:fillRect/>
+                    </a:stretch>
+                  </pic:blipFill>
+                  <pic:spPr>
+                    <a:xfrm>
+                      <a:off x="0" y="0"/>
+                      <a:ext cx="5486400" cy="1725295"/>
+                    </a:xfrm>
+                    <a:prstGeom prst="rect">
+                      <a:avLst/>
+                    </a:prstGeom>
+                  </pic:spPr>
+                </pic:pic>
+              </a:graphicData>
+            </a:graphic>
+          </wp:inline>
+        </w:drawing>
+      </w:r>
+    </w:p>
+    <w:p>
+      <w:pPr>
+        <w:rPr>
+          <w:b/>
+          <w:bCs/>
+        </w:rPr>
+      </w:pPr>
+    </w:p>
+    <w:p>
+      <w:pPr>
+        <w:rPr>
+          <w:b/>
+          <w:bCs/>
+        </w:rPr>
+      </w:pPr>
+      <w:r>
+        <w:rPr>
+          <w:b/>
+          <w:bCs/>
+        </w:rPr>
+        <w:t>P=1, T=</w:t>
+      </w:r>
+      <w:r>
+        <w:rPr>
+          <w:b/>
+          <w:bCs/>
+        </w:rPr>
+        <w:t>4</w:t>
+      </w:r>
+    </w:p>
+    <w:p>
+      <w:pPr>
+        <w:rPr>
+          <w:b/>
+          <w:bCs/>
+        </w:rPr>
+      </w:pPr>
+      <w:r>
+        <w:rPr>
+          <w:b/>
+          <w:bCs/>
+          <w:noProof/>
+        </w:rPr>
+        <w:drawing>
+          <wp:inline distT="0" distB="0" distL="0" distR="0" wp14:anchorId="2086F118" wp14:editId="51368D62">
+            <wp:extent cx="5486400" cy="1707515"/>
+            <wp:effectExtent l="0" t="0" r="0" b="6985"/>
+            <wp:docPr id="1398727209" name="Picture 1" descr="A screen shot of a computer program&#10;&#10;AI-generated content may be incorrect."/>
+            <wp:cNvGraphicFramePr>
+              <a:graphicFrameLocks xmlns:a="http://schemas.openxmlformats.org/drawingml/2006/main" noChangeAspect="1"/>
+            </wp:cNvGraphicFramePr>
+            <a:graphic xmlns:a="http://schemas.openxmlformats.org/drawingml/2006/main">
+              <a:graphicData uri="http://schemas.openxmlformats.org/drawingml/2006/picture">
+                <pic:pic xmlns:pic="http://schemas.openxmlformats.org/drawingml/2006/picture">
+                  <pic:nvPicPr>
+                    <pic:cNvPr id="1398727209" name="Picture 1" descr="A screen shot of a computer program&#10;&#10;AI-generated content may be incorrect."/>
+                    <pic:cNvPicPr/>
+                  </pic:nvPicPr>
+                  <pic:blipFill>
+                    <a:blip r:embed="rId11"/>
+                    <a:stretch>
+                      <a:fillRect/>
+                    </a:stretch>
+                  </pic:blipFill>
+                  <pic:spPr>
+                    <a:xfrm>
+                      <a:off x="0" y="0"/>
+                      <a:ext cx="5486400" cy="1707515"/>
+                    </a:xfrm>
+                    <a:prstGeom prst="rect">
+                      <a:avLst/>
+                    </a:prstGeom>
+                  </pic:spPr>
+                </pic:pic>
+              </a:graphicData>
+            </a:graphic>
+          </wp:inline>
+        </w:drawing>
+      </w:r>
+    </w:p>
+    <w:p>
+      <w:pPr>
+        <w:rPr>
+          <w:b/>
+          <w:bCs/>
+        </w:rPr>
+      </w:pPr>
+      <w:r>
+        <w:rPr>
+          <w:b/>
+          <w:bCs/>
+        </w:rPr>
+        <w:lastRenderedPageBreak/>
+        <w:t>P=1, T=</w:t>
+      </w:r>
+      <w:r>
+        <w:rPr>
+          <w:b/>
+          <w:bCs/>
+        </w:rPr>
+        <w:t>6</w:t>
+      </w:r>
+    </w:p>
+    <w:p>
+      <w:pPr>
+        <w:rPr>
+          <w:b/>
+          <w:bCs/>
+        </w:rPr>
+      </w:pPr>
+      <w:r>
+        <w:rPr>
+          <w:b/>
+          <w:bCs/>
+          <w:noProof/>
+        </w:rPr>
+        <w:drawing>
+          <wp:inline distT="0" distB="0" distL="0" distR="0" wp14:anchorId="6F7C5D59" wp14:editId="142C1A6D">
+            <wp:extent cx="5486400" cy="1743075"/>
+            <wp:effectExtent l="0" t="0" r="0" b="9525"/>
+            <wp:docPr id="1663551939" name="Picture 1" descr="A screen shot of a computer code&#10;&#10;AI-generated content may be incorrect."/>
+            <wp:cNvGraphicFramePr>
+              <a:graphicFrameLocks xmlns:a="http://schemas.openxmlformats.org/drawingml/2006/main" noChangeAspect="1"/>
+            </wp:cNvGraphicFramePr>
+            <a:graphic xmlns:a="http://schemas.openxmlformats.org/drawingml/2006/main">
+              <a:graphicData uri="http://schemas.openxmlformats.org/drawingml/2006/picture">
+                <pic:pic xmlns:pic="http://schemas.openxmlformats.org/drawingml/2006/picture">
+                  <pic:nvPicPr>
+                    <pic:cNvPr id="1663551939" name="Picture 1" descr="A screen shot of a computer code&#10;&#10;AI-generated content may be incorrect."/>
+                    <pic:cNvPicPr/>
+                  </pic:nvPicPr>
+                  <pic:blipFill>
+                    <a:blip r:embed="rId12"/>
+                    <a:stretch>
+                      <a:fillRect/>
+                    </a:stretch>
+                  </pic:blipFill>
+                  <pic:spPr>
+                    <a:xfrm>
+                      <a:off x="0" y="0"/>
+                      <a:ext cx="5486400" cy="1743075"/>
+                    </a:xfrm>
+                    <a:prstGeom prst="rect">
+                      <a:avLst/>
+                    </a:prstGeom>
+                  </pic:spPr>
+                </pic:pic>
+              </a:graphicData>
+            </a:graphic>
+          </wp:inline>
+        </w:drawing>
+      </w:r>
+    </w:p>
+    <w:p>
+      <w:pPr>
+        <w:rPr>
+          <w:b/>
+          <w:bCs/>
+        </w:rPr>
+      </w:pPr>
+    </w:p>
+    <w:p>
+      <w:pPr>
+        <w:rPr>
+          <w:b/>
+          <w:bCs/>
+        </w:rPr>
+      </w:pPr>
+      <w:r>
+        <w:rPr>
+          <w:b/>
+          <w:bCs/>
+        </w:rPr>
+        <w:t>P=1, T=</w:t>
+      </w:r>
+      <w:r>
+        <w:rPr>
+          <w:b/>
+          <w:bCs/>
+        </w:rPr>
+        <w:t>8</w:t>
+      </w:r>
+    </w:p>
+    <w:p>
+      <w:pPr>
+        <w:rPr>
+          <w:b/>
+          <w:bCs/>
+        </w:rPr>
+      </w:pPr>
+      <w:r>
+        <w:rPr>
+          <w:b/>
+          <w:bCs/>
+          <w:noProof/>
+        </w:rPr>
+        <w:drawing>
+          <wp:inline distT="0" distB="0" distL="0" distR="0" wp14:anchorId="290131A8" wp14:editId="4268FEF3">
+            <wp:extent cx="5486400" cy="1725295"/>
+            <wp:effectExtent l="0" t="0" r="0" b="8255"/>
+            <wp:docPr id="2050790428" name="Picture 1" descr="A screen shot of a computer screen&#10;&#10;AI-generated content may be incorrect."/>
+            <wp:cNvGraphicFramePr>
+              <a:graphicFrameLocks xmlns:a="http://schemas.openxmlformats.org/drawingml/2006/main" noChangeAspect="1"/>
+            </wp:cNvGraphicFramePr>
+            <a:graphic xmlns:a="http://schemas.openxmlformats.org/drawingml/2006/main">
+              <a:graphicData uri="http://schemas.openxmlformats.org/drawingml/2006/picture">
+                <pic:pic xmlns:pic="http://schemas.openxmlformats.org/drawingml/2006/picture">
+                  <pic:nvPicPr>
+                    <pic:cNvPr id="2050790428" name="Picture 1" descr="A screen shot of a computer screen&#10;&#10;AI-generated content may be incorrect."/>
+                    <pic:cNvPicPr/>
+                  </pic:nvPicPr>
+                  <pic:blipFill>
+                    <a:blip r:embed="rId13"/>
+                    <a:stretch>
+                      <a:fillRect/>
+                    </a:stretch>
+                  </pic:blipFill>
+                  <pic:spPr>
+                    <a:xfrm>
+                      <a:off x="0" y="0"/>
+                      <a:ext cx="5486400" cy="1725295"/>
+                    </a:xfrm>
+                    <a:prstGeom prst="rect">
+                      <a:avLst/>
+                    </a:prstGeom>
+                  </pic:spPr>
+                </pic:pic>
+              </a:graphicData>
+            </a:graphic>
+          </wp:inline>
+        </w:drawing>
+      </w:r>
+    </w:p>
+    <w:p>
+      <w:pPr>
+        <w:rPr>
+          <w:b/>
+          <w:bCs/>
+        </w:rPr>
+      </w:pPr>
+    </w:p>
+    <w:p>
+      <w:pPr>
+        <w:rPr>
+          <w:b/>
+          <w:bCs/>
+        </w:rPr>
+      </w:pPr>
+      <w:r>
+        <w:rPr>
+          <w:b/>
+          <w:bCs/>
+        </w:rPr>
+        <w:t>P=</w:t>
+      </w:r>
+      <w:r>
+        <w:rPr>
+          <w:b/>
+          <w:bCs/>
+        </w:rPr>
+        <w:t>2</w:t>
+      </w:r>
+      <w:r>
+        <w:rPr>
+          <w:b/>
+          <w:bCs/>
+        </w:rPr>
+        <w:t>, T=</w:t>
+      </w:r>
+      <w:r>
+        <w:rPr>
+          <w:b/>
+          <w:bCs/>
+        </w:rPr>
+        <w:t>2</w:t>
+      </w:r>
+    </w:p>
+    <w:p>
+      <w:r>
+        <w:rPr>
+          <w:noProof/>
+        </w:rPr>
+        <w:drawing>
+          <wp:inline distT="0" distB="0" distL="0" distR="0" wp14:anchorId="5AA3906C" wp14:editId="66F66734">
+            <wp:extent cx="5486400" cy="1706880"/>
+            <wp:effectExtent l="0" t="0" r="0" b="7620"/>
+            <wp:docPr id="484027655" name="Picture 1" descr="A screen shot of a computer code&#10;&#10;AI-generated content may be incorrect."/>
+            <wp:cNvGraphicFramePr>
+              <a:graphicFrameLocks xmlns:a="http://schemas.openxmlformats.org/drawingml/2006/main" noChangeAspect="1"/>
+            </wp:cNvGraphicFramePr>
+            <a:graphic xmlns:a="http://schemas.openxmlformats.org/drawingml/2006/main">
+              <a:graphicData uri="http://schemas.openxmlformats.org/drawingml/2006/picture">
+                <pic:pic xmlns:pic="http://schemas.openxmlformats.org/drawingml/2006/picture">
+                  <pic:nvPicPr>
+                    <pic:cNvPr id="484027655" name="Picture 1" descr="A screen shot of a computer code&#10;&#10;AI-generated content may be incorrect."/>
+                    <pic:cNvPicPr/>
+                  </pic:nvPicPr>
+                  <pic:blipFill>
+                    <a:blip r:embed="rId14"/>
+                    <a:stretch>
+                      <a:fillRect/>
+                    </a:stretch>
+                  </pic:blipFill>
+                  <pic:spPr>
+                    <a:xfrm>
+                      <a:off x="0" y="0"/>
+                      <a:ext cx="5486400" cy="1706880"/>
+                    </a:xfrm>
+                    <a:prstGeom prst="rect">
+                      <a:avLst/>
+                    </a:prstGeom>
+                  </pic:spPr>
+                </pic:pic>
+              </a:graphicData>
+            </a:graphic>
+          </wp:inline>
+        </w:drawing>
+      </w:r>
+    </w:p>
+    <w:p/>
+    <w:p/>
+    <w:p/>
+    <w:p>
+      <w:pPr>
+        <w:rPr>
+          <w:b/>
+          <w:bCs/>
+        </w:rPr>
+      </w:pPr>
+      <w:r>
+        <w:rPr>
+          <w:b/>
+          <w:bCs/>
+        </w:rPr>
+        <w:lastRenderedPageBreak/>
+        <w:t>P=</w:t>
+      </w:r>
+      <w:r>
+        <w:rPr>
+          <w:b/>
+          <w:bCs/>
+        </w:rPr>
+        <w:t>3</w:t>
+      </w:r>
+      <w:r>
+        <w:rPr>
+          <w:b/>
+          <w:bCs/>
+        </w:rPr>
+        <w:t>, T=</w:t>
+      </w:r>
+      <w:r>
+        <w:rPr>
+          <w:b/>
+          <w:bCs/>
+        </w:rPr>
+        <w:t>3</w:t>
+      </w:r>
+    </w:p>
+    <w:p>
+      <w:r>
+        <w:rPr>
+          <w:noProof/>
+        </w:rPr>
+        <w:drawing>
+          <wp:inline distT="0" distB="0" distL="0" distR="0" wp14:anchorId="773B4619" wp14:editId="10C4F583">
+            <wp:extent cx="5486400" cy="1713865"/>
+            <wp:effectExtent l="0" t="0" r="0" b="635"/>
+            <wp:docPr id="2135251014" name="Picture 1" descr="A screen shot of a computer program&#10;&#10;AI-generated content may be incorrect."/>
+            <wp:cNvGraphicFramePr>
+              <a:graphicFrameLocks xmlns:a="http://schemas.openxmlformats.org/drawingml/2006/main" noChangeAspect="1"/>
+            </wp:cNvGraphicFramePr>
+            <a:graphic xmlns:a="http://schemas.openxmlformats.org/drawingml/2006/main">
+              <a:graphicData uri="http://schemas.openxmlformats.org/drawingml/2006/picture">
+                <pic:pic xmlns:pic="http://schemas.openxmlformats.org/drawingml/2006/picture">
+                  <pic:nvPicPr>
+                    <pic:cNvPr id="2135251014" name="Picture 1" descr="A screen shot of a computer program&#10;&#10;AI-generated content may be incorrect."/>
+                    <pic:cNvPicPr/>
+                  </pic:nvPicPr>
+                  <pic:blipFill>
+                    <a:blip r:embed="rId15"/>
+                    <a:stretch>
+                      <a:fillRect/>
+                    </a:stretch>
+                  </pic:blipFill>
+                  <pic:spPr>
+                    <a:xfrm>
+                      <a:off x="0" y="0"/>
+                      <a:ext cx="5486400" cy="1713865"/>
+                    </a:xfrm>
+                    <a:prstGeom prst="rect">
+                      <a:avLst/>
+                    </a:prstGeom>
+                  </pic:spPr>
+                </pic:pic>
+              </a:graphicData>
+            </a:graphic>
+          </wp:inline>
+        </w:drawing>
+      </w:r>
+    </w:p>
+    <w:p/>
+    <w:p>
+      <w:pPr>
+        <w:rPr>
+          <w:b/>
+          <w:bCs/>
+        </w:rPr>
+      </w:pPr>
+      <w:r>
+        <w:rPr>
+          <w:b/>
+          <w:bCs/>
+        </w:rPr>
+        <w:t>P=</w:t>
+      </w:r>
+      <w:r>
+        <w:rPr>
+          <w:b/>
+          <w:bCs/>
+        </w:rPr>
+        <w:t>6</w:t>
+      </w:r>
+      <w:r>
+        <w:rPr>
+          <w:b/>
+          <w:bCs/>
+        </w:rPr>
+        <w:t>, T=</w:t>
+      </w:r>
+      <w:r>
+        <w:rPr>
+          <w:b/>
+          <w:bCs/>
+        </w:rPr>
+        <w:t>1</w:t>
+      </w:r>
+    </w:p>
+    <w:p>
+      <w:r>
+        <w:rPr>
+          <w:noProof/>
+        </w:rPr>
+        <w:drawing>
+          <wp:inline distT="0" distB="0" distL="0" distR="0" wp14:anchorId="5652BA10" wp14:editId="70718D44">
+            <wp:extent cx="5486400" cy="1718945"/>
+            <wp:effectExtent l="0" t="0" r="0" b="0"/>
+            <wp:docPr id="1240040377" name="Picture 1" descr="A screen shot of a computer&#10;&#10;AI-generated content may be incorrect."/>
+            <wp:cNvGraphicFramePr>
+              <a:graphicFrameLocks xmlns:a="http://schemas.openxmlformats.org/drawingml/2006/main" noChangeAspect="1"/>
+            </wp:cNvGraphicFramePr>
+            <a:graphic xmlns:a="http://schemas.openxmlformats.org/drawingml/2006/main">
+              <a:graphicData uri="http://schemas.openxmlformats.org/drawingml/2006/picture">
+                <pic:pic xmlns:pic="http://schemas.openxmlformats.org/drawingml/2006/picture">
+                  <pic:nvPicPr>
+                    <pic:cNvPr id="1240040377" name="Picture 1" descr="A screen shot of a computer&#10;&#10;AI-generated content may be incorrect."/>
+                    <pic:cNvPicPr/>
+                  </pic:nvPicPr>
+                  <pic:blipFill>
+                    <a:blip r:embed="rId16"/>
+                    <a:stretch>
+                      <a:fillRect/>
+                    </a:stretch>
+                  </pic:blipFill>
+                  <pic:spPr>
+                    <a:xfrm>
+                      <a:off x="0" y="0"/>
+                      <a:ext cx="5486400" cy="1718945"/>
+                    </a:xfrm>
+                    <a:prstGeom prst="rect">
+                      <a:avLst/>
+                    </a:prstGeom>
+                  </pic:spPr>
+                </pic:pic>
+              </a:graphicData>
+            </a:graphic>
+          </wp:inline>
+        </w:drawing>
+      </w:r>
+    </w:p>
+    <w:p/>
+    <w:p>
+      <w:pPr>
+        <w:rPr>
+          <w:b/>
+          <w:bCs/>
+        </w:rPr>
+      </w:pPr>
+      <w:r>
+        <w:rPr>
+          <w:b/>
+          <w:bCs/>
+        </w:rPr>
+        <w:t>P=</w:t>
+      </w:r>
+      <w:r>
+        <w:rPr>
+          <w:b/>
+          <w:bCs/>
+        </w:rPr>
+        <w:t>2</w:t>
+      </w:r>
+      <w:r>
+        <w:rPr>
+          <w:b/>
+          <w:bCs/>
+        </w:rPr>
+        <w:t>, T=</w:t>
+      </w:r>
+      <w:r>
+        <w:rPr>
+          <w:b/>
+          <w:bCs/>
+        </w:rPr>
+        <w:t>3</w:t>
+      </w:r>
+    </w:p>
+    <w:p>
+      <w:pPr>
+        <w:rPr>
+          <w:b/>
+          <w:bCs/>
+        </w:rPr>
+      </w:pPr>
+      <w:r>
+        <w:rPr>
+          <w:b/>
+          <w:bCs/>
+          <w:noProof/>
+        </w:rPr>
+        <w:drawing>
+          <wp:inline distT="0" distB="0" distL="0" distR="0" wp14:anchorId="16D58276" wp14:editId="47CBD849">
+            <wp:extent cx="5486400" cy="1717675"/>
+            <wp:effectExtent l="0" t="0" r="0" b="0"/>
+            <wp:docPr id="1661724693" name="Picture 1" descr="A screen shot of a computer program&#10;&#10;AI-generated content may be incorrect."/>
+            <wp:cNvGraphicFramePr>
+              <a:graphicFrameLocks xmlns:a="http://schemas.openxmlformats.org/drawingml/2006/main" noChangeAspect="1"/>
+            </wp:cNvGraphicFramePr>
+            <a:graphic xmlns:a="http://schemas.openxmlformats.org/drawingml/2006/main">
+              <a:graphicData uri="http://schemas.openxmlformats.org/drawingml/2006/picture">
+                <pic:pic xmlns:pic="http://schemas.openxmlformats.org/drawingml/2006/picture">
+                  <pic:nvPicPr>
+                    <pic:cNvPr id="1661724693" name="Picture 1" descr="A screen shot of a computer program&#10;&#10;AI-generated content may be incorrect."/>
+                    <pic:cNvPicPr/>
+                  </pic:nvPicPr>
+                  <pic:blipFill>
+                    <a:blip r:embed="rId17"/>
+                    <a:stretch>
+                      <a:fillRect/>
+                    </a:stretch>
+                  </pic:blipFill>
+                  <pic:spPr>
+                    <a:xfrm>
+                      <a:off x="0" y="0"/>
+                      <a:ext cx="5486400" cy="1717675"/>
+                    </a:xfrm>
+                    <a:prstGeom prst="rect">
+                      <a:avLst/>
+                    </a:prstGeom>
+                  </pic:spPr>
+                </pic:pic>
+              </a:graphicData>
+            </a:graphic>
+          </wp:inline>
+        </w:drawing>
+      </w:r>
+    </w:p>
+    <w:p>
+      <w:pPr>
+        <w:rPr>
+          <w:b/>
+          <w:bCs/>
+        </w:rPr>
+      </w:pPr>
+    </w:p>
+    <w:p>
+      <w:pPr>
+        <w:rPr>
+          <w:b/>
+          <w:bCs/>
+        </w:rPr>
+      </w:pPr>
+    </w:p>
+    <w:p>
+      <w:pPr>
+        <w:rPr>
+          <w:b/>
+          <w:bCs/>
+        </w:rPr>
+      </w:pPr>
+    </w:p>
+    <w:p>
+      <w:pPr>
+        <w:rPr>
+          <w:b/>
+          <w:bCs/>
+        </w:rPr>
+      </w:pPr>
+      <w:r>
+        <w:rPr>
+          <w:b/>
+          <w:bCs/>
+        </w:rPr>
+        <w:lastRenderedPageBreak/>
+        <w:t>P=</w:t>
+      </w:r>
+      <w:r>
+        <w:rPr>
+          <w:b/>
+          <w:bCs/>
+        </w:rPr>
+        <w:t>3</w:t>
+      </w:r>
+      <w:r>
+        <w:rPr>
+          <w:b/>
+          <w:bCs/>
+        </w:rPr>
+        <w:t>, T=</w:t>
+      </w:r>
+      <w:r>
+        <w:rPr>
+          <w:b/>
+          <w:bCs/>
+        </w:rPr>
+        <w:t>2</w:t>
+      </w:r>
+    </w:p>
+    <w:p>
+      <w:pPr>
+        <w:rPr>
+          <w:b/>
+          <w:bCs/>
+        </w:rPr>
+      </w:pPr>
+      <w:r>
+        <w:rPr>
+          <w:b/>
+          <w:bCs/>
+          <w:noProof/>
+        </w:rPr>
+        <w:drawing>
+          <wp:inline distT="0" distB="0" distL="0" distR="0" wp14:anchorId="0B7ADED5" wp14:editId="7D780A65">
+            <wp:extent cx="5486400" cy="1722120"/>
+            <wp:effectExtent l="0" t="0" r="0" b="0"/>
+            <wp:docPr id="1465517845" name="Picture 1" descr="A screen shot of a computer program&#10;&#10;AI-generated content may be incorrect."/>
+            <wp:cNvGraphicFramePr>
+              <a:graphicFrameLocks xmlns:a="http://schemas.openxmlformats.org/drawingml/2006/main" noChangeAspect="1"/>
+            </wp:cNvGraphicFramePr>
+            <a:graphic xmlns:a="http://schemas.openxmlformats.org/drawingml/2006/main">
+              <a:graphicData uri="http://schemas.openxmlformats.org/drawingml/2006/picture">
+                <pic:pic xmlns:pic="http://schemas.openxmlformats.org/drawingml/2006/picture">
+                  <pic:nvPicPr>
+                    <pic:cNvPr id="1465517845" name="Picture 1" descr="A screen shot of a computer program&#10;&#10;AI-generated content may be incorrect."/>
+                    <pic:cNvPicPr/>
+                  </pic:nvPicPr>
+                  <pic:blipFill>
+                    <a:blip r:embed="rId18"/>
+                    <a:stretch>
+                      <a:fillRect/>
+                    </a:stretch>
+                  </pic:blipFill>
+                  <pic:spPr>
+                    <a:xfrm>
+                      <a:off x="0" y="0"/>
+                      <a:ext cx="5486400" cy="1722120"/>
+                    </a:xfrm>
+                    <a:prstGeom prst="rect">
+                      <a:avLst/>
+                    </a:prstGeom>
+                  </pic:spPr>
+                </pic:pic>
+              </a:graphicData>
+            </a:graphic>
+          </wp:inline>
+        </w:drawing>
+      </w:r>
+    </w:p>
+    <w:p>
+      <w:pPr>
+        <w:rPr>
+          <w:lang w:val="el-GR"/>
+        </w:rPr>
+      </w:pPr>
+    </w:p>
+    <w:p>
+      <w:pPr>
+        <w:rPr>
+          <w:lang w:val="el-GR"/>
+        </w:rPr>
+      </w:pPr>
+    </w:p>
+    <w:p>
+      <w:pPr>
+        <w:rPr>
+          <w:lang w:val="el-GR"/>
+        </w:rPr>
+      </w:pPr>
+    </w:p>
+    <w:p/>
+    <w:p/>
+    <w:p/>
+    <w:p/>
+    <w:p/>
+    <w:p/>
+    <w:p/>
+    <w:p/>
+    <w:p/>
+    <w:p/>
+    <w:p/>
+    <w:p/>
+    <w:p/>
+    <w:p/>
+    <w:p/>
+    <w:p>
+      <w:pPr>
+        <w:rPr>
+          <w:lang w:val="el-GR"/>
+        </w:rPr>
+      </w:pPr>
+    </w:p>
+    <w:p>
+      <w:pPr>
+        <w:rPr>
+          <w:b/>
+          <w:bCs/>
+          <w:lang w:val="el-GR"/>
+        </w:rPr>
+      </w:pPr>
+      <w:r>
+        <w:rPr>
+          <w:b/>
+          <w:bCs/>
+          <w:lang w:val="el-GR"/>
+        </w:rPr>
+        <w:lastRenderedPageBreak/>
+        <w:t>Αποτελέσματα Άσκησης 2 (</w:t>
+      </w:r>
+      <w:r>
+        <w:rPr>
+          <w:b/>
+          <w:bCs/>
+        </w:rPr>
+        <w:t>Logistic</w:t>
+      </w:r>
+      <w:r>
+        <w:rPr>
+          <w:b/>
+          <w:bCs/>
+          <w:lang w:val="el-GR"/>
+        </w:rPr>
+        <w:t xml:space="preserve"> </w:t>
+      </w:r>
+      <w:r>
+        <w:rPr>
+          <w:b/>
+          <w:bCs/>
+        </w:rPr>
+        <w:t>Regression</w:t>
+      </w:r>
+      <w:r>
+        <w:rPr>
+          <w:b/>
+          <w:bCs/>
+          <w:lang w:val="el-GR"/>
+        </w:rPr>
+        <w:t>)</w:t>
+      </w:r>
+    </w:p>
+    <w:p>
+      <w:pPr>
+        <w:rPr>
+          <w:lang w:val="el-GR"/>
+        </w:rPr>
+      </w:pPr>
+      <w:r>
+        <w:rPr>
+          <w:lang w:val="el-GR"/>
+        </w:rPr>
+        <w:t xml:space="preserve">Εκτελέστηκε το </w:t>
+      </w:r>
+      <w:r>
+        <w:rPr>
+          <w:b/>
+          <w:bCs/>
+        </w:rPr>
+        <w:t>ex</w:t>
+      </w:r>
+      <w:r>
+        <w:rPr>
+          <w:b/>
+          <w:bCs/>
+          <w:lang w:val="el-GR"/>
+        </w:rPr>
+        <w:t>03</w:t>
+      </w:r>
+      <w:r>
+        <w:rPr>
+          <w:b/>
+          <w:bCs/>
+        </w:rPr>
+        <w:t>b</w:t>
+      </w:r>
+      <w:r>
+        <w:rPr>
+          <w:b/>
+          <w:bCs/>
+          <w:lang w:val="el-GR"/>
+        </w:rPr>
+        <w:t>_</w:t>
+      </w:r>
+      <w:proofErr w:type="spellStart"/>
+      <w:r>
+        <w:rPr>
+          <w:b/>
+          <w:bCs/>
+        </w:rPr>
+        <w:t>omp</w:t>
+      </w:r>
+      <w:proofErr w:type="spellEnd"/>
+      <w:r>
+        <w:rPr>
+          <w:lang w:val="el-GR"/>
+        </w:rPr>
+        <w:t xml:space="preserve"> με την παράμετρο -</w:t>
+      </w:r>
+      <w:r>
+        <w:t>T</w:t>
+      </w:r>
+      <w:r>
+        <w:rPr>
+          <w:lang w:val="el-GR"/>
+        </w:rPr>
+        <w:t xml:space="preserve"> να κυμαίνεται από 1 έως 8. Το πλήθος των δειγμάτων ήταν </w:t>
+      </w:r>
+      <w:r>
+        <w:rPr>
+          <w:b/>
+          <w:bCs/>
+        </w:rPr>
+        <w:t>N</w:t>
+      </w:r>
+      <w:r>
+        <w:rPr>
+          <w:b/>
+          <w:bCs/>
+          <w:lang w:val="el-GR"/>
+        </w:rPr>
+        <w:t>_</w:t>
+      </w:r>
+      <w:r>
+        <w:rPr>
+          <w:b/>
+          <w:bCs/>
+        </w:rPr>
+        <w:t>SAMPLES</w:t>
+      </w:r>
+      <w:r>
+        <w:rPr>
+          <w:b/>
+          <w:bCs/>
+          <w:lang w:val="el-GR"/>
+        </w:rPr>
+        <w:t>=100000</w:t>
+      </w:r>
+      <w:r>
+        <w:rPr>
+          <w:lang w:val="el-GR"/>
+        </w:rPr>
+        <w:t xml:space="preserve"> και οι επαναλήψεις </w:t>
+      </w:r>
+      <w:r>
+        <w:rPr>
+          <w:b/>
+          <w:bCs/>
+        </w:rPr>
+        <w:t>N</w:t>
+      </w:r>
+      <w:r>
+        <w:rPr>
+          <w:b/>
+          <w:bCs/>
+          <w:lang w:val="el-GR"/>
+        </w:rPr>
+        <w:t>_</w:t>
+      </w:r>
+      <w:r>
+        <w:rPr>
+          <w:b/>
+          <w:bCs/>
+        </w:rPr>
+        <w:t>TRIALS</w:t>
+      </w:r>
+      <w:r>
+        <w:rPr>
+          <w:b/>
+          <w:bCs/>
+          <w:lang w:val="el-GR"/>
+        </w:rPr>
+        <w:t>=32</w:t>
+      </w:r>
+      <w:r>
+        <w:rPr>
+          <w:lang w:val="el-GR"/>
+        </w:rPr>
+        <w:t>.</w:t>
+      </w:r>
+      <w:r>
+        <w:rPr>
+          <w:lang w:val="el-GR"/>
+        </w:rPr>
+        <w:t xml:space="preserve"> </w:t>
+      </w:r>
+    </w:p>
+    <w:p>
+      <w:pPr>
+        <w:rPr>
+          <w:lang w:val="el-GR"/>
+        </w:rPr>
+      </w:pPr>
+      <w:r>
+        <w:rPr>
+          <w:lang w:val="el-GR"/>
+        </w:rPr>
+        <w:t xml:space="preserve">Οι τιμές του </w:t>
+      </w:r>
+      <w:r>
+        <w:rPr>
+          <w:b/>
+          <w:bCs/>
+        </w:rPr>
+        <w:t>Speedup</w:t>
+      </w:r>
+      <w:r>
+        <w:rPr>
+          <w:lang w:val="el-GR"/>
+        </w:rPr>
+        <w:t xml:space="preserve"> υπολογίστηκαν με βάση τον </w:t>
+      </w:r>
+      <w:r>
+        <w:rPr>
+          <w:b/>
+          <w:bCs/>
+          <w:lang w:val="el-GR"/>
+        </w:rPr>
+        <w:t>Χρόνο Αναζήτησης</w:t>
+      </w:r>
+      <w:r>
+        <w:rPr>
+          <w:lang w:val="el-GR"/>
+        </w:rPr>
+        <w:t>, συγκρίνοντας κάθε εκτέλεση με τη σειριακή περίπτωση</w:t>
+      </w:r>
+    </w:p>
+    <w:p>
+      <w:pPr>
+        <w:rPr>
           <w:lang w:val="el-GR"/>
         </w:rPr>
       </w:pPr>
@@ -6394,24 +7391,24 @@
     <w:tbl>
       <w:tblPr>
         <w:tblStyle w:val="TableGrid"/>
-        <w:tblW w:w="7172" w:type="dxa"/>
+        <w:tblW w:w="6923" w:type="dxa"/>
         <w:jc w:val="center"/>
         <w:tblLook w:val="04A0" w:firstRow="1" w:lastRow="0" w:firstColumn="1" w:lastColumn="0" w:noHBand="0" w:noVBand="1"/>
       </w:tblPr>
       <w:tblGrid>
-        <w:gridCol w:w="2066"/>
-        <w:gridCol w:w="2060"/>
+        <w:gridCol w:w="1923"/>
+        <w:gridCol w:w="1989"/>
         <w:gridCol w:w="1890"/>
-        <w:gridCol w:w="1156"/>
+        <w:gridCol w:w="1121"/>
       </w:tblGrid>
       <w:tr>
         <w:trPr>
-          <w:trHeight w:val="278"/>
+          <w:trHeight w:val="575"/>
           <w:jc w:val="center"/>
         </w:trPr>
         <w:tc>
           <w:tcPr>
-            <w:tcW w:w="2066" w:type="dxa"/>
+            <w:tcW w:w="1923" w:type="dxa"/>
           </w:tcPr>
           <w:p>
             <w:pPr>
@@ -6422,9 +7419,6 @@
               <w:t>Αριθμός</w:t>
             </w:r>
             <w:proofErr w:type="spellEnd"/>
-            <w:r>
-              <w:t xml:space="preserve"> </w:t>
-            </w:r>
           </w:p>
           <w:p>
             <w:pPr>
@@ -6436,28 +7430,14 @@
             </w:r>
             <w:proofErr w:type="spellEnd"/>
             <w:r>
-              <w:t xml:space="preserve"> (</w:t>
-            </w:r>
-            <w:r>
-              <w:rPr>
-                <w:lang w:val="el-GR"/>
-              </w:rPr>
-              <w:t>Τ</w:t>
-            </w:r>
-            <w:r>
-              <w:t>)</w:t>
+              <w:t xml:space="preserve"> (T)</w:t>
             </w:r>
           </w:p>
         </w:tc>
         <w:tc>
           <w:tcPr>
-            <w:tcW w:w="2060" w:type="dxa"/>
+            <w:tcW w:w="1989" w:type="dxa"/>
           </w:tcPr>
-          <w:p>
-            <w:pPr>
-              <w:jc w:val="center"/>
-            </w:pPr>
-          </w:p>
           <w:p>
             <w:pPr>
               <w:jc w:val="center"/>
@@ -6465,11 +7445,19 @@
                 <w:lang w:val="el-GR"/>
               </w:rPr>
             </w:pPr>
+            <w:proofErr w:type="spellStart"/>
+            <w:r>
+              <w:t>Χρόνος</w:t>
+            </w:r>
+            <w:proofErr w:type="spellEnd"/>
+            <w:r>
+              <w:t xml:space="preserve"> </w:t>
+            </w:r>
             <w:r>
               <w:rPr>
                 <w:lang w:val="el-GR"/>
               </w:rPr>
-              <w:t>Χρόνος Αναζήτησης</w:t>
+              <w:t>Αναζήτησης</w:t>
             </w:r>
           </w:p>
         </w:tc>
@@ -6484,16 +7472,16 @@
                 <w:lang w:val="el-GR"/>
               </w:rPr>
             </w:pPr>
-          </w:p>
-          <w:p>
-            <w:pPr>
-              <w:jc w:val="center"/>
-            </w:pPr>
+            <w:proofErr w:type="spellStart"/>
+            <w:r>
+              <w:t>Συνολικός</w:t>
+            </w:r>
+            <w:proofErr w:type="spellEnd"/>
             <w:r>
               <w:rPr>
                 <w:lang w:val="el-GR"/>
               </w:rPr>
-              <w:t xml:space="preserve">Συνολικός </w:t>
+              <w:t xml:space="preserve"> </w:t>
             </w:r>
             <w:proofErr w:type="spellStart"/>
             <w:r>
@@ -6504,7 +7492,7 @@
         </w:tc>
         <w:tc>
           <w:tcPr>
-            <w:tcW w:w="1156" w:type="dxa"/>
+            <w:tcW w:w="1121" w:type="dxa"/>
           </w:tcPr>
           <w:p>
             <w:pPr>
@@ -6513,19 +7501,9 @@
                 <w:lang w:val="el-GR"/>
               </w:rPr>
             </w:pPr>
-          </w:p>
-          <w:p>
-            <w:pPr>
-              <w:jc w:val="center"/>
-            </w:pPr>
             <w:r>
               <w:t>Speedup</w:t>
             </w:r>
-          </w:p>
-          <w:p>
-            <w:pPr>
-              <w:jc w:val="center"/>
-            </w:pPr>
           </w:p>
         </w:tc>
       </w:tr>
@@ -6535,31 +7513,28 @@
         </w:trPr>
         <w:tc>
           <w:tcPr>
-            <w:tcW w:w="2066" w:type="dxa"/>
+            <w:tcW w:w="1923" w:type="dxa"/>
           </w:tcPr>
           <w:p>
             <w:pPr>
               <w:jc w:val="center"/>
-              <w:rPr>
-                <w:lang w:val="el-GR"/>
-              </w:rPr>
             </w:pPr>
             <w:r>
-              <w:rPr>
-                <w:lang w:val="el-GR"/>
-              </w:rPr>
               <w:t>1</w:t>
             </w:r>
           </w:p>
         </w:tc>
         <w:tc>
           <w:tcPr>
-            <w:tcW w:w="2060" w:type="dxa"/>
+            <w:tcW w:w="1989" w:type="dxa"/>
           </w:tcPr>
           <w:p>
             <w:pPr>
               <w:jc w:val="center"/>
             </w:pPr>
+            <w:r>
+              <w:t>75.6642 s</w:t>
+            </w:r>
           </w:p>
         </w:tc>
         <w:tc>
@@ -6570,16 +7545,22 @@
             <w:pPr>
               <w:jc w:val="center"/>
             </w:pPr>
+            <w:r>
+              <w:t>76.7773 s</w:t>
+            </w:r>
           </w:p>
         </w:tc>
         <w:tc>
           <w:tcPr>
-            <w:tcW w:w="1156" w:type="dxa"/>
+            <w:tcW w:w="1121" w:type="dxa"/>
           </w:tcPr>
           <w:p>
             <w:pPr>
               <w:jc w:val="center"/>
             </w:pPr>
+            <w:r>
+              <w:t>1.00x</w:t>
+            </w:r>
           </w:p>
         </w:tc>
       </w:tr>
@@ -6589,7 +7570,7 @@
         </w:trPr>
         <w:tc>
           <w:tcPr>
-            <w:tcW w:w="2066" w:type="dxa"/>
+            <w:tcW w:w="1923" w:type="dxa"/>
           </w:tcPr>
           <w:p>
             <w:pPr>
@@ -6602,12 +7583,18 @@
         </w:tc>
         <w:tc>
           <w:tcPr>
-            <w:tcW w:w="2060" w:type="dxa"/>
+            <w:tcW w:w="1989" w:type="dxa"/>
           </w:tcPr>
           <w:p>
             <w:pPr>
               <w:jc w:val="center"/>
+              <w:rPr>
+                <w:lang w:val="el-GR"/>
+              </w:rPr>
             </w:pPr>
+            <w:r>
+              <w:t>38.0913 s</w:t>
+            </w:r>
           </w:p>
         </w:tc>
         <w:tc>
@@ -6618,16 +7605,22 @@
             <w:pPr>
               <w:jc w:val="center"/>
             </w:pPr>
+            <w:r>
+              <w:t>38.6527 s</w:t>
+            </w:r>
           </w:p>
         </w:tc>
         <w:tc>
           <w:tcPr>
-            <w:tcW w:w="1156" w:type="dxa"/>
+            <w:tcW w:w="1121" w:type="dxa"/>
           </w:tcPr>
           <w:p>
             <w:pPr>
               <w:jc w:val="center"/>
             </w:pPr>
+            <w:r>
+              <w:t>1.99x</w:t>
+            </w:r>
           </w:p>
         </w:tc>
       </w:tr>
@@ -6637,7 +7630,7 @@
         </w:trPr>
         <w:tc>
           <w:tcPr>
-            <w:tcW w:w="2066" w:type="dxa"/>
+            <w:tcW w:w="1923" w:type="dxa"/>
           </w:tcPr>
           <w:p>
             <w:pPr>
@@ -6650,12 +7643,18 @@
         </w:tc>
         <w:tc>
           <w:tcPr>
-            <w:tcW w:w="2060" w:type="dxa"/>
+            <w:tcW w:w="1989" w:type="dxa"/>
           </w:tcPr>
           <w:p>
             <w:pPr>
               <w:jc w:val="center"/>
+              <w:rPr>
+                <w:lang w:val="el-GR"/>
+              </w:rPr>
             </w:pPr>
+            <w:r>
+              <w:t>20.9682 s</w:t>
+            </w:r>
           </w:p>
         </w:tc>
         <w:tc>
@@ -6666,16 +7665,22 @@
             <w:pPr>
               <w:jc w:val="center"/>
             </w:pPr>
+            <w:r>
+              <w:t>21.3315 s</w:t>
+            </w:r>
           </w:p>
         </w:tc>
         <w:tc>
           <w:tcPr>
-            <w:tcW w:w="1156" w:type="dxa"/>
+            <w:tcW w:w="1121" w:type="dxa"/>
           </w:tcPr>
           <w:p>
             <w:pPr>
               <w:jc w:val="center"/>
             </w:pPr>
+            <w:r>
+              <w:t>3.61x</w:t>
+            </w:r>
           </w:p>
         </w:tc>
       </w:tr>
@@ -6685,7 +7690,7 @@
         </w:trPr>
         <w:tc>
           <w:tcPr>
-            <w:tcW w:w="2066" w:type="dxa"/>
+            <w:tcW w:w="1923" w:type="dxa"/>
           </w:tcPr>
           <w:p>
             <w:pPr>
@@ -6698,12 +7703,18 @@
         </w:tc>
         <w:tc>
           <w:tcPr>
-            <w:tcW w:w="2060" w:type="dxa"/>
+            <w:tcW w:w="1989" w:type="dxa"/>
           </w:tcPr>
           <w:p>
             <w:pPr>
               <w:jc w:val="center"/>
+              <w:rPr>
+                <w:lang w:val="el-GR"/>
+              </w:rPr>
             </w:pPr>
+            <w:r>
+              <w:t>16.6062 s</w:t>
+            </w:r>
           </w:p>
         </w:tc>
         <w:tc>
@@ -6714,16 +7725,22 @@
             <w:pPr>
               <w:jc w:val="center"/>
             </w:pPr>
+            <w:r>
+              <w:t>16.9373 s</w:t>
+            </w:r>
           </w:p>
         </w:tc>
         <w:tc>
           <w:tcPr>
-            <w:tcW w:w="1156" w:type="dxa"/>
+            <w:tcW w:w="1121" w:type="dxa"/>
           </w:tcPr>
           <w:p>
             <w:pPr>
               <w:jc w:val="center"/>
             </w:pPr>
+            <w:r>
+              <w:t>4.56x</w:t>
+            </w:r>
           </w:p>
         </w:tc>
       </w:tr>
@@ -6733,7 +7750,7 @@
         </w:trPr>
         <w:tc>
           <w:tcPr>
-            <w:tcW w:w="2066" w:type="dxa"/>
+            <w:tcW w:w="1923" w:type="dxa"/>
           </w:tcPr>
           <w:p>
             <w:pPr>
@@ -6746,12 +7763,18 @@
         </w:tc>
         <w:tc>
           <w:tcPr>
-            <w:tcW w:w="2060" w:type="dxa"/>
+            <w:tcW w:w="1989" w:type="dxa"/>
           </w:tcPr>
           <w:p>
             <w:pPr>
               <w:jc w:val="center"/>
+              <w:rPr>
+                <w:lang w:val="el-GR"/>
+              </w:rPr>
             </w:pPr>
+            <w:r>
+              <w:t>17.8465 s</w:t>
+            </w:r>
           </w:p>
         </w:tc>
         <w:tc>
@@ -6762,16 +7785,22 @@
             <w:pPr>
               <w:jc w:val="center"/>
             </w:pPr>
+            <w:r>
+              <w:t>18.1685 s</w:t>
+            </w:r>
           </w:p>
         </w:tc>
         <w:tc>
           <w:tcPr>
-            <w:tcW w:w="1156" w:type="dxa"/>
+            <w:tcW w:w="1121" w:type="dxa"/>
           </w:tcPr>
           <w:p>
             <w:pPr>
               <w:jc w:val="center"/>
             </w:pPr>
+            <w:r>
+              <w:t>4.24x</w:t>
+            </w:r>
           </w:p>
         </w:tc>
       </w:tr>
@@ -6779,6 +7808,8 @@
     <w:p>
       <w:pPr>
         <w:rPr>
+          <w:b/>
+          <w:bCs/>
           <w:lang w:val="el-GR"/>
         </w:rPr>
       </w:pPr>
@@ -6804,23 +7835,667 @@
     <w:p>
       <w:pPr>
         <w:rPr>
-          <w:b/>
-          <w:bCs/>
-          <w:lang w:val="el-GR"/>
-        </w:rPr>
-      </w:pPr>
+          <w:lang w:val="el-GR"/>
+        </w:rPr>
+      </w:pPr>
+      <w:r>
+        <w:rPr>
+          <w:b/>
+          <w:bCs/>
+          <w:lang w:val="el-GR"/>
+        </w:rPr>
+        <w:t>Σχολιασμός Αποτελεσμάτων</w:t>
+      </w:r>
     </w:p>
     <w:p>
       <w:pPr>
-        <w:rPr>
-          <w:b/>
-          <w:bCs/>
-          <w:lang w:val="el-GR"/>
-        </w:rPr>
-      </w:pPr>
+        <w:numPr>
+          <w:ilvl w:val="0"/>
+          <w:numId w:val="35"/>
+        </w:numPr>
+        <w:rPr>
+          <w:lang w:val="el-GR"/>
+        </w:rPr>
+      </w:pPr>
+      <w:r>
+        <w:rPr>
+          <w:b/>
+          <w:bCs/>
+          <w:lang w:val="el-GR"/>
+        </w:rPr>
+        <w:t>Κλιμάκωση (</w:t>
+      </w:r>
+      <w:r>
+        <w:rPr>
+          <w:b/>
+          <w:bCs/>
+        </w:rPr>
+        <w:t>Scalability</w:t>
+      </w:r>
+      <w:r>
+        <w:rPr>
+          <w:b/>
+          <w:bCs/>
+          <w:lang w:val="el-GR"/>
+        </w:rPr>
+        <w:t>):</w:t>
+      </w:r>
+      <w:r>
+        <w:rPr>
+          <w:lang w:val="el-GR"/>
+        </w:rPr>
+        <w:t xml:space="preserve"> Παρατηρείται εξαιρετική κλιμάκωση για μικρό αριθμό νημάτων. Για </w:t>
+      </w:r>
+      <w:r>
+        <w:t>T</w:t>
+      </w:r>
+      <w:r>
+        <w:rPr>
+          <w:lang w:val="el-GR"/>
+        </w:rPr>
+        <w:t xml:space="preserve">=2, το </w:t>
+      </w:r>
+      <w:r>
+        <w:t>speedup</w:t>
+      </w:r>
+      <w:r>
+        <w:rPr>
+          <w:lang w:val="el-GR"/>
+        </w:rPr>
+        <w:t xml:space="preserve"> είναι </w:t>
+      </w:r>
+      <w:r>
+        <w:rPr>
+          <w:b/>
+          <w:bCs/>
+          <w:lang w:val="el-GR"/>
+        </w:rPr>
+        <w:t>1.99</w:t>
+      </w:r>
+      <w:r>
+        <w:rPr>
+          <w:b/>
+          <w:bCs/>
+        </w:rPr>
+        <w:t>x</w:t>
+      </w:r>
+      <w:r>
+        <w:rPr>
+          <w:b/>
+          <w:bCs/>
+          <w:lang w:val="el-GR"/>
+        </w:rPr>
+        <w:t>,</w:t>
+      </w:r>
+      <w:r>
+        <w:rPr>
+          <w:lang w:val="el-GR"/>
+        </w:rPr>
+        <w:t xml:space="preserve"> </w:t>
+      </w:r>
+      <w:r>
+        <w:rPr>
+          <w:lang w:val="el-GR"/>
+        </w:rPr>
+        <w:t xml:space="preserve">ενώ για </w:t>
+      </w:r>
+      <w:r>
+        <w:t>T</w:t>
+      </w:r>
+      <w:r>
+        <w:rPr>
+          <w:lang w:val="el-GR"/>
+        </w:rPr>
+        <w:t xml:space="preserve">=4 φτάνει το </w:t>
+      </w:r>
+      <w:r>
+        <w:rPr>
+          <w:b/>
+          <w:bCs/>
+          <w:lang w:val="el-GR"/>
+        </w:rPr>
+        <w:t>3.61</w:t>
+      </w:r>
+      <w:r>
+        <w:rPr>
+          <w:b/>
+          <w:bCs/>
+        </w:rPr>
+        <w:t>x</w:t>
+      </w:r>
+      <w:r>
+        <w:rPr>
+          <w:lang w:val="el-GR"/>
+        </w:rPr>
+        <w:t>. Αυτό οφείλεται στη φύση του προβλήματος καθώς κάθε δοκιμή (</w:t>
+      </w:r>
+      <w:r>
+        <w:rPr>
+          <w:b/>
+          <w:bCs/>
+        </w:rPr>
+        <w:t>trial</w:t>
+      </w:r>
+      <w:r>
+        <w:rPr>
+          <w:lang w:val="el-GR"/>
+        </w:rPr>
+        <w:t>) εκπαίδευσης μοντέλου είναι πλήρως ανεξάρτητη από τις άλλες και δεν απαιτείται συγχρονισμός παρά μόνο στο τέλος.</w:t>
+      </w:r>
     </w:p>
     <w:p>
       <w:pPr>
+        <w:numPr>
+          <w:ilvl w:val="0"/>
+          <w:numId w:val="35"/>
+        </w:numPr>
+        <w:rPr>
+          <w:lang w:val="el-GR"/>
+        </w:rPr>
+      </w:pPr>
+      <w:r>
+        <w:rPr>
+          <w:b/>
+          <w:bCs/>
+          <w:lang w:val="el-GR"/>
+        </w:rPr>
+        <w:t>Βέλτιστη Απόδοση:</w:t>
+      </w:r>
+      <w:r>
+        <w:rPr>
+          <w:lang w:val="el-GR"/>
+        </w:rPr>
+        <w:t xml:space="preserve"> Ο ελάχιστος χρόνος </w:t>
+      </w:r>
+      <w:r>
+        <w:rPr>
+          <w:lang w:val="el-GR"/>
+        </w:rPr>
+        <w:t>αναζήτησης</w:t>
+      </w:r>
+      <w:r>
+        <w:rPr>
+          <w:lang w:val="el-GR"/>
+        </w:rPr>
+        <w:t xml:space="preserve"> (</w:t>
+      </w:r>
+      <w:r>
+        <w:rPr>
+          <w:b/>
+          <w:bCs/>
+          <w:lang w:val="el-GR"/>
+        </w:rPr>
+        <w:t>16.6</w:t>
+      </w:r>
+      <w:r>
+        <w:rPr>
+          <w:b/>
+          <w:bCs/>
+        </w:rPr>
+        <w:t>s</w:t>
+      </w:r>
+      <w:r>
+        <w:rPr>
+          <w:lang w:val="el-GR"/>
+        </w:rPr>
+        <w:t xml:space="preserve">) και το μέγιστο </w:t>
+      </w:r>
+      <w:r>
+        <w:rPr>
+          <w:b/>
+          <w:bCs/>
+        </w:rPr>
+        <w:t>Speedup</w:t>
+      </w:r>
+      <w:r>
+        <w:rPr>
+          <w:lang w:val="el-GR"/>
+        </w:rPr>
+        <w:t xml:space="preserve"> (</w:t>
+      </w:r>
+      <w:r>
+        <w:rPr>
+          <w:b/>
+          <w:bCs/>
+          <w:lang w:val="el-GR"/>
+        </w:rPr>
+        <w:t>4.56</w:t>
+      </w:r>
+      <w:r>
+        <w:rPr>
+          <w:b/>
+          <w:bCs/>
+        </w:rPr>
+        <w:t>x</w:t>
+      </w:r>
+      <w:r>
+        <w:rPr>
+          <w:lang w:val="el-GR"/>
+        </w:rPr>
+        <w:t xml:space="preserve">) επιτυγχάνονται στα </w:t>
+      </w:r>
+      <w:r>
+        <w:rPr>
+          <w:b/>
+          <w:bCs/>
+          <w:lang w:val="el-GR"/>
+        </w:rPr>
+        <w:t>6 νήματα</w:t>
+      </w:r>
+      <w:r>
+        <w:rPr>
+          <w:lang w:val="el-GR"/>
+        </w:rPr>
+        <w:t>.</w:t>
+      </w:r>
+    </w:p>
+    <w:p>
+      <w:pPr>
+        <w:numPr>
+          <w:ilvl w:val="0"/>
+          <w:numId w:val="35"/>
+        </w:numPr>
+        <w:rPr>
+          <w:lang w:val="el-GR"/>
+        </w:rPr>
+      </w:pPr>
+      <w:r>
+        <w:rPr>
+          <w:b/>
+          <w:bCs/>
+          <w:lang w:val="el-GR"/>
+        </w:rPr>
+        <w:t>Φαινόμενο Υπερφόρτωσης (</w:t>
+      </w:r>
+      <w:r>
+        <w:rPr>
+          <w:b/>
+          <w:bCs/>
+        </w:rPr>
+        <w:t>Oversubscription</w:t>
+      </w:r>
+      <w:r>
+        <w:rPr>
+          <w:b/>
+          <w:bCs/>
+          <w:lang w:val="el-GR"/>
+        </w:rPr>
+        <w:t>):</w:t>
+      </w:r>
+      <w:r>
+        <w:rPr>
+          <w:lang w:val="el-GR"/>
+        </w:rPr>
+        <w:t xml:space="preserve"> Κατά τη χρήση 8 νημάτων (</w:t>
+      </w:r>
+      <w:r>
+        <w:t>T</w:t>
+      </w:r>
+      <w:r>
+        <w:rPr>
+          <w:lang w:val="el-GR"/>
+        </w:rPr>
+        <w:t xml:space="preserve">=8), παρατηρούμε μείωση της απόδοσης (αύξηση χρόνου στα </w:t>
+      </w:r>
+      <w:r>
+        <w:rPr>
+          <w:b/>
+          <w:bCs/>
+          <w:lang w:val="el-GR"/>
+        </w:rPr>
+        <w:t>17.8</w:t>
+      </w:r>
+      <w:r>
+        <w:rPr>
+          <w:b/>
+          <w:bCs/>
+        </w:rPr>
+        <w:t>s</w:t>
+      </w:r>
+      <w:r>
+        <w:rPr>
+          <w:lang w:val="el-GR"/>
+        </w:rPr>
+        <w:t xml:space="preserve"> και πτώση </w:t>
+      </w:r>
+      <w:r>
+        <w:rPr>
+          <w:b/>
+          <w:bCs/>
+        </w:rPr>
+        <w:t>speedup</w:t>
+      </w:r>
+      <w:r>
+        <w:rPr>
+          <w:lang w:val="el-GR"/>
+        </w:rPr>
+        <w:t xml:space="preserve"> στο </w:t>
+      </w:r>
+      <w:r>
+        <w:rPr>
+          <w:b/>
+          <w:bCs/>
+          <w:lang w:val="el-GR"/>
+        </w:rPr>
+        <w:t>4.24</w:t>
+      </w:r>
+      <w:r>
+        <w:rPr>
+          <w:b/>
+          <w:bCs/>
+        </w:rPr>
+        <w:t>x</w:t>
+      </w:r>
+      <w:r>
+        <w:rPr>
+          <w:lang w:val="el-GR"/>
+        </w:rPr>
+        <w:t>). Αυτό συμβαίνει επειδή ο αριθμός των νημάτων υπερβαίνει τους διαθέσιμους φυσικούς πυρήνες (6), οδηγώντας το λειτουργικό σύστημα σε εναλλαγή περιβάλλοντος (</w:t>
+      </w:r>
+      <w:r>
+        <w:rPr>
+          <w:b/>
+          <w:bCs/>
+        </w:rPr>
+        <w:t>context</w:t>
+      </w:r>
+      <w:r>
+        <w:rPr>
+          <w:lang w:val="el-GR"/>
+        </w:rPr>
+        <w:t xml:space="preserve"> </w:t>
+      </w:r>
+      <w:r>
+        <w:rPr>
+          <w:b/>
+          <w:bCs/>
+        </w:rPr>
+        <w:t>switching</w:t>
+      </w:r>
+      <w:r>
+        <w:rPr>
+          <w:lang w:val="el-GR"/>
+        </w:rPr>
+        <w:t>)</w:t>
+      </w:r>
+      <w:r>
+        <w:rPr>
+          <w:lang w:val="el-GR"/>
+        </w:rPr>
+        <w:t>.</w:t>
+      </w:r>
+    </w:p>
+    <w:p>
+      <w:pPr>
+        <w:numPr>
+          <w:ilvl w:val="0"/>
+          <w:numId w:val="35"/>
+        </w:numPr>
+        <w:rPr>
+          <w:lang w:val="el-GR"/>
+        </w:rPr>
+      </w:pPr>
+      <w:r>
+        <w:rPr>
+          <w:b/>
+          <w:bCs/>
+          <w:lang w:val="el-GR"/>
+        </w:rPr>
+        <w:t>Εξισορρόπηση Φορτίου:</w:t>
+      </w:r>
+      <w:r>
+        <w:rPr>
+          <w:lang w:val="el-GR"/>
+        </w:rPr>
+        <w:t xml:space="preserve"> Η χρήση της </w:t>
+      </w:r>
+      <w:r>
+        <w:rPr>
+          <w:b/>
+          <w:bCs/>
+        </w:rPr>
+        <w:t>schedule</w:t>
+      </w:r>
+      <w:r>
+        <w:rPr>
+          <w:b/>
+          <w:bCs/>
+          <w:lang w:val="el-GR"/>
+        </w:rPr>
+        <w:t>(</w:t>
+      </w:r>
+      <w:r>
+        <w:rPr>
+          <w:b/>
+          <w:bCs/>
+        </w:rPr>
+        <w:t>dynamic</w:t>
+      </w:r>
+      <w:r>
+        <w:rPr>
+          <w:b/>
+          <w:bCs/>
+          <w:lang w:val="el-GR"/>
+        </w:rPr>
+        <w:t>)</w:t>
+      </w:r>
+      <w:r>
+        <w:rPr>
+          <w:lang w:val="el-GR"/>
+        </w:rPr>
+        <w:t xml:space="preserve">  αποδείχθηκε αποτελεσματική. Παρόλο που ο χρόνος σύγκλισης του αλγορίθμου </w:t>
+      </w:r>
+      <w:r>
+        <w:rPr>
+          <w:b/>
+          <w:bCs/>
+        </w:rPr>
+        <w:t>Gradient</w:t>
+      </w:r>
+      <w:r>
+        <w:rPr>
+          <w:b/>
+          <w:bCs/>
+          <w:lang w:val="el-GR"/>
+        </w:rPr>
+        <w:t xml:space="preserve"> </w:t>
+      </w:r>
+      <w:r>
+        <w:rPr>
+          <w:b/>
+          <w:bCs/>
+        </w:rPr>
+        <w:t>Descent</w:t>
+      </w:r>
+      <w:r>
+        <w:rPr>
+          <w:lang w:val="el-GR"/>
+        </w:rPr>
+        <w:t xml:space="preserve"> μπορεί να διαφέρει ανάλογα με την τυχαία αρχικοποίηση και την τιμή του </w:t>
+      </w:r>
+      <w:r>
+        <w:t>C</w:t>
+      </w:r>
+      <w:r>
+        <w:rPr>
+          <w:lang w:val="el-GR"/>
+        </w:rPr>
+        <w:t>, η δυναμική ανάθεση εξασφάλισε ότι όλα τα νήματα παρέμειναν απασχολημένα, μεγιστοποιώντας την απόδοση.</w:t>
+      </w:r>
+    </w:p>
+    <w:p>
+      <w:pPr>
+        <w:rPr>
+          <w:b/>
+          <w:bCs/>
+          <w:lang w:val="el-GR"/>
+        </w:rPr>
+      </w:pPr>
+      <w:r>
+        <w:rPr>
+          <w:b/>
+          <w:bCs/>
+          <w:lang w:val="el-GR"/>
+        </w:rPr>
+        <w:lastRenderedPageBreak/>
+        <w:t>Ορθότητα Αποτελεσμάτων:</w:t>
+      </w:r>
+    </w:p>
+    <w:p>
+      <w:pPr>
+        <w:rPr>
+          <w:lang w:val="el-GR"/>
+        </w:rPr>
+      </w:pPr>
+      <w:r>
+        <w:rPr>
+          <w:lang w:val="el-GR"/>
+        </w:rPr>
+        <w:t xml:space="preserve">Όπως φαίνεται στα </w:t>
+      </w:r>
+      <w:r>
+        <w:t>screenshots</w:t>
+      </w:r>
+      <w:r>
+        <w:rPr>
+          <w:lang w:val="el-GR"/>
+        </w:rPr>
+        <w:t xml:space="preserve"> εκτέλεσης, η ακρίβεια (</w:t>
+      </w:r>
+      <w:r>
+        <w:rPr>
+          <w:b/>
+          <w:bCs/>
+        </w:rPr>
+        <w:t>accuracy</w:t>
+      </w:r>
+      <w:r>
+        <w:rPr>
+          <w:lang w:val="el-GR"/>
+        </w:rPr>
+        <w:t xml:space="preserve">) παραμένει σταθερά σε υψηλά επίπεδα </w:t>
+      </w:r>
+      <w:r>
+        <w:rPr>
+          <w:lang w:val="el-GR"/>
+        </w:rPr>
+        <w:t xml:space="preserve"> </w:t>
+      </w:r>
+      <w:r>
+        <w:rPr>
+          <w:bCs/>
+          <w:lang w:val="el-GR"/>
+        </w:rPr>
+        <w:t>(</w:t>
+      </w:r>
+      <w:r>
+        <w:rPr>
+          <w:b/>
+          <w:bCs/>
+          <w:lang w:val="el-GR"/>
+        </w:rPr>
+        <w:t>~98%</w:t>
+      </w:r>
+      <w:r>
+        <w:rPr>
+          <w:lang w:val="el-GR"/>
+        </w:rPr>
+        <w:t xml:space="preserve">) ανεξαρτήτως νημάτων. Αυτό επιβεβαιώνει ότι η διαχείριση των τυχαίων αριθμών με την </w:t>
+      </w:r>
+      <w:proofErr w:type="spellStart"/>
+      <w:r>
+        <w:rPr>
+          <w:b/>
+          <w:bCs/>
+        </w:rPr>
+        <w:t>erand</w:t>
+      </w:r>
+      <w:proofErr w:type="spellEnd"/>
+      <w:r>
+        <w:rPr>
+          <w:b/>
+          <w:bCs/>
+          <w:lang w:val="el-GR"/>
+        </w:rPr>
+        <w:t>48</w:t>
+      </w:r>
+      <w:r>
+        <w:rPr>
+          <w:lang w:val="el-GR"/>
+        </w:rPr>
+        <w:t xml:space="preserve"> και τα τοπικά </w:t>
+      </w:r>
+      <w:r>
+        <w:t>buffers</w:t>
+      </w:r>
+      <w:r>
+        <w:rPr>
+          <w:lang w:val="el-GR"/>
+        </w:rPr>
+        <w:t xml:space="preserve"> </w:t>
+      </w:r>
+      <w:proofErr w:type="spellStart"/>
+      <w:r>
+        <w:rPr>
+          <w:b/>
+          <w:bCs/>
+        </w:rPr>
+        <w:t>xsubi</w:t>
+      </w:r>
+      <w:proofErr w:type="spellEnd"/>
+      <w:r>
+        <w:rPr>
+          <w:lang w:val="el-GR"/>
+        </w:rPr>
+        <w:t xml:space="preserve"> έγινε σωστά, διασφαλίζοντας την </w:t>
+      </w:r>
+      <w:r>
+        <w:rPr>
+          <w:b/>
+          <w:bCs/>
+        </w:rPr>
+        <w:t>thread</w:t>
+      </w:r>
+      <w:r>
+        <w:rPr>
+          <w:b/>
+          <w:bCs/>
+          <w:lang w:val="el-GR"/>
+        </w:rPr>
+        <w:t>-</w:t>
+      </w:r>
+      <w:r>
+        <w:rPr>
+          <w:b/>
+          <w:bCs/>
+        </w:rPr>
+        <w:t>safety</w:t>
+      </w:r>
+      <w:r>
+        <w:rPr>
+          <w:lang w:val="el-GR"/>
+        </w:rPr>
+        <w:t xml:space="preserve"> της εφαρμογής.</w:t>
+      </w:r>
+    </w:p>
+    <w:p>
+      <w:pPr>
+        <w:rPr>
+          <w:lang w:val="el-GR"/>
+        </w:rPr>
+      </w:pPr>
+    </w:p>
+    <w:p>
+      <w:pPr>
+        <w:rPr>
+          <w:b/>
+          <w:bCs/>
+          <w:lang w:val="el-GR"/>
+        </w:rPr>
+      </w:pPr>
+    </w:p>
+    <w:p>
+      <w:pPr>
         <w:rPr>
           <w:b/>
           <w:bCs/>
@@ -6835,10 +8510,585 @@
           <w:bCs/>
           <w:sz w:val="30"/>
           <w:szCs w:val="30"/>
-          <w:lang w:val="el-GR"/>
-        </w:rPr>
-        <w:t>Συμπεράσματα Πειραματικής Διαδικασίας</w:t>
-      </w:r>
+        </w:rPr>
+        <w:t xml:space="preserve">Screenshots </w:t>
+      </w:r>
+      <w:r>
+        <w:rPr>
+          <w:b/>
+          <w:bCs/>
+          <w:sz w:val="30"/>
+          <w:szCs w:val="30"/>
+          <w:lang w:val="el-GR"/>
+        </w:rPr>
+        <w:t>εκτέλεσης</w:t>
+      </w:r>
+      <w:r>
+        <w:rPr>
+          <w:b/>
+          <w:bCs/>
+          <w:sz w:val="30"/>
+          <w:szCs w:val="30"/>
+        </w:rPr>
+        <w:t>:</w:t>
+      </w:r>
+    </w:p>
+    <w:p>
+      <w:pPr>
+        <w:rPr>
+          <w:b/>
+          <w:bCs/>
+          <w:sz w:val="30"/>
+          <w:szCs w:val="30"/>
+          <w:lang w:val="el-GR"/>
+        </w:rPr>
+      </w:pPr>
+    </w:p>
+    <w:p>
+      <w:pPr>
+        <w:rPr>
+          <w:b/>
+          <w:bCs/>
+          <w:lang w:val="el-GR"/>
+        </w:rPr>
+      </w:pPr>
+      <w:r>
+        <w:rPr>
+          <w:b/>
+          <w:bCs/>
+        </w:rPr>
+        <w:t>T=</w:t>
+      </w:r>
+      <w:r>
+        <w:rPr>
+          <w:b/>
+          <w:bCs/>
+          <w:lang w:val="el-GR"/>
+        </w:rPr>
+        <w:t>1</w:t>
+      </w:r>
+      <w:r>
+        <w:rPr>
+          <w:b/>
+          <w:bCs/>
+          <w:lang w:val="el-GR"/>
+        </w:rPr>
+        <w:tab/>
+      </w:r>
+      <w:r>
+        <w:rPr>
+          <w:b/>
+          <w:bCs/>
+          <w:lang w:val="el-GR"/>
+        </w:rPr>
+        <w:tab/>
+      </w:r>
+      <w:r>
+        <w:rPr>
+          <w:b/>
+          <w:bCs/>
+          <w:lang w:val="el-GR"/>
+        </w:rPr>
+        <w:tab/>
+      </w:r>
+      <w:r>
+        <w:rPr>
+          <w:b/>
+          <w:bCs/>
+          <w:lang w:val="el-GR"/>
+        </w:rPr>
+        <w:tab/>
+      </w:r>
+      <w:r>
+        <w:rPr>
+          <w:b/>
+          <w:bCs/>
+          <w:lang w:val="el-GR"/>
+        </w:rPr>
+        <w:tab/>
+        <w:t xml:space="preserve">         </w:t>
+      </w:r>
+      <w:r>
+        <w:rPr>
+          <w:b/>
+          <w:bCs/>
+        </w:rPr>
+        <w:t>T=</w:t>
+      </w:r>
+      <w:r>
+        <w:rPr>
+          <w:b/>
+          <w:bCs/>
+          <w:lang w:val="el-GR"/>
+        </w:rPr>
+        <w:t>2</w:t>
+      </w:r>
+    </w:p>
+    <w:p>
+      <w:pPr>
+        <w:rPr>
+          <w:b/>
+          <w:bCs/>
+          <w:noProof/>
+          <w:lang w:val="el-GR"/>
+        </w:rPr>
+      </w:pPr>
+      <w:r>
+        <w:rPr>
+          <w:b/>
+          <w:bCs/>
+          <w:noProof/>
+          <w:lang w:val="el-GR"/>
+        </w:rPr>
+        <w:drawing>
+          <wp:inline distT="0" distB="0" distL="0" distR="0" wp14:anchorId="6F672B5E" wp14:editId="742D4434">
+            <wp:extent cx="2584174" cy="4940135"/>
+            <wp:effectExtent l="0" t="0" r="6985" b="0"/>
+            <wp:docPr id="2060280538" name="Picture 1" descr="A screenshot of a computer&#10;&#10;AI-generated content may be incorrect."/>
+            <wp:cNvGraphicFramePr>
+              <a:graphicFrameLocks xmlns:a="http://schemas.openxmlformats.org/drawingml/2006/main" noChangeAspect="1"/>
+            </wp:cNvGraphicFramePr>
+            <a:graphic xmlns:a="http://schemas.openxmlformats.org/drawingml/2006/main">
+              <a:graphicData uri="http://schemas.openxmlformats.org/drawingml/2006/picture">
+                <pic:pic xmlns:pic="http://schemas.openxmlformats.org/drawingml/2006/picture">
+                  <pic:nvPicPr>
+                    <pic:cNvPr id="2060280538" name="Picture 1" descr="A screenshot of a computer&#10;&#10;AI-generated content may be incorrect."/>
+                    <pic:cNvPicPr/>
+                  </pic:nvPicPr>
+                  <pic:blipFill>
+                    <a:blip r:embed="rId19"/>
+                    <a:stretch>
+                      <a:fillRect/>
+                    </a:stretch>
+                  </pic:blipFill>
+                  <pic:spPr>
+                    <a:xfrm>
+                      <a:off x="0" y="0"/>
+                      <a:ext cx="2593298" cy="4957578"/>
+                    </a:xfrm>
+                    <a:prstGeom prst="rect">
+                      <a:avLst/>
+                    </a:prstGeom>
+                  </pic:spPr>
+                </pic:pic>
+              </a:graphicData>
+            </a:graphic>
+          </wp:inline>
+        </w:drawing>
+      </w:r>
+      <w:r>
+        <w:rPr>
+          <w:b/>
+          <w:bCs/>
+          <w:noProof/>
+          <w:lang w:val="el-GR"/>
+        </w:rPr>
+        <w:drawing>
+          <wp:inline distT="0" distB="0" distL="0" distR="0" wp14:anchorId="3EDC13BE" wp14:editId="1DA5AF7E">
+            <wp:extent cx="2623930" cy="4933256"/>
+            <wp:effectExtent l="0" t="0" r="5080" b="1270"/>
+            <wp:docPr id="2124675064" name="Picture 1" descr="A screenshot of a computer&#10;&#10;AI-generated content may be incorrect."/>
+            <wp:cNvGraphicFramePr>
+              <a:graphicFrameLocks xmlns:a="http://schemas.openxmlformats.org/drawingml/2006/main" noChangeAspect="1"/>
+            </wp:cNvGraphicFramePr>
+            <a:graphic xmlns:a="http://schemas.openxmlformats.org/drawingml/2006/main">
+              <a:graphicData uri="http://schemas.openxmlformats.org/drawingml/2006/picture">
+                <pic:pic xmlns:pic="http://schemas.openxmlformats.org/drawingml/2006/picture">
+                  <pic:nvPicPr>
+                    <pic:cNvPr id="640335842" name="Picture 1" descr="A screenshot of a computer&#10;&#10;AI-generated content may be incorrect."/>
+                    <pic:cNvPicPr/>
+                  </pic:nvPicPr>
+                  <pic:blipFill>
+                    <a:blip r:embed="rId20"/>
+                    <a:stretch>
+                      <a:fillRect/>
+                    </a:stretch>
+                  </pic:blipFill>
+                  <pic:spPr>
+                    <a:xfrm>
+                      <a:off x="0" y="0"/>
+                      <a:ext cx="2642397" cy="4967975"/>
+                    </a:xfrm>
+                    <a:prstGeom prst="rect">
+                      <a:avLst/>
+                    </a:prstGeom>
+                  </pic:spPr>
+                </pic:pic>
+              </a:graphicData>
+            </a:graphic>
+          </wp:inline>
+        </w:drawing>
+      </w:r>
+    </w:p>
+    <w:p>
+      <w:pPr>
+        <w:rPr>
+          <w:b/>
+          <w:bCs/>
+          <w:lang w:val="el-GR"/>
+        </w:rPr>
+      </w:pPr>
+      <w:r>
+        <w:rPr>
+          <w:b/>
+          <w:bCs/>
+        </w:rPr>
+        <w:lastRenderedPageBreak/>
+        <w:t>T=</w:t>
+      </w:r>
+      <w:r>
+        <w:rPr>
+          <w:b/>
+          <w:bCs/>
+          <w:lang w:val="el-GR"/>
+        </w:rPr>
+        <w:t>4</w:t>
+      </w:r>
+      <w:r>
+        <w:rPr>
+          <w:b/>
+          <w:bCs/>
+          <w:lang w:val="el-GR"/>
+        </w:rPr>
+        <w:tab/>
+      </w:r>
+      <w:r>
+        <w:rPr>
+          <w:b/>
+          <w:bCs/>
+          <w:lang w:val="el-GR"/>
+        </w:rPr>
+        <w:tab/>
+      </w:r>
+      <w:r>
+        <w:rPr>
+          <w:b/>
+          <w:bCs/>
+          <w:lang w:val="el-GR"/>
+        </w:rPr>
+        <w:tab/>
+      </w:r>
+      <w:r>
+        <w:rPr>
+          <w:b/>
+          <w:bCs/>
+          <w:lang w:val="el-GR"/>
+        </w:rPr>
+        <w:tab/>
+      </w:r>
+      <w:r>
+        <w:rPr>
+          <w:b/>
+          <w:bCs/>
+          <w:lang w:val="el-GR"/>
+        </w:rPr>
+        <w:tab/>
+        <w:t xml:space="preserve">         </w:t>
+      </w:r>
+      <w:r>
+        <w:rPr>
+          <w:b/>
+          <w:bCs/>
+        </w:rPr>
+        <w:t>T=</w:t>
+      </w:r>
+      <w:r>
+        <w:rPr>
+          <w:b/>
+          <w:bCs/>
+          <w:lang w:val="el-GR"/>
+        </w:rPr>
+        <w:t>6</w:t>
+      </w:r>
+    </w:p>
+    <w:p>
+      <w:pPr>
+        <w:rPr>
+          <w:b/>
+          <w:bCs/>
+          <w:lang w:val="el-GR"/>
+        </w:rPr>
+      </w:pPr>
+      <w:r>
+        <w:rPr>
+          <w:b/>
+          <w:bCs/>
+          <w:noProof/>
+          <w:lang w:val="el-GR"/>
+        </w:rPr>
+        <w:drawing>
+          <wp:inline distT="0" distB="0" distL="0" distR="0" wp14:anchorId="6F6120BC" wp14:editId="062B385A">
+            <wp:extent cx="2530646" cy="4675367"/>
+            <wp:effectExtent l="0" t="0" r="3175" b="0"/>
+            <wp:docPr id="1230663526" name="Picture 1" descr="A screenshot of a computer&#10;&#10;AI-generated content may be incorrect."/>
+            <wp:cNvGraphicFramePr>
+              <a:graphicFrameLocks xmlns:a="http://schemas.openxmlformats.org/drawingml/2006/main" noChangeAspect="1"/>
+            </wp:cNvGraphicFramePr>
+            <a:graphic xmlns:a="http://schemas.openxmlformats.org/drawingml/2006/main">
+              <a:graphicData uri="http://schemas.openxmlformats.org/drawingml/2006/picture">
+                <pic:pic xmlns:pic="http://schemas.openxmlformats.org/drawingml/2006/picture">
+                  <pic:nvPicPr>
+                    <pic:cNvPr id="1230663526" name="Picture 1" descr="A screenshot of a computer&#10;&#10;AI-generated content may be incorrect."/>
+                    <pic:cNvPicPr/>
+                  </pic:nvPicPr>
+                  <pic:blipFill>
+                    <a:blip r:embed="rId21"/>
+                    <a:stretch>
+                      <a:fillRect/>
+                    </a:stretch>
+                  </pic:blipFill>
+                  <pic:spPr>
+                    <a:xfrm>
+                      <a:off x="0" y="0"/>
+                      <a:ext cx="2541734" cy="4695851"/>
+                    </a:xfrm>
+                    <a:prstGeom prst="rect">
+                      <a:avLst/>
+                    </a:prstGeom>
+                  </pic:spPr>
+                </pic:pic>
+              </a:graphicData>
+            </a:graphic>
+          </wp:inline>
+        </w:drawing>
+      </w:r>
+      <w:r>
+        <w:rPr>
+          <w:b/>
+          <w:bCs/>
+          <w:noProof/>
+          <w:lang w:val="el-GR"/>
+        </w:rPr>
+        <w:drawing>
+          <wp:inline distT="0" distB="0" distL="0" distR="0" wp14:anchorId="0893E074" wp14:editId="0A3C4967">
+            <wp:extent cx="2507963" cy="4659465"/>
+            <wp:effectExtent l="0" t="0" r="6985" b="8255"/>
+            <wp:docPr id="1835328622" name="Picture 1" descr="A screenshot of a computer&#10;&#10;AI-generated content may be incorrect."/>
+            <wp:cNvGraphicFramePr>
+              <a:graphicFrameLocks xmlns:a="http://schemas.openxmlformats.org/drawingml/2006/main" noChangeAspect="1"/>
+            </wp:cNvGraphicFramePr>
+            <a:graphic xmlns:a="http://schemas.openxmlformats.org/drawingml/2006/main">
+              <a:graphicData uri="http://schemas.openxmlformats.org/drawingml/2006/picture">
+                <pic:pic xmlns:pic="http://schemas.openxmlformats.org/drawingml/2006/picture">
+                  <pic:nvPicPr>
+                    <pic:cNvPr id="1835328622" name="Picture 1" descr="A screenshot of a computer&#10;&#10;AI-generated content may be incorrect."/>
+                    <pic:cNvPicPr/>
+                  </pic:nvPicPr>
+                  <pic:blipFill>
+                    <a:blip r:embed="rId22"/>
+                    <a:stretch>
+                      <a:fillRect/>
+                    </a:stretch>
+                  </pic:blipFill>
+                  <pic:spPr>
+                    <a:xfrm>
+                      <a:off x="0" y="0"/>
+                      <a:ext cx="2519801" cy="4681458"/>
+                    </a:xfrm>
+                    <a:prstGeom prst="rect">
+                      <a:avLst/>
+                    </a:prstGeom>
+                  </pic:spPr>
+                </pic:pic>
+              </a:graphicData>
+            </a:graphic>
+          </wp:inline>
+        </w:drawing>
+      </w:r>
+    </w:p>
+    <w:p>
+      <w:pPr>
+        <w:rPr>
+          <w:b/>
+          <w:bCs/>
+          <w:lang w:val="el-GR"/>
+        </w:rPr>
+      </w:pPr>
+    </w:p>
+    <w:p>
+      <w:pPr>
+        <w:rPr>
+          <w:b/>
+          <w:bCs/>
+          <w:lang w:val="el-GR"/>
+        </w:rPr>
+      </w:pPr>
+    </w:p>
+    <w:p>
+      <w:pPr>
+        <w:rPr>
+          <w:b/>
+          <w:bCs/>
+          <w:lang w:val="el-GR"/>
+        </w:rPr>
+      </w:pPr>
+    </w:p>
+    <w:p>
+      <w:pPr>
+        <w:rPr>
+          <w:b/>
+          <w:bCs/>
+          <w:lang w:val="el-GR"/>
+        </w:rPr>
+      </w:pPr>
+    </w:p>
+    <w:p>
+      <w:pPr>
+        <w:rPr>
+          <w:b/>
+          <w:bCs/>
+          <w:lang w:val="el-GR"/>
+        </w:rPr>
+      </w:pPr>
+    </w:p>
+    <w:p>
+      <w:pPr>
+        <w:rPr>
+          <w:b/>
+          <w:bCs/>
+          <w:lang w:val="el-GR"/>
+        </w:rPr>
+      </w:pPr>
+    </w:p>
+    <w:p>
+      <w:pPr>
+        <w:rPr>
+          <w:b/>
+          <w:bCs/>
+          <w:lang w:val="el-GR"/>
+        </w:rPr>
+      </w:pPr>
+    </w:p>
+    <w:p>
+      <w:pPr>
+        <w:rPr>
+          <w:b/>
+          <w:bCs/>
+          <w:lang w:val="el-GR"/>
+        </w:rPr>
+      </w:pPr>
+    </w:p>
+    <w:p>
+      <w:pPr>
+        <w:rPr>
+          <w:b/>
+          <w:bCs/>
+          <w:lang w:val="el-GR"/>
+        </w:rPr>
+      </w:pPr>
+    </w:p>
+    <w:p>
+      <w:pPr>
+        <w:rPr>
+          <w:b/>
+          <w:bCs/>
+          <w:lang w:val="el-GR"/>
+        </w:rPr>
+      </w:pPr>
+    </w:p>
+    <w:p>
+      <w:pPr>
+        <w:rPr>
+          <w:b/>
+          <w:bCs/>
+          <w:lang w:val="el-GR"/>
+        </w:rPr>
+      </w:pPr>
+      <w:r>
+        <w:rPr>
+          <w:b/>
+          <w:bCs/>
+        </w:rPr>
+        <w:lastRenderedPageBreak/>
+        <w:t>T=</w:t>
+      </w:r>
+      <w:r>
+        <w:rPr>
+          <w:b/>
+          <w:bCs/>
+          <w:lang w:val="el-GR"/>
+        </w:rPr>
+        <w:t>8</w:t>
+      </w:r>
+    </w:p>
+    <w:p>
+      <w:pPr>
+        <w:rPr>
+          <w:b/>
+          <w:bCs/>
+          <w:lang w:val="el-GR"/>
+        </w:rPr>
+      </w:pPr>
+      <w:r>
+        <w:rPr>
+          <w:b/>
+          <w:bCs/>
+          <w:noProof/>
+          <w:lang w:val="el-GR"/>
+        </w:rPr>
+        <w:drawing>
+          <wp:inline distT="0" distB="0" distL="0" distR="0" wp14:anchorId="716B5679" wp14:editId="07B94CBE">
+            <wp:extent cx="2600076" cy="4912740"/>
+            <wp:effectExtent l="0" t="0" r="0" b="2540"/>
+            <wp:docPr id="279377554" name="Picture 1" descr="A screenshot of a computer&#10;&#10;AI-generated content may be incorrect."/>
+            <wp:cNvGraphicFramePr>
+              <a:graphicFrameLocks xmlns:a="http://schemas.openxmlformats.org/drawingml/2006/main" noChangeAspect="1"/>
+            </wp:cNvGraphicFramePr>
+            <a:graphic xmlns:a="http://schemas.openxmlformats.org/drawingml/2006/main">
+              <a:graphicData uri="http://schemas.openxmlformats.org/drawingml/2006/picture">
+                <pic:pic xmlns:pic="http://schemas.openxmlformats.org/drawingml/2006/picture">
+                  <pic:nvPicPr>
+                    <pic:cNvPr id="279377554" name="Picture 1" descr="A screenshot of a computer&#10;&#10;AI-generated content may be incorrect."/>
+                    <pic:cNvPicPr/>
+                  </pic:nvPicPr>
+                  <pic:blipFill>
+                    <a:blip r:embed="rId23"/>
+                    <a:stretch>
+                      <a:fillRect/>
+                    </a:stretch>
+                  </pic:blipFill>
+                  <pic:spPr>
+                    <a:xfrm>
+                      <a:off x="0" y="0"/>
+                      <a:ext cx="2613952" cy="4938958"/>
+                    </a:xfrm>
+                    <a:prstGeom prst="rect">
+                      <a:avLst/>
+                    </a:prstGeom>
+                  </pic:spPr>
+                </pic:pic>
+              </a:graphicData>
+            </a:graphic>
+          </wp:inline>
+        </w:drawing>
+      </w:r>
+    </w:p>
+    <w:p>
+      <w:pPr>
+        <w:rPr>
+          <w:b/>
+          <w:bCs/>
+          <w:lang w:val="el-GR"/>
+        </w:rPr>
+      </w:pPr>
+    </w:p>
+    <w:p>
+      <w:pPr>
+        <w:rPr>
+          <w:b/>
+          <w:bCs/>
+          <w:lang w:val="el-GR"/>
+        </w:rPr>
+      </w:pPr>
+    </w:p>
+    <w:p>
+      <w:pPr>
+        <w:rPr>
+          <w:b/>
+          <w:bCs/>
+          <w:lang w:val="el-GR"/>
+        </w:rPr>
+      </w:pPr>
     </w:p>
     <w:p>
       <w:pPr>
@@ -6855,26 +9105,6 @@
         </w:rPr>
         <w:tab/>
       </w:r>
-    </w:p>
-    <w:p>
-      <w:pPr>
-        <w:tabs>
-          <w:tab w:val="left" w:pos="6125"/>
-        </w:tabs>
-        <w:rPr>
-          <w:lang w:val="el-GR"/>
-        </w:rPr>
-      </w:pPr>
-    </w:p>
-    <w:p>
-      <w:pPr>
-        <w:tabs>
-          <w:tab w:val="left" w:pos="6125"/>
-        </w:tabs>
-        <w:rPr>
-          <w:lang w:val="el-GR"/>
-        </w:rPr>
-      </w:pPr>
     </w:p>
     <w:p>
       <w:pPr>
@@ -8639,7 +10869,7 @@
   <w:abstractNum w:abstractNumId="20" w15:restartNumberingAfterBreak="0">
     <w:nsid w:val="37381D16"/>
     <w:multiLevelType w:val="hybridMultilevel"/>
-    <w:tmpl w:val="DFD8E7CA"/>
+    <w:tmpl w:val="44EC6E02"/>
     <w:lvl w:ilvl="0" w:tplc="04090001">
       <w:start w:val="1"/>
       <w:numFmt w:val="bullet"/>
@@ -9423,6 +11653,155 @@
     </w:lvl>
   </w:abstractNum>
   <w:abstractNum w:abstractNumId="26" w15:restartNumberingAfterBreak="0">
+    <w:nsid w:val="5D61294A"/>
+    <w:multiLevelType w:val="multilevel"/>
+    <w:tmpl w:val="6FD26846"/>
+    <w:lvl w:ilvl="0">
+      <w:start w:val="1"/>
+      <w:numFmt w:val="bullet"/>
+      <w:lvlText w:val=""/>
+      <w:lvlJc w:val="left"/>
+      <w:pPr>
+        <w:tabs>
+          <w:tab w:val="num" w:pos="720"/>
+        </w:tabs>
+        <w:ind w:left="720" w:hanging="360"/>
+      </w:pPr>
+      <w:rPr>
+        <w:rFonts w:ascii="Symbol" w:hAnsi="Symbol" w:hint="default"/>
+        <w:sz w:val="20"/>
+      </w:rPr>
+    </w:lvl>
+    <w:lvl w:ilvl="1" w:tentative="1">
+      <w:start w:val="1"/>
+      <w:numFmt w:val="bullet"/>
+      <w:lvlText w:val="o"/>
+      <w:lvlJc w:val="left"/>
+      <w:pPr>
+        <w:tabs>
+          <w:tab w:val="num" w:pos="1440"/>
+        </w:tabs>
+        <w:ind w:left="1440" w:hanging="360"/>
+      </w:pPr>
+      <w:rPr>
+        <w:rFonts w:ascii="Courier New" w:hAnsi="Courier New" w:hint="default"/>
+        <w:sz w:val="20"/>
+      </w:rPr>
+    </w:lvl>
+    <w:lvl w:ilvl="2" w:tentative="1">
+      <w:start w:val="1"/>
+      <w:numFmt w:val="bullet"/>
+      <w:lvlText w:val=""/>
+      <w:lvlJc w:val="left"/>
+      <w:pPr>
+        <w:tabs>
+          <w:tab w:val="num" w:pos="2160"/>
+        </w:tabs>
+        <w:ind w:left="2160" w:hanging="360"/>
+      </w:pPr>
+      <w:rPr>
+        <w:rFonts w:ascii="Wingdings" w:hAnsi="Wingdings" w:hint="default"/>
+        <w:sz w:val="20"/>
+      </w:rPr>
+    </w:lvl>
+    <w:lvl w:ilvl="3" w:tentative="1">
+      <w:start w:val="1"/>
+      <w:numFmt w:val="bullet"/>
+      <w:lvlText w:val=""/>
+      <w:lvlJc w:val="left"/>
+      <w:pPr>
+        <w:tabs>
+          <w:tab w:val="num" w:pos="2880"/>
+        </w:tabs>
+        <w:ind w:left="2880" w:hanging="360"/>
+      </w:pPr>
+      <w:rPr>
+        <w:rFonts w:ascii="Wingdings" w:hAnsi="Wingdings" w:hint="default"/>
+        <w:sz w:val="20"/>
+      </w:rPr>
+    </w:lvl>
+    <w:lvl w:ilvl="4" w:tentative="1">
+      <w:start w:val="1"/>
+      <w:numFmt w:val="bullet"/>
+      <w:lvlText w:val=""/>
+      <w:lvlJc w:val="left"/>
+      <w:pPr>
+        <w:tabs>
+          <w:tab w:val="num" w:pos="3600"/>
+        </w:tabs>
+        <w:ind w:left="3600" w:hanging="360"/>
+      </w:pPr>
+      <w:rPr>
+        <w:rFonts w:ascii="Wingdings" w:hAnsi="Wingdings" w:hint="default"/>
+        <w:sz w:val="20"/>
+      </w:rPr>
+    </w:lvl>
+    <w:lvl w:ilvl="5" w:tentative="1">
+      <w:start w:val="1"/>
+      <w:numFmt w:val="bullet"/>
+      <w:lvlText w:val=""/>
+      <w:lvlJc w:val="left"/>
+      <w:pPr>
+        <w:tabs>
+          <w:tab w:val="num" w:pos="4320"/>
+        </w:tabs>
+        <w:ind w:left="4320" w:hanging="360"/>
+      </w:pPr>
+      <w:rPr>
+        <w:rFonts w:ascii="Wingdings" w:hAnsi="Wingdings" w:hint="default"/>
+        <w:sz w:val="20"/>
+      </w:rPr>
+    </w:lvl>
+    <w:lvl w:ilvl="6" w:tentative="1">
+      <w:start w:val="1"/>
+      <w:numFmt w:val="bullet"/>
+      <w:lvlText w:val=""/>
+      <w:lvlJc w:val="left"/>
+      <w:pPr>
+        <w:tabs>
+          <w:tab w:val="num" w:pos="5040"/>
+        </w:tabs>
+        <w:ind w:left="5040" w:hanging="360"/>
+      </w:pPr>
+      <w:rPr>
+        <w:rFonts w:ascii="Wingdings" w:hAnsi="Wingdings" w:hint="default"/>
+        <w:sz w:val="20"/>
+      </w:rPr>
+    </w:lvl>
+    <w:lvl w:ilvl="7" w:tentative="1">
+      <w:start w:val="1"/>
+      <w:numFmt w:val="bullet"/>
+      <w:lvlText w:val=""/>
+      <w:lvlJc w:val="left"/>
+      <w:pPr>
+        <w:tabs>
+          <w:tab w:val="num" w:pos="5760"/>
+        </w:tabs>
+        <w:ind w:left="5760" w:hanging="360"/>
+      </w:pPr>
+      <w:rPr>
+        <w:rFonts w:ascii="Wingdings" w:hAnsi="Wingdings" w:hint="default"/>
+        <w:sz w:val="20"/>
+      </w:rPr>
+    </w:lvl>
+    <w:lvl w:ilvl="8" w:tentative="1">
+      <w:start w:val="1"/>
+      <w:numFmt w:val="bullet"/>
+      <w:lvlText w:val=""/>
+      <w:lvlJc w:val="left"/>
+      <w:pPr>
+        <w:tabs>
+          <w:tab w:val="num" w:pos="6480"/>
+        </w:tabs>
+        <w:ind w:left="6480" w:hanging="360"/>
+      </w:pPr>
+      <w:rPr>
+        <w:rFonts w:ascii="Wingdings" w:hAnsi="Wingdings" w:hint="default"/>
+        <w:sz w:val="20"/>
+      </w:rPr>
+    </w:lvl>
+  </w:abstractNum>
+  <w:abstractNum w:abstractNumId="27" w15:restartNumberingAfterBreak="0">
     <w:nsid w:val="620F15B7"/>
     <w:multiLevelType w:val="multilevel"/>
     <w:tmpl w:val="F12A7020"/>
@@ -9571,7 +11950,7 @@
       </w:rPr>
     </w:lvl>
   </w:abstractNum>
-  <w:abstractNum w:abstractNumId="27" w15:restartNumberingAfterBreak="0">
+  <w:abstractNum w:abstractNumId="28" w15:restartNumberingAfterBreak="0">
     <w:nsid w:val="62523002"/>
     <w:multiLevelType w:val="multilevel"/>
     <w:tmpl w:val="04F0A81E"/>
@@ -9720,7 +12099,7 @@
       </w:rPr>
     </w:lvl>
   </w:abstractNum>
-  <w:abstractNum w:abstractNumId="28" w15:restartNumberingAfterBreak="0">
+  <w:abstractNum w:abstractNumId="29" w15:restartNumberingAfterBreak="0">
     <w:nsid w:val="66506AFC"/>
     <w:multiLevelType w:val="multilevel"/>
     <w:tmpl w:val="2C38CAC0"/>
@@ -9869,7 +12248,7 @@
       </w:rPr>
     </w:lvl>
   </w:abstractNum>
-  <w:abstractNum w:abstractNumId="29" w15:restartNumberingAfterBreak="0">
+  <w:abstractNum w:abstractNumId="30" w15:restartNumberingAfterBreak="0">
     <w:nsid w:val="66C01D52"/>
     <w:multiLevelType w:val="hybridMultilevel"/>
     <w:tmpl w:val="1DEE72B6"/>
@@ -9982,7 +12361,7 @@
       </w:rPr>
     </w:lvl>
   </w:abstractNum>
-  <w:abstractNum w:abstractNumId="30" w15:restartNumberingAfterBreak="0">
+  <w:abstractNum w:abstractNumId="31" w15:restartNumberingAfterBreak="0">
     <w:nsid w:val="67C37A7A"/>
     <w:multiLevelType w:val="hybridMultilevel"/>
     <w:tmpl w:val="E3C6C6EE"/>
@@ -10095,7 +12474,156 @@
       </w:rPr>
     </w:lvl>
   </w:abstractNum>
-  <w:abstractNum w:abstractNumId="31" w15:restartNumberingAfterBreak="0">
+  <w:abstractNum w:abstractNumId="32" w15:restartNumberingAfterBreak="0">
+    <w:nsid w:val="6C846000"/>
+    <w:multiLevelType w:val="multilevel"/>
+    <w:tmpl w:val="6FA4764C"/>
+    <w:lvl w:ilvl="0">
+      <w:start w:val="1"/>
+      <w:numFmt w:val="bullet"/>
+      <w:lvlText w:val=""/>
+      <w:lvlJc w:val="left"/>
+      <w:pPr>
+        <w:tabs>
+          <w:tab w:val="num" w:pos="720"/>
+        </w:tabs>
+        <w:ind w:left="720" w:hanging="360"/>
+      </w:pPr>
+      <w:rPr>
+        <w:rFonts w:ascii="Symbol" w:hAnsi="Symbol" w:hint="default"/>
+        <w:sz w:val="20"/>
+      </w:rPr>
+    </w:lvl>
+    <w:lvl w:ilvl="1" w:tentative="1">
+      <w:start w:val="1"/>
+      <w:numFmt w:val="bullet"/>
+      <w:lvlText w:val="o"/>
+      <w:lvlJc w:val="left"/>
+      <w:pPr>
+        <w:tabs>
+          <w:tab w:val="num" w:pos="1440"/>
+        </w:tabs>
+        <w:ind w:left="1440" w:hanging="360"/>
+      </w:pPr>
+      <w:rPr>
+        <w:rFonts w:ascii="Courier New" w:hAnsi="Courier New" w:hint="default"/>
+        <w:sz w:val="20"/>
+      </w:rPr>
+    </w:lvl>
+    <w:lvl w:ilvl="2" w:tentative="1">
+      <w:start w:val="1"/>
+      <w:numFmt w:val="bullet"/>
+      <w:lvlText w:val=""/>
+      <w:lvlJc w:val="left"/>
+      <w:pPr>
+        <w:tabs>
+          <w:tab w:val="num" w:pos="2160"/>
+        </w:tabs>
+        <w:ind w:left="2160" w:hanging="360"/>
+      </w:pPr>
+      <w:rPr>
+        <w:rFonts w:ascii="Wingdings" w:hAnsi="Wingdings" w:hint="default"/>
+        <w:sz w:val="20"/>
+      </w:rPr>
+    </w:lvl>
+    <w:lvl w:ilvl="3" w:tentative="1">
+      <w:start w:val="1"/>
+      <w:numFmt w:val="bullet"/>
+      <w:lvlText w:val=""/>
+      <w:lvlJc w:val="left"/>
+      <w:pPr>
+        <w:tabs>
+          <w:tab w:val="num" w:pos="2880"/>
+        </w:tabs>
+        <w:ind w:left="2880" w:hanging="360"/>
+      </w:pPr>
+      <w:rPr>
+        <w:rFonts w:ascii="Wingdings" w:hAnsi="Wingdings" w:hint="default"/>
+        <w:sz w:val="20"/>
+      </w:rPr>
+    </w:lvl>
+    <w:lvl w:ilvl="4" w:tentative="1">
+      <w:start w:val="1"/>
+      <w:numFmt w:val="bullet"/>
+      <w:lvlText w:val=""/>
+      <w:lvlJc w:val="left"/>
+      <w:pPr>
+        <w:tabs>
+          <w:tab w:val="num" w:pos="3600"/>
+        </w:tabs>
+        <w:ind w:left="3600" w:hanging="360"/>
+      </w:pPr>
+      <w:rPr>
+        <w:rFonts w:ascii="Wingdings" w:hAnsi="Wingdings" w:hint="default"/>
+        <w:sz w:val="20"/>
+      </w:rPr>
+    </w:lvl>
+    <w:lvl w:ilvl="5" w:tentative="1">
+      <w:start w:val="1"/>
+      <w:numFmt w:val="bullet"/>
+      <w:lvlText w:val=""/>
+      <w:lvlJc w:val="left"/>
+      <w:pPr>
+        <w:tabs>
+          <w:tab w:val="num" w:pos="4320"/>
+        </w:tabs>
+        <w:ind w:left="4320" w:hanging="360"/>
+      </w:pPr>
+      <w:rPr>
+        <w:rFonts w:ascii="Wingdings" w:hAnsi="Wingdings" w:hint="default"/>
+        <w:sz w:val="20"/>
+      </w:rPr>
+    </w:lvl>
+    <w:lvl w:ilvl="6" w:tentative="1">
+      <w:start w:val="1"/>
+      <w:numFmt w:val="bullet"/>
+      <w:lvlText w:val=""/>
+      <w:lvlJc w:val="left"/>
+      <w:pPr>
+        <w:tabs>
+          <w:tab w:val="num" w:pos="5040"/>
+        </w:tabs>
+        <w:ind w:left="5040" w:hanging="360"/>
+      </w:pPr>
+      <w:rPr>
+        <w:rFonts w:ascii="Wingdings" w:hAnsi="Wingdings" w:hint="default"/>
+        <w:sz w:val="20"/>
+      </w:rPr>
+    </w:lvl>
+    <w:lvl w:ilvl="7" w:tentative="1">
+      <w:start w:val="1"/>
+      <w:numFmt w:val="bullet"/>
+      <w:lvlText w:val=""/>
+      <w:lvlJc w:val="left"/>
+      <w:pPr>
+        <w:tabs>
+          <w:tab w:val="num" w:pos="5760"/>
+        </w:tabs>
+        <w:ind w:left="5760" w:hanging="360"/>
+      </w:pPr>
+      <w:rPr>
+        <w:rFonts w:ascii="Wingdings" w:hAnsi="Wingdings" w:hint="default"/>
+        <w:sz w:val="20"/>
+      </w:rPr>
+    </w:lvl>
+    <w:lvl w:ilvl="8" w:tentative="1">
+      <w:start w:val="1"/>
+      <w:numFmt w:val="bullet"/>
+      <w:lvlText w:val=""/>
+      <w:lvlJc w:val="left"/>
+      <w:pPr>
+        <w:tabs>
+          <w:tab w:val="num" w:pos="6480"/>
+        </w:tabs>
+        <w:ind w:left="6480" w:hanging="360"/>
+      </w:pPr>
+      <w:rPr>
+        <w:rFonts w:ascii="Wingdings" w:hAnsi="Wingdings" w:hint="default"/>
+        <w:sz w:val="20"/>
+      </w:rPr>
+    </w:lvl>
+  </w:abstractNum>
+  <w:abstractNum w:abstractNumId="33" w15:restartNumberingAfterBreak="0">
     <w:nsid w:val="75F16CB9"/>
     <w:multiLevelType w:val="multilevel"/>
     <w:tmpl w:val="A9EC35E8"/>
@@ -10244,7 +12772,7 @@
       </w:rPr>
     </w:lvl>
   </w:abstractNum>
-  <w:abstractNum w:abstractNumId="32" w15:restartNumberingAfterBreak="0">
+  <w:abstractNum w:abstractNumId="34" w15:restartNumberingAfterBreak="0">
     <w:nsid w:val="7A7419DD"/>
     <w:multiLevelType w:val="multilevel"/>
     <w:tmpl w:val="B90445B0"/>
@@ -10421,16 +12949,16 @@
     <w:abstractNumId w:val="0"/>
   </w:num>
   <w:num w:numId="10" w16cid:durableId="1098985290">
-    <w:abstractNumId w:val="31"/>
+    <w:abstractNumId w:val="33"/>
   </w:num>
   <w:num w:numId="11" w16cid:durableId="198277027">
-    <w:abstractNumId w:val="27"/>
+    <w:abstractNumId w:val="28"/>
   </w:num>
   <w:num w:numId="12" w16cid:durableId="2122383433">
     <w:abstractNumId w:val="9"/>
   </w:num>
   <w:num w:numId="13" w16cid:durableId="900940424">
-    <w:abstractNumId w:val="26"/>
+    <w:abstractNumId w:val="27"/>
   </w:num>
   <w:num w:numId="14" w16cid:durableId="820392402">
     <w:abstractNumId w:val="22"/>
@@ -10457,7 +12985,7 @@
     <w:abstractNumId w:val="25"/>
   </w:num>
   <w:num w:numId="22" w16cid:durableId="1528563172">
-    <w:abstractNumId w:val="28"/>
+    <w:abstractNumId w:val="29"/>
   </w:num>
   <w:num w:numId="23" w16cid:durableId="1878807408">
     <w:abstractNumId w:val="23"/>
@@ -10466,13 +12994,13 @@
     <w:abstractNumId w:val="19"/>
   </w:num>
   <w:num w:numId="25" w16cid:durableId="2051346208">
-    <w:abstractNumId w:val="29"/>
+    <w:abstractNumId w:val="30"/>
   </w:num>
   <w:num w:numId="26" w16cid:durableId="1325891424">
     <w:abstractNumId w:val="24"/>
   </w:num>
   <w:num w:numId="27" w16cid:durableId="1875196503">
-    <w:abstractNumId w:val="32"/>
+    <w:abstractNumId w:val="34"/>
   </w:num>
   <w:num w:numId="28" w16cid:durableId="2003966632">
     <w:abstractNumId w:val="18"/>
@@ -10484,13 +13012,19 @@
     <w:abstractNumId w:val="11"/>
   </w:num>
   <w:num w:numId="31" w16cid:durableId="601838803">
-    <w:abstractNumId w:val="30"/>
+    <w:abstractNumId w:val="31"/>
   </w:num>
   <w:num w:numId="32" w16cid:durableId="1533373337">
     <w:abstractNumId w:val="10"/>
   </w:num>
   <w:num w:numId="33" w16cid:durableId="2019043214">
     <w:abstractNumId w:val="20"/>
+  </w:num>
+  <w:num w:numId="34" w16cid:durableId="1403677586">
+    <w:abstractNumId w:val="26"/>
+  </w:num>
+  <w:num w:numId="35" w16cid:durableId="1832865799">
+    <w:abstractNumId w:val="32"/>
   </w:num>
 </w:numbering>
 </file>
@@ -10884,7 +13418,7 @@
   <w:style w:type="paragraph" w:default="1" w:styleId="Normal">
     <w:name w:val="Normal"/>
     <w:qFormat/>
-    <w:rsid w:val="005E7075"/>
+    <w:rsid w:val="00817C39"/>
     <w:rPr>
       <w:rFonts w:ascii="Calibri" w:hAnsi="Calibri"/>
     </w:rPr>

--- a/Project 3/Project3.docx
+++ b/Project 3/Project3.docx
@@ -963,7 +963,6 @@
       </w:pPr>
       <w:bookmarkStart w:id="1" w:name="_Toc208260656"/>
       <w:bookmarkStart w:id="2" w:name="_Toc208341149"/>
-      <w:proofErr w:type="spellStart"/>
       <w:r>
         <w:rPr>
           <w:rStyle w:val="IntenseEmphasis"/>
@@ -971,29 +970,10 @@
           <w:iCs w:val="0"/>
         </w:rPr>
         <w:lastRenderedPageBreak/>
-        <w:t>Πίν</w:t>
-      </w:r>
-      <w:proofErr w:type="spellEnd"/>
-      <w:r>
-        <w:rPr>
-          <w:rStyle w:val="IntenseEmphasis"/>
-          <w:i w:val="0"/>
-          <w:iCs w:val="0"/>
-        </w:rPr>
-        <w:t xml:space="preserve">ακας </w:t>
-      </w:r>
-      <w:proofErr w:type="spellStart"/>
-      <w:r>
-        <w:rPr>
-          <w:rStyle w:val="IntenseEmphasis"/>
-          <w:i w:val="0"/>
-          <w:iCs w:val="0"/>
-        </w:rPr>
-        <w:t>Περιεχομένων</w:t>
+        <w:t>Πίνακας Περιεχομένων</w:t>
       </w:r>
       <w:bookmarkEnd w:id="1"/>
       <w:bookmarkEnd w:id="2"/>
-      <w:proofErr w:type="spellEnd"/>
     </w:p>
     <w:p/>
     <w:sdt>
@@ -1236,7 +1216,7 @@
                 <w:noProof/>
                 <w:webHidden/>
               </w:rPr>
-              <w:t>6</w:t>
+              <w:t>5</w:t>
             </w:r>
             <w:r>
               <w:rPr>
@@ -1310,7 +1290,7 @@
                 <w:noProof/>
                 <w:webHidden/>
               </w:rPr>
-              <w:t>8</w:t>
+              <w:t>6</w:t>
             </w:r>
             <w:r>
               <w:rPr>
@@ -1516,69 +1496,8 @@
         </w:rPr>
         <w:t xml:space="preserve">. </w:t>
       </w:r>
-      <w:proofErr w:type="spellStart"/>
-      <w:r>
-        <w:t>Στόχος</w:t>
-      </w:r>
-      <w:proofErr w:type="spellEnd"/>
-      <w:r>
-        <w:t xml:space="preserve"> </w:t>
-      </w:r>
-      <w:proofErr w:type="spellStart"/>
-      <w:r>
-        <w:t>της</w:t>
-      </w:r>
-      <w:proofErr w:type="spellEnd"/>
-      <w:r>
-        <w:t xml:space="preserve"> </w:t>
-      </w:r>
-      <w:proofErr w:type="spellStart"/>
-      <w:r>
-        <w:t>άσκησης</w:t>
-      </w:r>
-      <w:proofErr w:type="spellEnd"/>
-      <w:r>
-        <w:t xml:space="preserve"> </w:t>
-      </w:r>
-      <w:proofErr w:type="spellStart"/>
-      <w:r>
-        <w:t>ήτ</w:t>
-      </w:r>
-      <w:proofErr w:type="spellEnd"/>
-      <w:r>
-        <w:t>αν η παρα</w:t>
-      </w:r>
-      <w:proofErr w:type="spellStart"/>
-      <w:r>
-        <w:t>λληλο</w:t>
-      </w:r>
-      <w:proofErr w:type="spellEnd"/>
-      <w:r>
-        <w:t xml:space="preserve">ποίηση </w:t>
-      </w:r>
-      <w:proofErr w:type="spellStart"/>
-      <w:r>
-        <w:t>δύο</w:t>
-      </w:r>
-      <w:proofErr w:type="spellEnd"/>
-      <w:r>
-        <w:t xml:space="preserve"> </w:t>
-      </w:r>
-      <w:proofErr w:type="spellStart"/>
-      <w:r>
-        <w:t>σειρι</w:t>
-      </w:r>
-      <w:proofErr w:type="spellEnd"/>
-      <w:r>
-        <w:t xml:space="preserve">ακών </w:t>
-      </w:r>
-      <w:proofErr w:type="spellStart"/>
-      <w:r>
-        <w:t>εφ</w:t>
-      </w:r>
-      <w:proofErr w:type="spellEnd"/>
-      <w:r>
-        <w:t>αρμογών:</w:t>
+      <w:r>
+        <w:t>Στόχος της άσκησης ήταν η παραλληλοποίηση δύο σειριακών εφαρμογών:</w:t>
       </w:r>
     </w:p>
     <w:p>
@@ -2469,7 +2388,6 @@
         </w:rPr>
         <w:t xml:space="preserve">), η συνάρτηση </w:t>
       </w:r>
-      <w:proofErr w:type="spellStart"/>
       <w:r>
         <w:rPr>
           <w:b/>
@@ -2477,7 +2395,6 @@
         </w:rPr>
         <w:t>drand</w:t>
       </w:r>
-      <w:proofErr w:type="spellEnd"/>
       <w:r>
         <w:rPr>
           <w:b/>
@@ -2492,7 +2409,6 @@
         </w:rPr>
         <w:t xml:space="preserve"> αντικαταστάθηκε από την </w:t>
       </w:r>
-      <w:proofErr w:type="spellStart"/>
       <w:r>
         <w:rPr>
           <w:b/>
@@ -2500,7 +2416,6 @@
         </w:rPr>
         <w:t>erand</w:t>
       </w:r>
-      <w:proofErr w:type="spellEnd"/>
       <w:r>
         <w:rPr>
           <w:b/>
@@ -2530,7 +2445,6 @@
         </w:rPr>
         <w:t xml:space="preserve"> κατάστασης (</w:t>
       </w:r>
-      <w:proofErr w:type="spellStart"/>
       <w:r>
         <w:rPr>
           <w:b/>
@@ -2538,7 +2452,6 @@
         </w:rPr>
         <w:t>xsubi</w:t>
       </w:r>
-      <w:proofErr w:type="spellEnd"/>
       <w:r>
         <w:rPr>
           <w:lang w:val="el-GR"/>
@@ -2801,7 +2714,6 @@
         </w:rPr>
         <w:t>, χρησιμοποιώντας τη δική τους γεννήτρια τυχαίων αριθμών (</w:t>
       </w:r>
-      <w:proofErr w:type="spellStart"/>
       <w:r>
         <w:rPr>
           <w:b/>
@@ -2809,7 +2721,6 @@
         </w:rPr>
         <w:t>randn</w:t>
       </w:r>
-      <w:proofErr w:type="spellEnd"/>
       <w:r>
         <w:rPr>
           <w:b/>
@@ -2831,7 +2742,6 @@
         </w:rPr>
         <w:t xml:space="preserve"> με </w:t>
       </w:r>
-      <w:proofErr w:type="spellStart"/>
       <w:r>
         <w:rPr>
           <w:b/>
@@ -2839,7 +2749,6 @@
         </w:rPr>
         <w:t>erand</w:t>
       </w:r>
-      <w:proofErr w:type="spellEnd"/>
       <w:r>
         <w:rPr>
           <w:b/>
@@ -2911,7 +2820,6 @@
         </w:rPr>
         <w:t xml:space="preserve"> </w:t>
       </w:r>
-      <w:proofErr w:type="spellStart"/>
       <w:r>
         <w:rPr>
           <w:b/>
@@ -2919,7 +2827,6 @@
         </w:rPr>
         <w:t>omp</w:t>
       </w:r>
-      <w:proofErr w:type="spellEnd"/>
       <w:r>
         <w:rPr>
           <w:b/>
@@ -3292,7 +3199,6 @@
         </w:rPr>
         <w:t xml:space="preserve"> </w:t>
       </w:r>
-      <w:proofErr w:type="spellStart"/>
       <w:r>
         <w:rPr>
           <w:b/>
@@ -3300,7 +3206,6 @@
         </w:rPr>
         <w:t>omp</w:t>
       </w:r>
-      <w:proofErr w:type="spellEnd"/>
       <w:r>
         <w:rPr>
           <w:b/>
@@ -3480,41 +3385,15 @@
           <w:numId w:val="33"/>
         </w:numPr>
       </w:pPr>
-      <w:proofErr w:type="spellStart"/>
-      <w:r>
-        <w:t>Προσθήκη</w:t>
-      </w:r>
-      <w:proofErr w:type="spellEnd"/>
-      <w:r>
-        <w:t xml:space="preserve"> βιβ</w:t>
-      </w:r>
-      <w:proofErr w:type="spellStart"/>
-      <w:r>
-        <w:t>λιοθήκης</w:t>
-      </w:r>
-      <w:proofErr w:type="spellEnd"/>
-      <w:r>
-        <w:rPr>
-          <w:b/>
-          <w:bCs/>
-        </w:rPr>
-        <w:t xml:space="preserve"> &lt;</w:t>
-      </w:r>
-      <w:proofErr w:type="spellStart"/>
-      <w:r>
-        <w:rPr>
-          <w:b/>
-          <w:bCs/>
-        </w:rPr>
-        <w:t>omp.h</w:t>
-      </w:r>
-      <w:proofErr w:type="spellEnd"/>
-      <w:r>
-        <w:rPr>
-          <w:b/>
-          <w:bCs/>
-        </w:rPr>
-        <w:t xml:space="preserve">&gt; </w:t>
+      <w:r>
+        <w:t>Προσθήκη βιβλιοθήκης</w:t>
+      </w:r>
+      <w:r>
+        <w:rPr>
+          <w:b/>
+          <w:bCs/>
+        </w:rPr>
+        <w:t xml:space="preserve"> &lt;omp.h&gt; </w:t>
       </w:r>
       <w:r>
         <w:t>και</w:t>
@@ -3524,23 +3403,7 @@
           <w:b/>
           <w:bCs/>
         </w:rPr>
-        <w:t xml:space="preserve"> &lt;</w:t>
-      </w:r>
-      <w:proofErr w:type="spellStart"/>
-      <w:r>
-        <w:rPr>
-          <w:b/>
-          <w:bCs/>
-        </w:rPr>
-        <w:t>string.h</w:t>
-      </w:r>
-      <w:proofErr w:type="spellEnd"/>
-      <w:r>
-        <w:rPr>
-          <w:b/>
-          <w:bCs/>
-        </w:rPr>
-        <w:t>&gt;</w:t>
+        <w:t xml:space="preserve"> &lt;string.h&gt;</w:t>
       </w:r>
       <w:r>
         <w:rPr>
@@ -3639,7 +3502,6 @@
         </w:rPr>
         <w:t xml:space="preserve"> </w:t>
       </w:r>
-      <w:proofErr w:type="spellStart"/>
       <w:r>
         <w:rPr>
           <w:b/>
@@ -3647,7 +3509,6 @@
         </w:rPr>
         <w:t>erand</w:t>
       </w:r>
-      <w:proofErr w:type="spellEnd"/>
       <w:r>
         <w:rPr>
           <w:b/>
@@ -3787,7 +3648,6 @@
         </w:rPr>
         <w:t>_</w:t>
       </w:r>
-      <w:proofErr w:type="spellStart"/>
       <w:r>
         <w:rPr>
           <w:b/>
@@ -3795,7 +3655,6 @@
         </w:rPr>
         <w:t>omp</w:t>
       </w:r>
-      <w:proofErr w:type="spellEnd"/>
       <w:r>
         <w:rPr>
           <w:b/>
@@ -3836,7 +3695,6 @@
         </w:rPr>
         <w:t xml:space="preserve">Ενεργοποίηση εμφωλευμένου παραλληλισμού με </w:t>
       </w:r>
-      <w:proofErr w:type="spellStart"/>
       <w:r>
         <w:rPr>
           <w:b/>
@@ -3844,7 +3702,6 @@
         </w:rPr>
         <w:t>omp</w:t>
       </w:r>
-      <w:proofErr w:type="spellEnd"/>
       <w:r>
         <w:rPr>
           <w:b/>
@@ -3936,7 +3793,6 @@
         </w:rPr>
         <w:t xml:space="preserve"> </w:t>
       </w:r>
-      <w:proofErr w:type="spellStart"/>
       <w:r>
         <w:rPr>
           <w:b/>
@@ -3944,7 +3800,6 @@
         </w:rPr>
         <w:t>xsubi</w:t>
       </w:r>
-      <w:proofErr w:type="spellEnd"/>
       <w:r>
         <w:rPr>
           <w:b/>
@@ -4000,7 +3855,6 @@
         </w:rPr>
         <w:t xml:space="preserve"> και </w:t>
       </w:r>
-      <w:proofErr w:type="spellStart"/>
       <w:r>
         <w:rPr>
           <w:b/>
@@ -4008,7 +3862,6 @@
         </w:rPr>
         <w:t>tid</w:t>
       </w:r>
-      <w:proofErr w:type="spellEnd"/>
       <w:r>
         <w:rPr>
           <w:lang w:val="el-GR"/>
@@ -4026,13 +3879,8 @@
           <w:lang w:val="el-GR"/>
         </w:rPr>
       </w:pPr>
-      <w:proofErr w:type="spellStart"/>
-      <w:r>
-        <w:t>Χρήση</w:t>
-      </w:r>
-      <w:proofErr w:type="spellEnd"/>
-      <w:r>
-        <w:t xml:space="preserve"> </w:t>
+      <w:r>
+        <w:t xml:space="preserve">Χρήση </w:t>
       </w:r>
       <w:r>
         <w:rPr>
@@ -4042,33 +3890,8 @@
         <w:t>reduction</w:t>
       </w:r>
       <w:r>
-        <w:t xml:space="preserve"> </w:t>
-      </w:r>
-      <w:proofErr w:type="spellStart"/>
-      <w:r>
-        <w:t>γι</w:t>
-      </w:r>
-      <w:proofErr w:type="spellEnd"/>
-      <w:r>
-        <w:t xml:space="preserve">α </w:t>
-      </w:r>
-      <w:proofErr w:type="spellStart"/>
-      <w:r>
-        <w:t>το</w:t>
-      </w:r>
-      <w:proofErr w:type="spellEnd"/>
-      <w:r>
-        <w:t xml:space="preserve"> </w:t>
-      </w:r>
-      <w:proofErr w:type="spellStart"/>
-      <w:r>
-        <w:t>άθροισμ</w:t>
-      </w:r>
-      <w:proofErr w:type="spellEnd"/>
-      <w:r>
-        <w:t xml:space="preserve">α </w:t>
-      </w:r>
-      <w:proofErr w:type="spellStart"/>
+        <w:t xml:space="preserve"> για το άθροισμα </w:t>
+      </w:r>
       <w:r>
         <w:rPr>
           <w:b/>
@@ -4076,7 +3899,6 @@
         </w:rPr>
         <w:t>global_sum</w:t>
       </w:r>
-      <w:proofErr w:type="spellEnd"/>
       <w:r>
         <w:t>.</w:t>
       </w:r>
@@ -4097,7 +3919,6 @@
         </w:rPr>
         <w:t xml:space="preserve">Τοποθέτηση της </w:t>
       </w:r>
-      <w:proofErr w:type="spellStart"/>
       <w:r>
         <w:rPr>
           <w:b/>
@@ -4105,7 +3926,6 @@
         </w:rPr>
         <w:t>printf</w:t>
       </w:r>
-      <w:proofErr w:type="spellEnd"/>
       <w:r>
         <w:rPr>
           <w:lang w:val="el-GR"/>
@@ -4198,7 +4018,6 @@
         </w:rPr>
         <w:t>_</w:t>
       </w:r>
-      <w:proofErr w:type="spellStart"/>
       <w:r>
         <w:rPr>
           <w:b/>
@@ -4206,7 +4025,6 @@
         </w:rPr>
         <w:t>omp</w:t>
       </w:r>
-      <w:proofErr w:type="spellEnd"/>
       <w:r>
         <w:rPr>
           <w:b/>
@@ -4247,7 +4065,6 @@
         </w:rPr>
         <w:t xml:space="preserve">Μετατροπή της </w:t>
       </w:r>
-      <w:proofErr w:type="spellStart"/>
       <w:r>
         <w:rPr>
           <w:b/>
@@ -4255,14 +4072,12 @@
         </w:rPr>
         <w:t>randn</w:t>
       </w:r>
-      <w:proofErr w:type="spellEnd"/>
       <w:r>
         <w:rPr>
           <w:lang w:val="el-GR"/>
         </w:rPr>
         <w:t xml:space="preserve"> σε </w:t>
       </w:r>
-      <w:proofErr w:type="spellStart"/>
       <w:r>
         <w:rPr>
           <w:b/>
@@ -4270,7 +4085,6 @@
         </w:rPr>
         <w:t>randn</w:t>
       </w:r>
-      <w:proofErr w:type="spellEnd"/>
       <w:r>
         <w:rPr>
           <w:b/>
@@ -4324,7 +4138,6 @@
         </w:rPr>
         <w:t xml:space="preserve"> *</w:t>
       </w:r>
-      <w:proofErr w:type="spellStart"/>
       <w:r>
         <w:rPr>
           <w:b/>
@@ -4332,7 +4145,6 @@
         </w:rPr>
         <w:t>xsubi</w:t>
       </w:r>
-      <w:proofErr w:type="spellEnd"/>
       <w:r>
         <w:rPr>
           <w:b/>
@@ -4347,7 +4159,6 @@
         </w:rPr>
         <w:t xml:space="preserve"> για χρήση </w:t>
       </w:r>
-      <w:proofErr w:type="spellStart"/>
       <w:r>
         <w:rPr>
           <w:b/>
@@ -4355,7 +4166,6 @@
         </w:rPr>
         <w:t>erand</w:t>
       </w:r>
-      <w:proofErr w:type="spellEnd"/>
       <w:r>
         <w:rPr>
           <w:b/>
@@ -4370,7 +4180,6 @@
         </w:rPr>
         <w:t xml:space="preserve"> αντί </w:t>
       </w:r>
-      <w:proofErr w:type="spellStart"/>
       <w:r>
         <w:rPr>
           <w:b/>
@@ -4378,7 +4187,6 @@
         </w:rPr>
         <w:t>drand</w:t>
       </w:r>
-      <w:proofErr w:type="spellEnd"/>
       <w:r>
         <w:rPr>
           <w:b/>
@@ -4496,7 +4304,6 @@
         </w:rPr>
         <w:t>_</w:t>
       </w:r>
-      <w:proofErr w:type="spellStart"/>
       <w:r>
         <w:rPr>
           <w:b/>
@@ -4504,7 +4311,6 @@
         </w:rPr>
         <w:t>logreg</w:t>
       </w:r>
-      <w:proofErr w:type="spellEnd"/>
       <w:r>
         <w:rPr>
           <w:lang w:val="el-GR"/>
@@ -4571,7 +4377,6 @@
         </w:rPr>
         <w:t>_</w:t>
       </w:r>
-      <w:proofErr w:type="spellStart"/>
       <w:r>
         <w:rPr>
           <w:b/>
@@ -4579,7 +4384,6 @@
         </w:rPr>
         <w:t>wtime</w:t>
       </w:r>
-      <w:proofErr w:type="spellEnd"/>
       <w:r>
         <w:rPr>
           <w:b/>
@@ -4701,11 +4505,9 @@
         </w:rPr>
         <w:t xml:space="preserve"> </w:t>
       </w:r>
-      <w:proofErr w:type="spellStart"/>
       <w:r>
         <w:t>i</w:t>
       </w:r>
-      <w:proofErr w:type="spellEnd"/>
       <w:r>
         <w:rPr>
           <w:lang w:val="el-GR"/>
@@ -4888,7 +4690,6 @@
         </w:rPr>
         <w:t>_</w:t>
       </w:r>
-      <w:proofErr w:type="spellStart"/>
       <w:r>
         <w:rPr>
           <w:b/>
@@ -4896,7 +4697,6 @@
         </w:rPr>
         <w:t>omp</w:t>
       </w:r>
-      <w:proofErr w:type="spellEnd"/>
       <w:r>
         <w:rPr>
           <w:lang w:val="el-GR"/>
@@ -5018,11 +4818,9 @@
             <w:pPr>
               <w:jc w:val="center"/>
             </w:pPr>
-            <w:proofErr w:type="spellStart"/>
             <w:r>
               <w:t>Αριθμός</w:t>
             </w:r>
-            <w:proofErr w:type="spellEnd"/>
             <w:r>
               <w:t xml:space="preserve"> </w:t>
             </w:r>
@@ -5032,11 +4830,9 @@
               </w:rPr>
               <w:t xml:space="preserve">Εξωτερικών </w:t>
             </w:r>
-            <w:proofErr w:type="spellStart"/>
             <w:r>
               <w:t>Νημάτων</w:t>
             </w:r>
-            <w:proofErr w:type="spellEnd"/>
             <w:r>
               <w:t xml:space="preserve"> (P)</w:t>
             </w:r>
@@ -5050,11 +4846,9 @@
             <w:pPr>
               <w:jc w:val="center"/>
             </w:pPr>
-            <w:proofErr w:type="spellStart"/>
             <w:r>
               <w:t>Αριθμός</w:t>
             </w:r>
-            <w:proofErr w:type="spellEnd"/>
             <w:r>
               <w:t xml:space="preserve"> </w:t>
             </w:r>
@@ -5064,11 +4858,9 @@
               </w:rPr>
               <w:t xml:space="preserve">Εσωτερικών </w:t>
             </w:r>
-            <w:proofErr w:type="spellStart"/>
             <w:r>
               <w:t>Νημάτων</w:t>
             </w:r>
-            <w:proofErr w:type="spellEnd"/>
             <w:r>
               <w:t xml:space="preserve"> (</w:t>
             </w:r>
@@ -5099,19 +4891,9 @@
             <w:pPr>
               <w:jc w:val="center"/>
             </w:pPr>
-            <w:proofErr w:type="spellStart"/>
             <w:r>
-              <w:t>Χρόνος</w:t>
+              <w:t>Χρόνος Εκτέλεσης</w:t>
             </w:r>
-            <w:proofErr w:type="spellEnd"/>
-            <w:r>
-              <w:t xml:space="preserve"> </w:t>
-            </w:r>
-            <w:proofErr w:type="spellStart"/>
-            <w:r>
-              <w:t>Εκτέλεσης</w:t>
-            </w:r>
-            <w:proofErr w:type="spellEnd"/>
           </w:p>
         </w:tc>
         <w:tc>
@@ -6187,7 +5969,6 @@
         </w:rPr>
         <w:t xml:space="preserve">, με χρόνους περίπου στα 10-11 δευτερόλεπτα. Αυτό αποδεικνύει ότι η στρατηγική </w:t>
       </w:r>
-      <w:proofErr w:type="spellStart"/>
       <w:r>
         <w:rPr>
           <w:b/>
@@ -6195,7 +5976,6 @@
         </w:rPr>
         <w:t>omp</w:t>
       </w:r>
-      <w:proofErr w:type="spellEnd"/>
       <w:r>
         <w:rPr>
           <w:b/>
@@ -7238,7 +7018,6 @@
         </w:rPr>
         <w:t>_</w:t>
       </w:r>
-      <w:proofErr w:type="spellStart"/>
       <w:r>
         <w:rPr>
           <w:b/>
@@ -7246,7 +7025,6 @@
         </w:rPr>
         <w:t>omp</w:t>
       </w:r>
-      <w:proofErr w:type="spellEnd"/>
       <w:r>
         <w:rPr>
           <w:lang w:val="el-GR"/>
@@ -7414,21 +7192,17 @@
             <w:pPr>
               <w:jc w:val="center"/>
             </w:pPr>
-            <w:proofErr w:type="spellStart"/>
             <w:r>
               <w:t>Αριθμός</w:t>
             </w:r>
-            <w:proofErr w:type="spellEnd"/>
           </w:p>
           <w:p>
             <w:pPr>
               <w:jc w:val="center"/>
             </w:pPr>
-            <w:proofErr w:type="spellStart"/>
             <w:r>
               <w:t>Νημάτων</w:t>
             </w:r>
-            <w:proofErr w:type="spellEnd"/>
             <w:r>
               <w:t xml:space="preserve"> (T)</w:t>
             </w:r>
@@ -7445,13 +7219,8 @@
                 <w:lang w:val="el-GR"/>
               </w:rPr>
             </w:pPr>
-            <w:proofErr w:type="spellStart"/>
             <w:r>
-              <w:t>Χρόνος</w:t>
-            </w:r>
-            <w:proofErr w:type="spellEnd"/>
-            <w:r>
-              <w:t xml:space="preserve"> </w:t>
+              <w:t xml:space="preserve">Χρόνος </w:t>
             </w:r>
             <w:r>
               <w:rPr>
@@ -7472,22 +7241,18 @@
                 <w:lang w:val="el-GR"/>
               </w:rPr>
             </w:pPr>
-            <w:proofErr w:type="spellStart"/>
             <w:r>
               <w:t>Συνολικός</w:t>
             </w:r>
-            <w:proofErr w:type="spellEnd"/>
             <w:r>
               <w:rPr>
                 <w:lang w:val="el-GR"/>
               </w:rPr>
               <w:t xml:space="preserve"> </w:t>
             </w:r>
-            <w:proofErr w:type="spellStart"/>
             <w:r>
               <w:t>Χρόνος</w:t>
             </w:r>
-            <w:proofErr w:type="spellEnd"/>
           </w:p>
         </w:tc>
         <w:tc>
@@ -8402,7 +8167,6 @@
         </w:rPr>
         <w:t xml:space="preserve">) ανεξαρτήτως νημάτων. Αυτό επιβεβαιώνει ότι η διαχείριση των τυχαίων αριθμών με την </w:t>
       </w:r>
-      <w:proofErr w:type="spellStart"/>
       <w:r>
         <w:rPr>
           <w:b/>
@@ -8410,7 +8174,6 @@
         </w:rPr>
         <w:t>erand</w:t>
       </w:r>
-      <w:proofErr w:type="spellEnd"/>
       <w:r>
         <w:rPr>
           <w:b/>
@@ -8434,7 +8197,6 @@
         </w:rPr>
         <w:t xml:space="preserve"> </w:t>
       </w:r>
-      <w:proofErr w:type="spellStart"/>
       <w:r>
         <w:rPr>
           <w:b/>
@@ -8442,7 +8204,6 @@
         </w:rPr>
         <w:t>xsubi</w:t>
       </w:r>
-      <w:proofErr w:type="spellEnd"/>
       <w:r>
         <w:rPr>
           <w:lang w:val="el-GR"/>
@@ -13635,6 +13396,7 @@
   <w:style w:type="character" w:default="1" w:styleId="DefaultParagraphFont">
     <w:name w:val="Default Paragraph Font"/>
     <w:uiPriority w:val="1"/>
+    <w:semiHidden/>
     <w:unhideWhenUsed/>
   </w:style>
   <w:style w:type="table" w:default="1" w:styleId="TableNormal">
